--- a/02-放大电路/04-射频放大电路/射频小信号放大电路/射频小信号放大电路.docx
+++ b/02-放大电路/04-射频放大电路/射频小信号放大电路/射频小信号放大电路.docx
@@ -3383,6 +3383,20 @@
     </w:p>
     <w:bookmarkEnd w:id="26"/>
     <w:bookmarkEnd w:id="27"/>
+    <w:p>
+      <w:pPr>
+        <w:spacing w:before="360"/>
+        <w:jc w:val="center"/>
+      </w:pPr>
+      <w:r>
+        <w:rPr>
+          <w:rFonts w:ascii="Times New Roman" w:hAnsi="Times New Roman"/>
+          <w:color w:val="555555"/>
+          <w:sz w:val="21"/>
+        </w:rPr>
+        <w:t>材料收集者：杜文杰</w:t>
+      </w:r>
+    </w:p>
     <w:sectPr>
       <w:headerReference r:id="rId9" w:type="default"/>
       <w:footerReference r:id="rId10" w:type="default"/>

--- a/02-放大电路/04-射频放大电路/射频小信号放大电路/射频小信号放大电路.docx
+++ b/02-放大电路/04-射频放大电路/射频小信号放大电路/射频小信号放大电路.docx
@@ -1,6 +1,6 @@
 
 <file path=word/document.xml><?xml version="1.0" encoding="utf-8"?>
-<w:document xmlns:w="http://schemas.openxmlformats.org/wordprocessingml/2006/main" xmlns:m="http://schemas.openxmlformats.org/officeDocument/2006/math" xmlns:r="http://schemas.openxmlformats.org/officeDocument/2006/relationships" xmlns:o="urn:schemas-microsoft-com:office:office" xmlns:v="urn:schemas-microsoft-com:vml" xmlns:w10="urn:schemas-microsoft-com:office:word" xmlns:a="http://schemas.openxmlformats.org/drawingml/2006/main" xmlns:pic="http://schemas.openxmlformats.org/drawingml/2006/picture" xmlns:wp="http://schemas.openxmlformats.org/drawingml/2006/wordprocessingDrawing">
+<w:document xmlns:m="http://schemas.openxmlformats.org/officeDocument/2006/math" xmlns:r="http://schemas.openxmlformats.org/officeDocument/2006/relationships" xmlns:w="http://schemas.openxmlformats.org/wordprocessingml/2006/main" xmlns:o="urn:schemas-microsoft-com:office:office" xmlns:v="urn:schemas-microsoft-com:vml" xmlns:w10="urn:schemas-microsoft-com:office:word" xmlns:a="http://schemas.openxmlformats.org/drawingml/2006/main" xmlns:pic="http://schemas.openxmlformats.org/drawingml/2006/picture" xmlns:wp="http://schemas.openxmlformats.org/drawingml/2006/wordprocessingDrawing">
   <w:body>
     <w:bookmarkStart w:id="27" w:name="射频小信号放大电路"/>
     <w:p>
@@ -9,7 +9,7 @@
       </w:pPr>
       <w:r>
         <w:rPr>
-          <w:rFonts w:hint="eastAsia"/>
+          <w:rFonts w:hint="eastAsia" w:eastAsia="黑体"/>
         </w:rPr>
         <w:t xml:space="preserve">射频小信号放大电路</w:t>
       </w:r>
@@ -21,7 +21,7 @@
       </w:pPr>
       <w:r>
         <w:rPr>
-          <w:rFonts w:hint="eastAsia"/>
+          <w:rFonts w:hint="eastAsia" w:eastAsia="黑体"/>
         </w:rPr>
         <w:t xml:space="preserve">拓扑描述</w:t>
       </w:r>
@@ -32,13 +32,13 @@
       </w:pPr>
       <w:r>
         <w:rPr>
-          <w:rFonts w:hint="eastAsia"/>
+          <w:rFonts w:hint="eastAsia" w:eastAsia="黑体"/>
         </w:rPr>
         <w:t xml:space="preserve">以典型的</w:t>
       </w:r>
       <w:r>
         <w:rPr>
-          <w:rFonts w:hint="eastAsia"/>
+          <w:rFonts w:hint="eastAsia" w:eastAsia="黑体"/>
           <w:b/>
           <w:bCs/>
         </w:rPr>
@@ -46,13 +46,13 @@
       </w:r>
       <w:r>
         <w:rPr>
-          <w:rFonts w:hint="eastAsia"/>
+          <w:rFonts w:hint="eastAsia" w:eastAsia="黑体"/>
         </w:rPr>
         <w:t xml:space="preserve">为代表性实现，本电路由</w:t>
       </w:r>
       <w:r>
         <w:rPr>
-          <w:rFonts w:hint="eastAsia"/>
+          <w:rFonts w:hint="eastAsia" w:eastAsia="黑体"/>
           <w:b/>
           <w:bCs/>
         </w:rPr>
@@ -60,6 +60,7 @@
       </w:r>
       <w:r>
         <w:rPr>
+          <w:rFonts w:eastAsia="黑体"/>
           <w:b/>
           <w:bCs/>
         </w:rPr>
@@ -81,7 +82,7 @@
       </m:oMath>
       <w:r>
         <w:rPr>
-          <w:rFonts w:hint="eastAsia"/>
+          <w:rFonts w:hint="eastAsia" w:eastAsia="黑体"/>
           <w:b/>
           <w:bCs/>
         </w:rPr>
@@ -89,6 +90,7 @@
       </w:r>
       <w:r>
         <w:rPr>
+          <w:rFonts w:eastAsia="黑体"/>
           <w:b/>
           <w:bCs/>
         </w:rPr>
@@ -96,18 +98,21 @@
       </w:r>
       <w:r>
         <w:rPr>
-          <w:rFonts w:hint="eastAsia"/>
+          <w:rFonts w:hint="eastAsia" w:eastAsia="黑体"/>
           <w:b/>
           <w:bCs/>
         </w:rPr>
         <w:t xml:space="preserve">FET）</w:t>
       </w:r>
       <w:r>
+        <w:rPr>
+          <w:rFonts w:eastAsia="黑体"/>
+        </w:rPr>
         <w:t xml:space="preserve">、</w:t>
       </w:r>
       <w:r>
         <w:rPr>
-          <w:rFonts w:hint="eastAsia"/>
+          <w:rFonts w:hint="eastAsia" w:eastAsia="黑体"/>
           <w:b/>
           <w:bCs/>
         </w:rPr>
@@ -115,6 +120,7 @@
       </w:r>
       <w:r>
         <w:rPr>
+          <w:rFonts w:eastAsia="黑体"/>
           <w:b/>
           <w:bCs/>
         </w:rPr>
@@ -139,6 +145,7 @@
       </m:oMath>
       <w:r>
         <w:rPr>
+          <w:rFonts w:eastAsia="黑体"/>
           <w:b/>
           <w:bCs/>
         </w:rPr>
@@ -146,7 +153,7 @@
       </w:r>
       <w:r>
         <w:rPr>
-          <w:rFonts w:hint="eastAsia"/>
+          <w:rFonts w:hint="eastAsia" w:eastAsia="黑体"/>
           <w:b/>
           <w:bCs/>
         </w:rPr>
@@ -154,6 +161,7 @@
       </w:r>
       <w:r>
         <w:rPr>
+          <w:rFonts w:eastAsia="黑体"/>
           <w:b/>
           <w:bCs/>
         </w:rPr>
@@ -175,18 +183,21 @@
       </m:oMath>
       <w:r>
         <w:rPr>
-          <w:rFonts w:hint="eastAsia"/>
+          <w:rFonts w:hint="eastAsia" w:eastAsia="黑体"/>
           <w:b/>
           <w:bCs/>
         </w:rPr>
         <w:t xml:space="preserve">）</w:t>
       </w:r>
       <w:r>
+        <w:rPr>
+          <w:rFonts w:eastAsia="黑体"/>
+        </w:rPr>
         <w:t xml:space="preserve">、</w:t>
       </w:r>
       <w:r>
         <w:rPr>
-          <w:rFonts w:hint="eastAsia"/>
+          <w:rFonts w:hint="eastAsia" w:eastAsia="黑体"/>
           <w:b/>
           <w:bCs/>
         </w:rPr>
@@ -194,6 +205,7 @@
       </w:r>
       <w:r>
         <w:rPr>
+          <w:rFonts w:eastAsia="黑体"/>
           <w:b/>
           <w:bCs/>
         </w:rPr>
@@ -215,6 +227,7 @@
       </m:oMath>
       <w:r>
         <w:rPr>
+          <w:rFonts w:eastAsia="黑体"/>
           <w:b/>
           <w:bCs/>
         </w:rPr>
@@ -222,7 +235,7 @@
       </w:r>
       <w:r>
         <w:rPr>
-          <w:rFonts w:hint="eastAsia"/>
+          <w:rFonts w:hint="eastAsia" w:eastAsia="黑体"/>
           <w:b/>
           <w:bCs/>
         </w:rPr>
@@ -230,6 +243,7 @@
       </w:r>
       <w:r>
         <w:rPr>
+          <w:rFonts w:eastAsia="黑体"/>
           <w:b/>
           <w:bCs/>
         </w:rPr>
@@ -257,18 +271,21 @@
       </m:oMath>
       <w:r>
         <w:rPr>
-          <w:rFonts w:hint="eastAsia"/>
+          <w:rFonts w:hint="eastAsia" w:eastAsia="黑体"/>
           <w:b/>
           <w:bCs/>
         </w:rPr>
         <w:t xml:space="preserve">）</w:t>
       </w:r>
       <w:r>
+        <w:rPr>
+          <w:rFonts w:eastAsia="黑体"/>
+        </w:rPr>
         <w:t xml:space="preserve">、</w:t>
       </w:r>
       <w:r>
         <w:rPr>
-          <w:rFonts w:hint="eastAsia"/>
+          <w:rFonts w:hint="eastAsia" w:eastAsia="黑体"/>
           <w:b/>
           <w:bCs/>
         </w:rPr>
@@ -276,6 +293,7 @@
       </w:r>
       <w:r>
         <w:rPr>
+          <w:rFonts w:eastAsia="黑体"/>
           <w:b/>
           <w:bCs/>
         </w:rPr>
@@ -297,6 +315,7 @@
       </m:oMath>
       <w:r>
         <w:rPr>
+          <w:rFonts w:eastAsia="黑体"/>
           <w:b/>
           <w:bCs/>
         </w:rPr>
@@ -317,11 +336,14 @@
         </m:sSub>
       </m:oMath>
       <w:r>
+        <w:rPr>
+          <w:rFonts w:eastAsia="黑体"/>
+        </w:rPr>
         <w:t xml:space="preserve">、</w:t>
       </w:r>
       <w:r>
         <w:rPr>
-          <w:rFonts w:hint="eastAsia"/>
+          <w:rFonts w:hint="eastAsia" w:eastAsia="黑体"/>
           <w:b/>
           <w:bCs/>
         </w:rPr>
@@ -329,6 +351,7 @@
       </w:r>
       <w:r>
         <w:rPr>
+          <w:rFonts w:eastAsia="黑体"/>
           <w:b/>
           <w:bCs/>
         </w:rPr>
@@ -350,6 +373,7 @@
       </m:oMath>
       <w:r>
         <w:rPr>
+          <w:rFonts w:eastAsia="黑体"/>
           <w:b/>
           <w:bCs/>
         </w:rPr>
@@ -357,7 +381,7 @@
       </w:r>
       <w:r>
         <w:rPr>
-          <w:rFonts w:hint="eastAsia"/>
+          <w:rFonts w:hint="eastAsia" w:eastAsia="黑体"/>
           <w:b/>
           <w:bCs/>
         </w:rPr>
@@ -365,6 +389,7 @@
       </w:r>
       <w:r>
         <w:rPr>
+          <w:rFonts w:eastAsia="黑体"/>
           <w:b/>
           <w:bCs/>
         </w:rPr>
@@ -385,20 +410,26 @@
         </m:sSub>
       </m:oMath>
       <w:r>
+        <w:rPr>
+          <w:rFonts w:eastAsia="黑体"/>
+        </w:rPr>
         <w:t xml:space="preserve"> </w:t>
       </w:r>
       <w:r>
         <w:rPr>
-          <w:rFonts w:hint="eastAsia"/>
+          <w:rFonts w:hint="eastAsia" w:eastAsia="黑体"/>
         </w:rPr>
         <w:t xml:space="preserve">以及</w:t>
       </w:r>
       <w:r>
+        <w:rPr>
+          <w:rFonts w:eastAsia="黑体"/>
+        </w:rPr>
         <w:t xml:space="preserve"> </w:t>
       </w:r>
       <w:r>
         <w:rPr>
-          <w:rFonts w:hint="eastAsia"/>
+          <w:rFonts w:hint="eastAsia" w:eastAsia="黑体"/>
           <w:b/>
           <w:bCs/>
         </w:rPr>
@@ -406,6 +437,7 @@
       </w:r>
       <w:r>
         <w:rPr>
+          <w:rFonts w:eastAsia="黑体"/>
           <w:b/>
           <w:bCs/>
         </w:rPr>
@@ -426,26 +458,32 @@
         </m:sSub>
       </m:oMath>
       <w:r>
+        <w:rPr>
+          <w:rFonts w:eastAsia="黑体"/>
+        </w:rPr>
         <w:t xml:space="preserve"> </w:t>
       </w:r>
       <w:r>
         <w:rPr>
-          <w:rFonts w:hint="eastAsia"/>
+          <w:rFonts w:hint="eastAsia" w:eastAsia="黑体"/>
         </w:rPr>
         <w:t xml:space="preserve">组成，工作在线性区（小信号模型）。电路共有</w:t>
       </w:r>
       <w:r>
+        <w:rPr>
+          <w:rFonts w:eastAsia="黑体"/>
+        </w:rPr>
         <w:t xml:space="preserve"> 8 </w:t>
       </w:r>
       <w:r>
         <w:rPr>
-          <w:rFonts w:hint="eastAsia"/>
+          <w:rFonts w:hint="eastAsia" w:eastAsia="黑体"/>
         </w:rPr>
         <w:t xml:space="preserve">个关键节点：</w:t>
       </w:r>
       <w:r>
         <w:rPr>
-          <w:rFonts w:hint="eastAsia"/>
+          <w:rFonts w:hint="eastAsia" w:eastAsia="黑体"/>
           <w:b/>
           <w:bCs/>
         </w:rPr>
@@ -453,6 +491,7 @@
       </w:r>
       <w:r>
         <w:rPr>
+          <w:rFonts w:eastAsia="黑体"/>
           <w:b/>
           <w:bCs/>
         </w:rPr>
@@ -460,7 +499,7 @@
       </w:r>
       <w:r>
         <w:rPr>
-          <w:rFonts w:hint="eastAsia"/>
+          <w:rFonts w:hint="eastAsia" w:eastAsia="黑体"/>
           <w:b/>
           <w:bCs/>
         </w:rPr>
@@ -468,11 +507,14 @@
       </w:r>
       <w:r>
         <w:rPr>
-          <w:rFonts w:hint="eastAsia"/>
+          <w:rFonts w:hint="eastAsia" w:eastAsia="黑体"/>
         </w:rPr>
         <w:t xml:space="preserve">（信号源正端与</w:t>
       </w:r>
       <w:r>
+        <w:rPr>
+          <w:rFonts w:eastAsia="黑体"/>
+        </w:rPr>
         <w:t xml:space="preserve"> </w:t>
       </w:r>
       <m:oMath>
@@ -493,17 +535,20 @@
         </m:sSub>
       </m:oMath>
       <w:r>
+        <w:rPr>
+          <w:rFonts w:eastAsia="黑体"/>
+        </w:rPr>
         <w:t xml:space="preserve"> </w:t>
       </w:r>
       <w:r>
         <w:rPr>
-          <w:rFonts w:hint="eastAsia"/>
+          <w:rFonts w:hint="eastAsia" w:eastAsia="黑体"/>
         </w:rPr>
         <w:t xml:space="preserve">一端相连）；</w:t>
       </w:r>
       <w:r>
         <w:rPr>
-          <w:rFonts w:hint="eastAsia"/>
+          <w:rFonts w:hint="eastAsia" w:eastAsia="黑体"/>
           <w:b/>
           <w:bCs/>
         </w:rPr>
@@ -511,6 +556,7 @@
       </w:r>
       <w:r>
         <w:rPr>
+          <w:rFonts w:eastAsia="黑体"/>
           <w:b/>
           <w:bCs/>
         </w:rPr>
@@ -518,7 +564,7 @@
       </w:r>
       <w:r>
         <w:rPr>
-          <w:rFonts w:hint="eastAsia"/>
+          <w:rFonts w:hint="eastAsia" w:eastAsia="黑体"/>
           <w:b/>
           <w:bCs/>
         </w:rPr>
@@ -526,7 +572,7 @@
       </w:r>
       <w:r>
         <w:rPr>
-          <w:rFonts w:hint="eastAsia"/>
+          <w:rFonts w:hint="eastAsia" w:eastAsia="黑体"/>
         </w:rPr>
         <w:t xml:space="preserve">（</w:t>
       </w:r>
@@ -548,11 +594,14 @@
         </m:sSub>
       </m:oMath>
       <w:r>
+        <w:rPr>
+          <w:rFonts w:eastAsia="黑体"/>
+        </w:rPr>
         <w:t xml:space="preserve"> </w:t>
       </w:r>
       <w:r>
         <w:rPr>
-          <w:rFonts w:hint="eastAsia"/>
+          <w:rFonts w:hint="eastAsia" w:eastAsia="黑体"/>
         </w:rPr>
         <w:t xml:space="preserve">另一端、</w:t>
       </w:r>
@@ -571,11 +620,14 @@
         </m:sSub>
       </m:oMath>
       <w:r>
+        <w:rPr>
+          <w:rFonts w:eastAsia="黑体"/>
+        </w:rPr>
         <w:t xml:space="preserve"> </w:t>
       </w:r>
       <w:r>
         <w:rPr>
-          <w:rFonts w:hint="eastAsia"/>
+          <w:rFonts w:hint="eastAsia" w:eastAsia="黑体"/>
         </w:rPr>
         <w:t xml:space="preserve">一端、</w:t>
       </w:r>
@@ -594,11 +646,14 @@
         </m:sSub>
       </m:oMath>
       <w:r>
+        <w:rPr>
+          <w:rFonts w:eastAsia="黑体"/>
+        </w:rPr>
         <w:t xml:space="preserve"> </w:t>
       </w:r>
       <w:r>
         <w:rPr>
-          <w:rFonts w:hint="eastAsia"/>
+          <w:rFonts w:hint="eastAsia" w:eastAsia="黑体"/>
         </w:rPr>
         <w:t xml:space="preserve">下端、</w:t>
       </w:r>
@@ -617,15 +672,21 @@
         </m:sSub>
       </m:oMath>
       <w:r>
+        <w:rPr>
+          <w:rFonts w:eastAsia="黑体"/>
+        </w:rPr>
         <w:t xml:space="preserve"> </w:t>
       </w:r>
       <w:r>
         <w:rPr>
-          <w:rFonts w:hint="eastAsia"/>
+          <w:rFonts w:hint="eastAsia" w:eastAsia="黑体"/>
         </w:rPr>
         <w:t xml:space="preserve">上端与</w:t>
       </w:r>
       <w:r>
+        <w:rPr>
+          <w:rFonts w:eastAsia="黑体"/>
+        </w:rPr>
         <w:t xml:space="preserve"> </w:t>
       </w:r>
       <m:oMath>
@@ -643,26 +704,32 @@
         </m:sSub>
       </m:oMath>
       <w:r>
+        <w:rPr>
+          <w:rFonts w:eastAsia="黑体"/>
+        </w:rPr>
         <w:t xml:space="preserve"> </w:t>
       </w:r>
       <w:r>
         <w:rPr>
-          <w:rFonts w:hint="eastAsia"/>
+          <w:rFonts w:hint="eastAsia" w:eastAsia="黑体"/>
         </w:rPr>
         <w:t xml:space="preserve">的基极</w:t>
       </w:r>
       <w:r>
+        <w:rPr>
+          <w:rFonts w:eastAsia="黑体"/>
+        </w:rPr>
         <w:t xml:space="preserve"> B </w:t>
       </w:r>
       <w:r>
         <w:rPr>
-          <w:rFonts w:hint="eastAsia"/>
+          <w:rFonts w:hint="eastAsia" w:eastAsia="黑体"/>
         </w:rPr>
         <w:t xml:space="preserve">相连）；</w:t>
       </w:r>
       <w:r>
         <w:rPr>
-          <w:rFonts w:hint="eastAsia"/>
+          <w:rFonts w:hint="eastAsia" w:eastAsia="黑体"/>
           <w:b/>
           <w:bCs/>
         </w:rPr>
@@ -670,6 +737,7 @@
       </w:r>
       <w:r>
         <w:rPr>
+          <w:rFonts w:eastAsia="黑体"/>
           <w:b/>
           <w:bCs/>
         </w:rPr>
@@ -677,7 +745,7 @@
       </w:r>
       <w:r>
         <w:rPr>
-          <w:rFonts w:hint="eastAsia"/>
+          <w:rFonts w:hint="eastAsia" w:eastAsia="黑体"/>
           <w:b/>
           <w:bCs/>
         </w:rPr>
@@ -685,7 +753,7 @@
       </w:r>
       <w:r>
         <w:rPr>
-          <w:rFonts w:hint="eastAsia"/>
+          <w:rFonts w:hint="eastAsia" w:eastAsia="黑体"/>
         </w:rPr>
         <w:t xml:space="preserve">（</w:t>
       </w:r>
@@ -704,15 +772,21 @@
         </m:sSub>
       </m:oMath>
       <w:r>
+        <w:rPr>
+          <w:rFonts w:eastAsia="黑体"/>
+        </w:rPr>
         <w:t xml:space="preserve"> </w:t>
       </w:r>
       <w:r>
         <w:rPr>
-          <w:rFonts w:hint="eastAsia"/>
+          <w:rFonts w:hint="eastAsia" w:eastAsia="黑体"/>
         </w:rPr>
         <w:t xml:space="preserve">的发射极</w:t>
       </w:r>
       <w:r>
+        <w:rPr>
+          <w:rFonts w:eastAsia="黑体"/>
+        </w:rPr>
         <w:t xml:space="preserve"> E、</w:t>
       </w:r>
       <m:oMath>
@@ -730,11 +804,14 @@
         </m:sSub>
       </m:oMath>
       <w:r>
+        <w:rPr>
+          <w:rFonts w:eastAsia="黑体"/>
+        </w:rPr>
         <w:t xml:space="preserve"> </w:t>
       </w:r>
       <w:r>
         <w:rPr>
-          <w:rFonts w:hint="eastAsia"/>
+          <w:rFonts w:hint="eastAsia" w:eastAsia="黑体"/>
         </w:rPr>
         <w:t xml:space="preserve">上端、</w:t>
       </w:r>
@@ -753,17 +830,20 @@
         </m:sSub>
       </m:oMath>
       <w:r>
+        <w:rPr>
+          <w:rFonts w:eastAsia="黑体"/>
+        </w:rPr>
         <w:t xml:space="preserve"> </w:t>
       </w:r>
       <w:r>
         <w:rPr>
-          <w:rFonts w:hint="eastAsia"/>
+          <w:rFonts w:hint="eastAsia" w:eastAsia="黑体"/>
         </w:rPr>
         <w:t xml:space="preserve">上端相连）；</w:t>
       </w:r>
       <w:r>
         <w:rPr>
-          <w:rFonts w:hint="eastAsia"/>
+          <w:rFonts w:hint="eastAsia" w:eastAsia="黑体"/>
           <w:b/>
           <w:bCs/>
         </w:rPr>
@@ -771,6 +851,7 @@
       </w:r>
       <w:r>
         <w:rPr>
+          <w:rFonts w:eastAsia="黑体"/>
           <w:b/>
           <w:bCs/>
         </w:rPr>
@@ -778,7 +859,7 @@
       </w:r>
       <w:r>
         <w:rPr>
-          <w:rFonts w:hint="eastAsia"/>
+          <w:rFonts w:hint="eastAsia" w:eastAsia="黑体"/>
           <w:b/>
           <w:bCs/>
         </w:rPr>
@@ -786,7 +867,7 @@
       </w:r>
       <w:r>
         <w:rPr>
-          <w:rFonts w:hint="eastAsia"/>
+          <w:rFonts w:hint="eastAsia" w:eastAsia="黑体"/>
         </w:rPr>
         <w:t xml:space="preserve">（</w:t>
       </w:r>
@@ -805,15 +886,21 @@
         </m:sSub>
       </m:oMath>
       <w:r>
+        <w:rPr>
+          <w:rFonts w:eastAsia="黑体"/>
+        </w:rPr>
         <w:t xml:space="preserve"> </w:t>
       </w:r>
       <w:r>
         <w:rPr>
-          <w:rFonts w:hint="eastAsia"/>
+          <w:rFonts w:hint="eastAsia" w:eastAsia="黑体"/>
         </w:rPr>
         <w:t xml:space="preserve">的集电极</w:t>
       </w:r>
       <w:r>
+        <w:rPr>
+          <w:rFonts w:eastAsia="黑体"/>
+        </w:rPr>
         <w:t xml:space="preserve"> C、</w:t>
       </w:r>
       <m:oMath>
@@ -831,11 +918,14 @@
         </m:sSub>
       </m:oMath>
       <w:r>
+        <w:rPr>
+          <w:rFonts w:eastAsia="黑体"/>
+        </w:rPr>
         <w:t xml:space="preserve"> </w:t>
       </w:r>
       <w:r>
         <w:rPr>
-          <w:rFonts w:hint="eastAsia"/>
+          <w:rFonts w:hint="eastAsia" w:eastAsia="黑体"/>
         </w:rPr>
         <w:t xml:space="preserve">下端、</w:t>
       </w:r>
@@ -854,11 +944,14 @@
         </m:sSub>
       </m:oMath>
       <w:r>
+        <w:rPr>
+          <w:rFonts w:eastAsia="黑体"/>
+        </w:rPr>
         <w:t xml:space="preserve"> </w:t>
       </w:r>
       <w:r>
         <w:rPr>
-          <w:rFonts w:hint="eastAsia"/>
+          <w:rFonts w:hint="eastAsia" w:eastAsia="黑体"/>
         </w:rPr>
         <w:t xml:space="preserve">一端、</w:t>
       </w:r>
@@ -883,17 +976,20 @@
         </m:sSub>
       </m:oMath>
       <w:r>
+        <w:rPr>
+          <w:rFonts w:eastAsia="黑体"/>
+        </w:rPr>
         <w:t xml:space="preserve"> </w:t>
       </w:r>
       <w:r>
         <w:rPr>
-          <w:rFonts w:hint="eastAsia"/>
+          <w:rFonts w:hint="eastAsia" w:eastAsia="黑体"/>
         </w:rPr>
         <w:t xml:space="preserve">一端相连）；</w:t>
       </w:r>
       <w:r>
         <w:rPr>
-          <w:rFonts w:hint="eastAsia"/>
+          <w:rFonts w:hint="eastAsia" w:eastAsia="黑体"/>
           <w:b/>
           <w:bCs/>
         </w:rPr>
@@ -901,6 +997,7 @@
       </w:r>
       <w:r>
         <w:rPr>
+          <w:rFonts w:eastAsia="黑体"/>
           <w:b/>
           <w:bCs/>
         </w:rPr>
@@ -908,7 +1005,7 @@
       </w:r>
       <w:r>
         <w:rPr>
-          <w:rFonts w:hint="eastAsia"/>
+          <w:rFonts w:hint="eastAsia" w:eastAsia="黑体"/>
           <w:b/>
           <w:bCs/>
         </w:rPr>
@@ -916,7 +1013,7 @@
       </w:r>
       <w:r>
         <w:rPr>
-          <w:rFonts w:hint="eastAsia"/>
+          <w:rFonts w:hint="eastAsia" w:eastAsia="黑体"/>
         </w:rPr>
         <w:t xml:space="preserve">（</w:t>
       </w:r>
@@ -941,17 +1038,20 @@
         </m:sSub>
       </m:oMath>
       <w:r>
+        <w:rPr>
+          <w:rFonts w:eastAsia="黑体"/>
+        </w:rPr>
         <w:t xml:space="preserve"> </w:t>
       </w:r>
       <w:r>
         <w:rPr>
-          <w:rFonts w:hint="eastAsia"/>
+          <w:rFonts w:hint="eastAsia" w:eastAsia="黑体"/>
         </w:rPr>
         <w:t xml:space="preserve">另一端，送往负载）；</w:t>
       </w:r>
       <w:r>
         <w:rPr>
-          <w:rFonts w:hint="eastAsia"/>
+          <w:rFonts w:hint="eastAsia" w:eastAsia="黑体"/>
           <w:b/>
           <w:bCs/>
         </w:rPr>
@@ -959,6 +1059,7 @@
       </w:r>
       <w:r>
         <w:rPr>
+          <w:rFonts w:eastAsia="黑体"/>
           <w:b/>
           <w:bCs/>
         </w:rPr>
@@ -966,7 +1067,7 @@
       </w:r>
       <w:r>
         <w:rPr>
-          <w:rFonts w:hint="eastAsia"/>
+          <w:rFonts w:hint="eastAsia" w:eastAsia="黑体"/>
           <w:b/>
           <w:bCs/>
         </w:rPr>
@@ -974,6 +1075,7 @@
       </w:r>
       <w:r>
         <w:rPr>
+          <w:rFonts w:eastAsia="黑体"/>
           <w:b/>
           <w:bCs/>
         </w:rPr>
@@ -1004,7 +1106,7 @@
       </m:oMath>
       <w:r>
         <w:rPr>
-          <w:rFonts w:hint="eastAsia"/>
+          <w:rFonts w:hint="eastAsia" w:eastAsia="黑体"/>
         </w:rPr>
         <w:t xml:space="preserve">（</w:t>
       </w:r>
@@ -1023,11 +1125,14 @@
         </m:sSub>
       </m:oMath>
       <w:r>
+        <w:rPr>
+          <w:rFonts w:eastAsia="黑体"/>
+        </w:rPr>
         <w:t xml:space="preserve"> </w:t>
       </w:r>
       <w:r>
         <w:rPr>
-          <w:rFonts w:hint="eastAsia"/>
+          <w:rFonts w:hint="eastAsia" w:eastAsia="黑体"/>
         </w:rPr>
         <w:t xml:space="preserve">上端、</w:t>
       </w:r>
@@ -1046,17 +1151,20 @@
         </m:sSub>
       </m:oMath>
       <w:r>
+        <w:rPr>
+          <w:rFonts w:eastAsia="黑体"/>
+        </w:rPr>
         <w:t xml:space="preserve"> </w:t>
       </w:r>
       <w:r>
         <w:rPr>
-          <w:rFonts w:hint="eastAsia"/>
+          <w:rFonts w:hint="eastAsia" w:eastAsia="黑体"/>
         </w:rPr>
         <w:t xml:space="preserve">上端相连）；</w:t>
       </w:r>
       <w:r>
         <w:rPr>
-          <w:rFonts w:hint="eastAsia"/>
+          <w:rFonts w:hint="eastAsia" w:eastAsia="黑体"/>
           <w:b/>
           <w:bCs/>
         </w:rPr>
@@ -1064,6 +1172,7 @@
       </w:r>
       <w:r>
         <w:rPr>
+          <w:rFonts w:eastAsia="黑体"/>
           <w:b/>
           <w:bCs/>
         </w:rPr>
@@ -1071,7 +1180,7 @@
       </w:r>
       <w:r>
         <w:rPr>
-          <w:rFonts w:hint="eastAsia"/>
+          <w:rFonts w:hint="eastAsia" w:eastAsia="黑体"/>
           <w:b/>
           <w:bCs/>
         </w:rPr>
@@ -1079,6 +1188,7 @@
       </w:r>
       <w:r>
         <w:rPr>
+          <w:rFonts w:eastAsia="黑体"/>
           <w:b/>
           <w:bCs/>
         </w:rPr>
@@ -1086,7 +1196,7 @@
       </w:r>
       <w:r>
         <w:rPr>
-          <w:rFonts w:hint="eastAsia"/>
+          <w:rFonts w:hint="eastAsia" w:eastAsia="黑体"/>
         </w:rPr>
         <w:t xml:space="preserve">（</w:t>
       </w:r>
@@ -1105,11 +1215,14 @@
         </m:sSub>
       </m:oMath>
       <w:r>
+        <w:rPr>
+          <w:rFonts w:eastAsia="黑体"/>
+        </w:rPr>
         <w:t xml:space="preserve"> </w:t>
       </w:r>
       <w:r>
         <w:rPr>
-          <w:rFonts w:hint="eastAsia"/>
+          <w:rFonts w:hint="eastAsia" w:eastAsia="黑体"/>
         </w:rPr>
         <w:t xml:space="preserve">另一端、</w:t>
       </w:r>
@@ -1128,11 +1241,14 @@
         </m:sSub>
       </m:oMath>
       <w:r>
+        <w:rPr>
+          <w:rFonts w:eastAsia="黑体"/>
+        </w:rPr>
         <w:t xml:space="preserve"> </w:t>
       </w:r>
       <w:r>
         <w:rPr>
-          <w:rFonts w:hint="eastAsia"/>
+          <w:rFonts w:hint="eastAsia" w:eastAsia="黑体"/>
         </w:rPr>
         <w:t xml:space="preserve">下端、</w:t>
       </w:r>
@@ -1151,11 +1267,14 @@
         </m:sSub>
       </m:oMath>
       <w:r>
+        <w:rPr>
+          <w:rFonts w:eastAsia="黑体"/>
+        </w:rPr>
         <w:t xml:space="preserve"> </w:t>
       </w:r>
       <w:r>
         <w:rPr>
-          <w:rFonts w:hint="eastAsia"/>
+          <w:rFonts w:hint="eastAsia" w:eastAsia="黑体"/>
         </w:rPr>
         <w:t xml:space="preserve">下端、</w:t>
       </w:r>
@@ -1174,11 +1293,14 @@
         </m:sSub>
       </m:oMath>
       <w:r>
+        <w:rPr>
+          <w:rFonts w:eastAsia="黑体"/>
+        </w:rPr>
         <w:t xml:space="preserve"> </w:t>
       </w:r>
       <w:r>
         <w:rPr>
-          <w:rFonts w:hint="eastAsia"/>
+          <w:rFonts w:hint="eastAsia" w:eastAsia="黑体"/>
         </w:rPr>
         <w:t xml:space="preserve">下端相连）。</w:t>
       </w:r>
@@ -1187,7 +1309,7 @@
       <w:pPr/>
       <w:r>
         <w:rPr>
-          <w:rFonts w:hint="eastAsia"/>
+          <w:rFonts w:hint="eastAsia" w:eastAsia="黑体"/>
         </w:rPr>
         <w:t xml:space="preserve">各元件管脚连接：</w:t>
       </w:r>
@@ -1206,38 +1328,50 @@
         </m:sSub>
       </m:oMath>
       <w:r>
+        <w:rPr>
+          <w:rFonts w:eastAsia="黑体"/>
+        </w:rPr>
         <w:t xml:space="preserve"> </w:t>
       </w:r>
       <w:r>
         <w:rPr>
-          <w:rFonts w:hint="eastAsia"/>
+          <w:rFonts w:hint="eastAsia" w:eastAsia="黑体"/>
         </w:rPr>
         <w:t xml:space="preserve">的基极</w:t>
       </w:r>
       <w:r>
+        <w:rPr>
+          <w:rFonts w:eastAsia="黑体"/>
+        </w:rPr>
         <w:t xml:space="preserve"> B </w:t>
       </w:r>
       <w:r>
         <w:rPr>
-          <w:rFonts w:hint="eastAsia"/>
+          <w:rFonts w:hint="eastAsia" w:eastAsia="黑体"/>
         </w:rPr>
         <w:t xml:space="preserve">接基极节点②、发射极</w:t>
       </w:r>
       <w:r>
+        <w:rPr>
+          <w:rFonts w:eastAsia="黑体"/>
+        </w:rPr>
         <w:t xml:space="preserve"> E </w:t>
       </w:r>
       <w:r>
         <w:rPr>
-          <w:rFonts w:hint="eastAsia"/>
+          <w:rFonts w:hint="eastAsia" w:eastAsia="黑体"/>
         </w:rPr>
         <w:t xml:space="preserve">接发射极节点③、集电极</w:t>
       </w:r>
       <w:r>
+        <w:rPr>
+          <w:rFonts w:eastAsia="黑体"/>
+        </w:rPr>
         <w:t xml:space="preserve"> C </w:t>
       </w:r>
       <w:r>
         <w:rPr>
-          <w:rFonts w:hint="eastAsia"/>
+          <w:rFonts w:hint="eastAsia" w:eastAsia="黑体"/>
         </w:rPr>
         <w:t xml:space="preserve">接集电极节点④；</w:t>
       </w:r>
@@ -1259,11 +1393,14 @@
         </m:sSub>
       </m:oMath>
       <w:r>
+        <w:rPr>
+          <w:rFonts w:eastAsia="黑体"/>
+        </w:rPr>
         <w:t xml:space="preserve"> </w:t>
       </w:r>
       <w:r>
         <w:rPr>
-          <w:rFonts w:hint="eastAsia"/>
+          <w:rFonts w:hint="eastAsia" w:eastAsia="黑体"/>
         </w:rPr>
         <w:t xml:space="preserve">一端接输入节点①、另一端接基极节点②；</w:t>
       </w:r>
@@ -1282,11 +1419,14 @@
         </m:sSub>
       </m:oMath>
       <w:r>
+        <w:rPr>
+          <w:rFonts w:eastAsia="黑体"/>
+        </w:rPr>
         <w:t xml:space="preserve"> </w:t>
       </w:r>
       <w:r>
         <w:rPr>
-          <w:rFonts w:hint="eastAsia"/>
+          <w:rFonts w:hint="eastAsia" w:eastAsia="黑体"/>
         </w:rPr>
         <w:t xml:space="preserve">一端接基极节点②、另一端接地节点⑦；</w:t>
       </w:r>
@@ -1305,11 +1445,14 @@
         </m:sSub>
       </m:oMath>
       <w:r>
+        <w:rPr>
+          <w:rFonts w:eastAsia="黑体"/>
+        </w:rPr>
         <w:t xml:space="preserve"> </w:t>
       </w:r>
       <w:r>
         <w:rPr>
-          <w:rFonts w:hint="eastAsia"/>
+          <w:rFonts w:hint="eastAsia" w:eastAsia="黑体"/>
         </w:rPr>
         <w:t xml:space="preserve">一端接电源节点⑥、另一端接基极节点②；</w:t>
       </w:r>
@@ -1328,11 +1471,14 @@
         </m:sSub>
       </m:oMath>
       <w:r>
+        <w:rPr>
+          <w:rFonts w:eastAsia="黑体"/>
+        </w:rPr>
         <w:t xml:space="preserve"> </w:t>
       </w:r>
       <w:r>
         <w:rPr>
-          <w:rFonts w:hint="eastAsia"/>
+          <w:rFonts w:hint="eastAsia" w:eastAsia="黑体"/>
         </w:rPr>
         <w:t xml:space="preserve">一端接基极节点②、另一端接地节点⑦；</w:t>
       </w:r>
@@ -1351,11 +1497,14 @@
         </m:sSub>
       </m:oMath>
       <w:r>
+        <w:rPr>
+          <w:rFonts w:eastAsia="黑体"/>
+        </w:rPr>
         <w:t xml:space="preserve"> </w:t>
       </w:r>
       <w:r>
         <w:rPr>
-          <w:rFonts w:hint="eastAsia"/>
+          <w:rFonts w:hint="eastAsia" w:eastAsia="黑体"/>
         </w:rPr>
         <w:t xml:space="preserve">一端接发射极节点③、另一端接地节点⑦；</w:t>
       </w:r>
@@ -1374,11 +1523,14 @@
         </m:sSub>
       </m:oMath>
       <w:r>
+        <w:rPr>
+          <w:rFonts w:eastAsia="黑体"/>
+        </w:rPr>
         <w:t xml:space="preserve"> </w:t>
       </w:r>
       <w:r>
         <w:rPr>
-          <w:rFonts w:hint="eastAsia"/>
+          <w:rFonts w:hint="eastAsia" w:eastAsia="黑体"/>
         </w:rPr>
         <w:t xml:space="preserve">一端接发射极节点③、另一端接地节点⑦；</w:t>
       </w:r>
@@ -1397,11 +1549,14 @@
         </m:sSub>
       </m:oMath>
       <w:r>
+        <w:rPr>
+          <w:rFonts w:eastAsia="黑体"/>
+        </w:rPr>
         <w:t xml:space="preserve"> </w:t>
       </w:r>
       <w:r>
         <w:rPr>
-          <w:rFonts w:hint="eastAsia"/>
+          <w:rFonts w:hint="eastAsia" w:eastAsia="黑体"/>
         </w:rPr>
         <w:t xml:space="preserve">一端接电源节点⑥、另一端接集电极节点④；</w:t>
       </w:r>
@@ -1420,11 +1575,14 @@
         </m:sSub>
       </m:oMath>
       <w:r>
+        <w:rPr>
+          <w:rFonts w:eastAsia="黑体"/>
+        </w:rPr>
         <w:t xml:space="preserve"> </w:t>
       </w:r>
       <w:r>
         <w:rPr>
-          <w:rFonts w:hint="eastAsia"/>
+          <w:rFonts w:hint="eastAsia" w:eastAsia="黑体"/>
         </w:rPr>
         <w:t xml:space="preserve">一端接集电极节点④、另一端接地节点⑦；</w:t>
       </w:r>
@@ -1449,11 +1607,14 @@
         </m:sSub>
       </m:oMath>
       <w:r>
+        <w:rPr>
+          <w:rFonts w:eastAsia="黑体"/>
+        </w:rPr>
         <w:t xml:space="preserve"> </w:t>
       </w:r>
       <w:r>
         <w:rPr>
-          <w:rFonts w:hint="eastAsia"/>
+          <w:rFonts w:hint="eastAsia" w:eastAsia="黑体"/>
         </w:rPr>
         <w:t xml:space="preserve">一端接集电极节点④、另一端接输出节点⑤。</w:t>
       </w:r>
@@ -1462,11 +1623,14 @@
       <w:pPr/>
       <w:r>
         <w:rPr>
-          <w:rFonts w:hint="eastAsia"/>
+          <w:rFonts w:hint="eastAsia" w:eastAsia="黑体"/>
         </w:rPr>
         <w:t xml:space="preserve">由此构成”信号经</w:t>
       </w:r>
       <w:r>
+        <w:rPr>
+          <w:rFonts w:eastAsia="黑体"/>
+        </w:rPr>
         <w:t xml:space="preserve"> </w:t>
       </w:r>
       <m:oMath>
@@ -1487,6 +1651,9 @@
         </m:sSub>
       </m:oMath>
       <w:r>
+        <w:rPr>
+          <w:rFonts w:eastAsia="黑体"/>
+        </w:rPr>
         <w:t xml:space="preserve">、</w:t>
       </w:r>
       <m:oMath>
@@ -1504,11 +1671,14 @@
         </m:sSub>
       </m:oMath>
       <w:r>
+        <w:rPr>
+          <w:rFonts w:eastAsia="黑体"/>
+        </w:rPr>
         <w:t xml:space="preserve"> </w:t>
       </w:r>
       <w:r>
         <w:rPr>
-          <w:rFonts w:hint="eastAsia"/>
+          <w:rFonts w:hint="eastAsia" w:eastAsia="黑体"/>
         </w:rPr>
         <w:t xml:space="preserve">输入匹配耦合到基极、</w:t>
       </w:r>
@@ -1527,11 +1697,14 @@
         </m:sSub>
       </m:oMath>
       <w:r>
+        <w:rPr>
+          <w:rFonts w:eastAsia="黑体"/>
+        </w:rPr>
         <w:t xml:space="preserve"> </w:t>
       </w:r>
       <w:r>
         <w:rPr>
-          <w:rFonts w:hint="eastAsia"/>
+          <w:rFonts w:hint="eastAsia" w:eastAsia="黑体"/>
         </w:rPr>
         <w:t xml:space="preserve">共射放大、集电极经输出匹配（</w:t>
       </w:r>
@@ -1550,6 +1723,9 @@
         </m:sSub>
       </m:oMath>
       <w:r>
+        <w:rPr>
+          <w:rFonts w:eastAsia="黑体"/>
+        </w:rPr>
         <w:t xml:space="preserve">、</w:t>
       </w:r>
       <m:oMath>
@@ -1574,7 +1750,7 @@
       </m:oMath>
       <w:r>
         <w:rPr>
-          <w:rFonts w:hint="eastAsia"/>
+          <w:rFonts w:hint="eastAsia" w:eastAsia="黑体"/>
         </w:rPr>
         <w:t xml:space="preserve">）向负载转移最大功率”的小信号射频放大组态，偏置网络建立合适静态工作点使其在线性区提供稳定增益且保持良好线性与低噪声。</w:t>
       </w:r>
@@ -1587,7 +1763,7 @@
       </w:pPr>
       <w:r>
         <w:rPr>
-          <w:rFonts w:hint="eastAsia"/>
+          <w:rFonts w:hint="eastAsia" w:eastAsia="黑体"/>
         </w:rPr>
         <w:t xml:space="preserve">工作原理</w:t>
       </w:r>
@@ -1598,25 +1774,31 @@
       </w:pPr>
       <w:r>
         <w:rPr>
-          <w:rFonts w:hint="eastAsia"/>
+          <w:rFonts w:hint="eastAsia" w:eastAsia="黑体"/>
         </w:rPr>
         <w:t xml:space="preserve">偏置网络给晶体管建立合适静态工作点，使其工作在线性放大区；交流信号经匹配网络耦合进入基极/栅极放大，再由输出匹配网络把放大后的信号以最大功率转移到负载。小信号下可用器件</w:t>
       </w:r>
       <w:r>
+        <w:rPr>
+          <w:rFonts w:eastAsia="黑体"/>
+        </w:rPr>
         <w:t xml:space="preserve"> S </w:t>
       </w:r>
       <w:r>
         <w:rPr>
-          <w:rFonts w:hint="eastAsia"/>
+          <w:rFonts w:hint="eastAsia" w:eastAsia="黑体"/>
         </w:rPr>
         <w:t xml:space="preserve">参数或</w:t>
       </w:r>
       <w:r>
+        <w:rPr>
+          <w:rFonts w:eastAsia="黑体"/>
+        </w:rPr>
         <w:t xml:space="preserve"> h </w:t>
       </w:r>
       <w:r>
         <w:rPr>
-          <w:rFonts w:hint="eastAsia"/>
+          <w:rFonts w:hint="eastAsia" w:eastAsia="黑体"/>
         </w:rPr>
         <w:t xml:space="preserve">参数模型设计。</w:t>
       </w:r>
@@ -1629,7 +1811,7 @@
       </w:pPr>
       <w:r>
         <w:rPr>
-          <w:rFonts w:hint="eastAsia"/>
+          <w:rFonts w:hint="eastAsia" w:eastAsia="黑体"/>
         </w:rPr>
         <w:t xml:space="preserve">关键计算公式</w:t>
       </w:r>
@@ -1643,16 +1825,19 @@
       </w:pPr>
       <w:r>
         <w:rPr>
-          <w:rFonts w:hint="eastAsia"/>
+          <w:rFonts w:hint="eastAsia" w:eastAsia="黑体"/>
         </w:rPr>
         <w:t xml:space="preserve">电压增益（BJT</w:t>
       </w:r>
       <w:r>
+        <w:rPr>
+          <w:rFonts w:eastAsia="黑体"/>
+        </w:rPr>
         <w:t xml:space="preserve"> </w:t>
       </w:r>
       <w:r>
         <w:rPr>
-          <w:rFonts w:hint="eastAsia"/>
+          <w:rFonts w:hint="eastAsia" w:eastAsia="黑体"/>
         </w:rPr>
         <w:t xml:space="preserve">共射，带负载）：</w:t>
       </w:r>
@@ -1757,7 +1942,7 @@
       </w:pPr>
       <w:r>
         <w:rPr>
-          <w:rFonts w:hint="eastAsia"/>
+          <w:rFonts w:hint="eastAsia" w:eastAsia="黑体"/>
         </w:rPr>
         <w:t xml:space="preserve">跨导（BJT）：</w:t>
       </w:r>
@@ -1875,16 +2060,19 @@
       </w:pPr>
       <w:r>
         <w:rPr>
-          <w:rFonts w:hint="eastAsia"/>
+          <w:rFonts w:hint="eastAsia" w:eastAsia="黑体"/>
         </w:rPr>
         <w:t xml:space="preserve">功率增益（用</w:t>
       </w:r>
       <w:r>
+        <w:rPr>
+          <w:rFonts w:eastAsia="黑体"/>
+        </w:rPr>
         <w:t xml:space="preserve"> S </w:t>
       </w:r>
       <w:r>
         <w:rPr>
-          <w:rFonts w:hint="eastAsia"/>
+          <w:rFonts w:hint="eastAsia" w:eastAsia="黑体"/>
         </w:rPr>
         <w:t xml:space="preserve">参数，匹配时）：</w:t>
       </w:r>
@@ -1962,16 +2150,19 @@
       </w:pPr>
       <w:r>
         <w:rPr>
-          <w:rFonts w:hint="eastAsia"/>
+          <w:rFonts w:hint="eastAsia" w:eastAsia="黑体"/>
         </w:rPr>
         <w:t xml:space="preserve">输入</w:t>
       </w:r>
       <w:r>
+        <w:rPr>
+          <w:rFonts w:eastAsia="黑体"/>
+        </w:rPr>
         <w:t xml:space="preserve"> / </w:t>
       </w:r>
       <w:r>
         <w:rPr>
-          <w:rFonts w:hint="eastAsia"/>
+          <w:rFonts w:hint="eastAsia" w:eastAsia="黑体"/>
         </w:rPr>
         <w:t xml:space="preserve">输出反射与驻波：</w:t>
       </w:r>
@@ -2101,7 +2292,7 @@
             </w:pPr>
             <w:r>
               <w:rPr>
-                <w:rFonts w:hint="eastAsia"/>
+                <w:rFonts w:hint="eastAsia" w:eastAsia="黑体"/>
               </w:rPr>
               <w:t xml:space="preserve">符号</w:t>
             </w:r>
@@ -2115,7 +2306,7 @@
             </w:pPr>
             <w:r>
               <w:rPr>
-                <w:rFonts w:hint="eastAsia"/>
+                <w:rFonts w:hint="eastAsia" w:eastAsia="黑体"/>
               </w:rPr>
               <w:t xml:space="preserve">含义</w:t>
             </w:r>
@@ -2129,7 +2320,7 @@
             </w:pPr>
             <w:r>
               <w:rPr>
-                <w:rFonts w:hint="eastAsia"/>
+                <w:rFonts w:hint="eastAsia" w:eastAsia="黑体"/>
               </w:rPr>
               <w:t xml:space="preserve">单位</w:t>
             </w:r>
@@ -2158,6 +2349,9 @@
               </m:sSub>
             </m:oMath>
             <w:r>
+              <w:rPr>
+                <w:rFonts w:eastAsia="黑体"/>
+              </w:rPr>
               <w:t xml:space="preserve">​</w:t>
             </w:r>
           </w:p>
@@ -2170,7 +2364,7 @@
             </w:pPr>
             <w:r>
               <w:rPr>
-                <w:rFonts w:hint="eastAsia"/>
+                <w:rFonts w:hint="eastAsia" w:eastAsia="黑体"/>
               </w:rPr>
               <w:t xml:space="preserve">电压增益</w:t>
             </w:r>
@@ -2184,7 +2378,7 @@
             </w:pPr>
             <w:r>
               <w:rPr>
-                <w:rFonts w:hint="eastAsia"/>
+                <w:rFonts w:hint="eastAsia" w:eastAsia="黑体"/>
               </w:rPr>
               <w:t xml:space="preserve">（无量纲）</w:t>
             </w:r>
@@ -2213,6 +2407,9 @@
               </m:sSub>
             </m:oMath>
             <w:r>
+              <w:rPr>
+                <w:rFonts w:eastAsia="黑体"/>
+              </w:rPr>
               <w:t xml:space="preserve">​</w:t>
             </w:r>
           </w:p>
@@ -2225,7 +2422,7 @@
             </w:pPr>
             <w:r>
               <w:rPr>
-                <w:rFonts w:hint="eastAsia"/>
+                <w:rFonts w:hint="eastAsia" w:eastAsia="黑体"/>
               </w:rPr>
               <w:t xml:space="preserve">跨导</w:t>
             </w:r>
@@ -2238,6 +2435,9 @@
               <w:pStyle w:val="Compact"/>
             </w:pPr>
             <w:r>
+              <w:rPr>
+                <w:rFonts w:eastAsia="黑体"/>
+              </w:rPr>
               <w:t xml:space="preserve">S</w:t>
             </w:r>
           </w:p>
@@ -2265,6 +2465,9 @@
               </m:sSub>
             </m:oMath>
             <w:r>
+              <w:rPr>
+                <w:rFonts w:eastAsia="黑体"/>
+              </w:rPr>
               <w:t xml:space="preserve">​</w:t>
             </w:r>
           </w:p>
@@ -2277,7 +2480,7 @@
             </w:pPr>
             <w:r>
               <w:rPr>
-                <w:rFonts w:hint="eastAsia"/>
+                <w:rFonts w:hint="eastAsia" w:eastAsia="黑体"/>
               </w:rPr>
               <w:t xml:space="preserve">集电极静态电流</w:t>
             </w:r>
@@ -2290,6 +2493,9 @@
               <w:pStyle w:val="Compact"/>
             </w:pPr>
             <w:r>
+              <w:rPr>
+                <w:rFonts w:eastAsia="黑体"/>
+              </w:rPr>
               <w:t xml:space="preserve">A</w:t>
             </w:r>
           </w:p>
@@ -2317,6 +2523,9 @@
               </m:sSub>
             </m:oMath>
             <w:r>
+              <w:rPr>
+                <w:rFonts w:eastAsia="黑体"/>
+              </w:rPr>
               <w:t xml:space="preserve">​</w:t>
             </w:r>
           </w:p>
@@ -2329,7 +2538,7 @@
             </w:pPr>
             <w:r>
               <w:rPr>
-                <w:rFonts w:hint="eastAsia"/>
+                <w:rFonts w:hint="eastAsia" w:eastAsia="黑体"/>
               </w:rPr>
               <w:t xml:space="preserve">热电压</w:t>
             </w:r>
@@ -2342,6 +2551,9 @@
               <w:pStyle w:val="Compact"/>
             </w:pPr>
             <w:r>
+              <w:rPr>
+                <w:rFonts w:eastAsia="黑体"/>
+              </w:rPr>
               <w:t xml:space="preserve">V</w:t>
             </w:r>
           </w:p>
@@ -2369,12 +2581,21 @@
               </m:sSub>
             </m:oMath>
             <w:r>
+              <w:rPr>
+                <w:rFonts w:eastAsia="黑体"/>
+              </w:rPr>
               <w:t xml:space="preserve"> </w:t>
             </w:r>
             <w:r>
+              <w:rPr>
+                <w:rFonts w:eastAsia="黑体"/>
+              </w:rPr>
               <w:t xml:space="preserve">/</w:t>
             </w:r>
             <w:r>
+              <w:rPr>
+                <w:rFonts w:eastAsia="黑体"/>
+              </w:rPr>
               <w:t xml:space="preserve"> </w:t>
             </w:r>
             <m:oMath>
@@ -2401,16 +2622,19 @@
             </w:pPr>
             <w:r>
               <w:rPr>
-                <w:rFonts w:hint="eastAsia"/>
+                <w:rFonts w:hint="eastAsia" w:eastAsia="黑体"/>
               </w:rPr>
               <w:t xml:space="preserve">集电极</w:t>
             </w:r>
             <w:r>
+              <w:rPr>
+                <w:rFonts w:eastAsia="黑体"/>
+              </w:rPr>
               <w:t xml:space="preserve"> / </w:t>
             </w:r>
             <w:r>
               <w:rPr>
-                <w:rFonts w:hint="eastAsia"/>
+                <w:rFonts w:hint="eastAsia" w:eastAsia="黑体"/>
               </w:rPr>
               <w:t xml:space="preserve">负载电阻</w:t>
             </w:r>
@@ -2423,6 +2647,9 @@
               <w:pStyle w:val="Compact"/>
             </w:pPr>
             <w:r>
+              <w:rPr>
+                <w:rFonts w:eastAsia="黑体"/>
+              </w:rPr>
               <w:t xml:space="preserve">Ω</w:t>
             </w:r>
           </w:p>
@@ -2450,6 +2677,9 @@
               </m:sSub>
             </m:oMath>
             <w:r>
+              <w:rPr>
+                <w:rFonts w:eastAsia="黑体"/>
+              </w:rPr>
               <w:t xml:space="preserve">​</w:t>
             </w:r>
           </w:p>
@@ -2462,7 +2692,7 @@
             </w:pPr>
             <w:r>
               <w:rPr>
-                <w:rFonts w:hint="eastAsia"/>
+                <w:rFonts w:hint="eastAsia" w:eastAsia="黑体"/>
               </w:rPr>
               <w:t xml:space="preserve">正向传输参数</w:t>
             </w:r>
@@ -2476,7 +2706,7 @@
             </w:pPr>
             <w:r>
               <w:rPr>
-                <w:rFonts w:hint="eastAsia"/>
+                <w:rFonts w:hint="eastAsia" w:eastAsia="黑体"/>
               </w:rPr>
               <w:t xml:space="preserve">（无量纲）</w:t>
             </w:r>
@@ -2499,6 +2729,9 @@
               </m:r>
             </m:oMath>
             <w:r>
+              <w:rPr>
+                <w:rFonts w:eastAsia="黑体"/>
+              </w:rPr>
               <w:t xml:space="preserve">​</w:t>
             </w:r>
           </w:p>
@@ -2511,7 +2744,7 @@
             </w:pPr>
             <w:r>
               <w:rPr>
-                <w:rFonts w:hint="eastAsia"/>
+                <w:rFonts w:hint="eastAsia" w:eastAsia="黑体"/>
               </w:rPr>
               <w:t xml:space="preserve">反射系数</w:t>
             </w:r>
@@ -2525,7 +2758,7 @@
             </w:pPr>
             <w:r>
               <w:rPr>
-                <w:rFonts w:hint="eastAsia"/>
+                <w:rFonts w:hint="eastAsia" w:eastAsia="黑体"/>
               </w:rPr>
               <w:t xml:space="preserve">（无量纲）</w:t>
             </w:r>
@@ -2541,7 +2774,7 @@
       </w:pPr>
       <w:r>
         <w:rPr>
-          <w:rFonts w:hint="eastAsia"/>
+          <w:rFonts w:hint="eastAsia" w:eastAsia="黑体"/>
         </w:rPr>
         <w:t xml:space="preserve">元件调整影响</w:t>
       </w:r>
@@ -2570,6 +2803,7 @@
       </m:oMath>
       <w:r>
         <w:rPr>
+          <w:rFonts w:eastAsia="黑体"/>
           <w:b/>
           <w:bCs/>
         </w:rPr>
@@ -2577,19 +2811,28 @@
       </w:r>
       <w:r>
         <w:rPr>
-          <w:rFonts w:hint="eastAsia"/>
+          <w:rFonts w:hint="eastAsia" w:eastAsia="黑体"/>
           <w:b/>
           <w:bCs/>
         </w:rPr>
         <w:t xml:space="preserve">增大</w:t>
       </w:r>
       <w:r>
+        <w:rPr>
+          <w:rFonts w:eastAsia="黑体"/>
+        </w:rPr>
         <w:t xml:space="preserve"> </w:t>
       </w:r>
       <w:r>
+        <w:rPr>
+          <w:rFonts w:eastAsia="黑体"/>
+        </w:rPr>
         <w:t xml:space="preserve">→</w:t>
       </w:r>
       <w:r>
+        <w:rPr>
+          <w:rFonts w:eastAsia="黑体"/>
+        </w:rPr>
         <w:t xml:space="preserve"> </w:t>
       </w:r>
       <m:oMath>
@@ -2607,11 +2850,14 @@
         </m:sSub>
       </m:oMath>
       <w:r>
+        <w:rPr>
+          <w:rFonts w:eastAsia="黑体"/>
+        </w:rPr>
         <w:t xml:space="preserve"> </w:t>
       </w:r>
       <w:r>
         <w:rPr>
-          <w:rFonts w:hint="eastAsia"/>
+          <w:rFonts w:hint="eastAsia" w:eastAsia="黑体"/>
         </w:rPr>
         <w:t xml:space="preserve">增大、增益升高，线性度与功耗上升。</w:t>
       </w:r>
@@ -2640,6 +2886,7 @@
       </m:oMath>
       <w:r>
         <w:rPr>
+          <w:rFonts w:eastAsia="黑体"/>
           <w:b/>
           <w:bCs/>
         </w:rPr>
@@ -2647,21 +2894,27 @@
       </w:r>
       <w:r>
         <w:rPr>
-          <w:rFonts w:hint="eastAsia"/>
+          <w:rFonts w:hint="eastAsia" w:eastAsia="黑体"/>
           <w:b/>
           <w:bCs/>
         </w:rPr>
         <w:t xml:space="preserve">增大</w:t>
       </w:r>
       <w:r>
+        <w:rPr>
+          <w:rFonts w:eastAsia="黑体"/>
+        </w:rPr>
         <w:t xml:space="preserve"> </w:t>
       </w:r>
       <w:r>
+        <w:rPr>
+          <w:rFonts w:eastAsia="黑体"/>
+        </w:rPr>
         <w:t xml:space="preserve">→ </w:t>
       </w:r>
       <w:r>
         <w:rPr>
-          <w:rFonts w:hint="eastAsia"/>
+          <w:rFonts w:hint="eastAsia" w:eastAsia="黑体"/>
         </w:rPr>
         <w:t xml:space="preserve">增益升高，但输出摆幅减小、易进入饱和。</w:t>
       </w:r>
@@ -2676,21 +2929,27 @@
       </w:pPr>
       <w:r>
         <w:rPr>
-          <w:rFonts w:hint="eastAsia"/>
+          <w:rFonts w:hint="eastAsia" w:eastAsia="黑体"/>
           <w:b/>
           <w:bCs/>
         </w:rPr>
         <w:t xml:space="preserve">匹配网络失配</w:t>
       </w:r>
       <w:r>
+        <w:rPr>
+          <w:rFonts w:eastAsia="黑体"/>
+        </w:rPr>
         <w:t xml:space="preserve"> </w:t>
       </w:r>
       <w:r>
+        <w:rPr>
+          <w:rFonts w:eastAsia="黑体"/>
+        </w:rPr>
         <w:t xml:space="preserve">→ </w:t>
       </w:r>
       <w:r>
         <w:rPr>
-          <w:rFonts w:hint="eastAsia"/>
+          <w:rFonts w:hint="eastAsia" w:eastAsia="黑体"/>
         </w:rPr>
         <w:t xml:space="preserve">反射增大，</w:t>
       </w:r>
@@ -2721,11 +2980,14 @@
         </m:r>
       </m:oMath>
       <w:r>
+        <w:rPr>
+          <w:rFonts w:eastAsia="黑体"/>
+        </w:rPr>
         <w:t xml:space="preserve"> </w:t>
       </w:r>
       <w:r>
         <w:rPr>
-          <w:rFonts w:hint="eastAsia"/>
+          <w:rFonts w:hint="eastAsia" w:eastAsia="黑体"/>
         </w:rPr>
         <w:t xml:space="preserve">有效增益下降。</w:t>
       </w:r>
@@ -2740,21 +3002,27 @@
       </w:pPr>
       <w:r>
         <w:rPr>
-          <w:rFonts w:hint="eastAsia"/>
+          <w:rFonts w:hint="eastAsia" w:eastAsia="黑体"/>
           <w:b/>
           <w:bCs/>
         </w:rPr>
         <w:t xml:space="preserve">偏置分压电阻失配</w:t>
       </w:r>
       <w:r>
+        <w:rPr>
+          <w:rFonts w:eastAsia="黑体"/>
+        </w:rPr>
         <w:t xml:space="preserve"> </w:t>
       </w:r>
       <w:r>
+        <w:rPr>
+          <w:rFonts w:eastAsia="黑体"/>
+        </w:rPr>
         <w:t xml:space="preserve">→ </w:t>
       </w:r>
       <w:r>
         <w:rPr>
-          <w:rFonts w:hint="eastAsia"/>
+          <w:rFonts w:hint="eastAsia" w:eastAsia="黑体"/>
         </w:rPr>
         <w:t xml:space="preserve">工作点漂移，影响增益与线性。</w:t>
       </w:r>
@@ -2767,7 +3035,7 @@
       </w:pPr>
       <w:r>
         <w:rPr>
-          <w:rFonts w:hint="eastAsia"/>
+          <w:rFonts w:hint="eastAsia" w:eastAsia="黑体"/>
         </w:rPr>
         <w:t xml:space="preserve">典型参数示例</w:t>
       </w:r>
@@ -2782,11 +3050,14 @@
       </w:pPr>
       <w:r>
         <w:rPr>
-          <w:rFonts w:hint="eastAsia"/>
+          <w:rFonts w:hint="eastAsia" w:eastAsia="黑体"/>
         </w:rPr>
         <w:t xml:space="preserve">取</w:t>
       </w:r>
       <w:r>
+        <w:rPr>
+          <w:rFonts w:eastAsia="黑体"/>
+        </w:rPr>
         <w:t xml:space="preserve"> </w:t>
       </w:r>
       <m:oMath>
@@ -2824,7 +3095,7 @@
       </m:oMath>
       <w:r>
         <w:rPr>
-          <w:rFonts w:hint="eastAsia"/>
+          <w:rFonts w:hint="eastAsia" w:eastAsia="黑体"/>
         </w:rPr>
         <w:t xml:space="preserve">：</w:t>
       </w:r>
@@ -2908,11 +3179,14 @@
       </m:oMath>
       <w:r>
         <w:rPr>
-          <w:rFonts w:hint="eastAsia"/>
+          <w:rFonts w:hint="eastAsia" w:eastAsia="黑体"/>
         </w:rPr>
         <w:t xml:space="preserve">；取</w:t>
       </w:r>
       <w:r>
+        <w:rPr>
+          <w:rFonts w:eastAsia="黑体"/>
+        </w:rPr>
         <w:t xml:space="preserve"> </w:t>
       </w:r>
       <m:oMath>
@@ -2949,6 +3223,9 @@
         </m:r>
       </m:oMath>
       <w:r>
+        <w:rPr>
+          <w:rFonts w:eastAsia="黑体"/>
+        </w:rPr>
         <w:t xml:space="preserve">、</w:t>
       </w:r>
       <m:oMath>
@@ -2985,7 +3262,7 @@
       </m:oMath>
       <w:r>
         <w:rPr>
-          <w:rFonts w:hint="eastAsia"/>
+          <w:rFonts w:hint="eastAsia" w:eastAsia="黑体"/>
         </w:rPr>
         <w:t xml:space="preserve">：</w:t>
       </w:r>
@@ -3068,16 +3345,19 @@
       </m:oMath>
       <w:r>
         <w:rPr>
-          <w:rFonts w:hint="eastAsia"/>
+          <w:rFonts w:hint="eastAsia" w:eastAsia="黑体"/>
         </w:rPr>
         <w:t xml:space="preserve">（约</w:t>
       </w:r>
       <w:r>
+        <w:rPr>
+          <w:rFonts w:eastAsia="黑体"/>
+        </w:rPr>
         <w:t xml:space="preserve"> 45.7 </w:t>
       </w:r>
       <w:r>
         <w:rPr>
-          <w:rFonts w:hint="eastAsia"/>
+          <w:rFonts w:hint="eastAsia" w:eastAsia="黑体"/>
         </w:rPr>
         <w:t xml:space="preserve">dB）。</w:t>
       </w:r>
@@ -3092,11 +3372,14 @@
       </w:pPr>
       <w:r>
         <w:rPr>
-          <w:rFonts w:hint="eastAsia"/>
+          <w:rFonts w:hint="eastAsia" w:eastAsia="黑体"/>
         </w:rPr>
         <w:t xml:space="preserve">若器件</w:t>
       </w:r>
       <w:r>
+        <w:rPr>
+          <w:rFonts w:eastAsia="黑体"/>
+        </w:rPr>
         <w:t xml:space="preserve"> </w:t>
       </w:r>
       <m:oMath>
@@ -3145,20 +3428,26 @@
       </m:oMath>
       <w:r>
         <w:rPr>
-          <w:rFonts w:hint="eastAsia"/>
+          <w:rFonts w:hint="eastAsia" w:eastAsia="黑体"/>
         </w:rPr>
         <w:t xml:space="preserve">（20</w:t>
       </w:r>
       <w:r>
+        <w:rPr>
+          <w:rFonts w:eastAsia="黑体"/>
+        </w:rPr>
         <w:t xml:space="preserve"> </w:t>
       </w:r>
       <w:r>
         <w:rPr>
-          <w:rFonts w:hint="eastAsia"/>
+          <w:rFonts w:hint="eastAsia" w:eastAsia="黑体"/>
         </w:rPr>
         <w:t xml:space="preserve">dB），匹配良好时</w:t>
       </w:r>
       <w:r>
+        <w:rPr>
+          <w:rFonts w:eastAsia="黑体"/>
+        </w:rPr>
         <w:t xml:space="preserve"> </w:t>
       </w:r>
       <m:oMath>
@@ -3195,6 +3484,9 @@
         </m:r>
       </m:oMath>
       <w:r>
+        <w:rPr>
+          <w:rFonts w:eastAsia="黑体"/>
+        </w:rPr>
         <w:t xml:space="preserve">。</w:t>
       </w:r>
     </w:p>
@@ -3206,7 +3498,7 @@
       </w:pPr>
       <w:r>
         <w:rPr>
-          <w:rFonts w:hint="eastAsia"/>
+          <w:rFonts w:hint="eastAsia" w:eastAsia="黑体"/>
         </w:rPr>
         <w:t xml:space="preserve">常见器件型号</w:t>
       </w:r>
@@ -3221,7 +3513,7 @@
       </w:pPr>
       <w:r>
         <w:rPr>
-          <w:rFonts w:hint="eastAsia"/>
+          <w:rFonts w:hint="eastAsia" w:eastAsia="黑体"/>
         </w:rPr>
         <w:t xml:space="preserve">晶体管：2SC3356、BFP640、BFR93A、2N3904（低频）。</w:t>
       </w:r>
@@ -3236,16 +3528,19 @@
       </w:pPr>
       <w:r>
         <w:rPr>
-          <w:rFonts w:hint="eastAsia"/>
+          <w:rFonts w:hint="eastAsia" w:eastAsia="黑体"/>
         </w:rPr>
         <w:t xml:space="preserve">集成</w:t>
       </w:r>
       <w:r>
+        <w:rPr>
+          <w:rFonts w:eastAsia="黑体"/>
+        </w:rPr>
         <w:t xml:space="preserve"> </w:t>
       </w:r>
       <w:r>
         <w:rPr>
-          <w:rFonts w:hint="eastAsia"/>
+          <w:rFonts w:hint="eastAsia" w:eastAsia="黑体"/>
         </w:rPr>
         <w:t xml:space="preserve">MMIC：MAR-6、SGA-6789、ABA52563。</w:t>
       </w:r>
@@ -3258,7 +3553,7 @@
       </w:pPr>
       <w:r>
         <w:rPr>
-          <w:rFonts w:hint="eastAsia"/>
+          <w:rFonts w:hint="eastAsia" w:eastAsia="黑体"/>
         </w:rPr>
         <w:t xml:space="preserve">注意事项</w:t>
       </w:r>
@@ -3273,7 +3568,7 @@
       </w:pPr>
       <w:r>
         <w:rPr>
-          <w:rFonts w:hint="eastAsia"/>
+          <w:rFonts w:hint="eastAsia" w:eastAsia="黑体"/>
         </w:rPr>
         <w:t xml:space="preserve">小信号假定线性，输入过强会压缩增益产生谐波与互调。</w:t>
       </w:r>
@@ -3288,7 +3583,7 @@
       </w:pPr>
       <w:r>
         <w:rPr>
-          <w:rFonts w:hint="eastAsia"/>
+          <w:rFonts w:hint="eastAsia" w:eastAsia="黑体"/>
         </w:rPr>
         <w:t xml:space="preserve">偏置去耦需良好，避免电源纹波串入射频通路。</w:t>
       </w:r>
@@ -3303,16 +3598,19 @@
       </w:pPr>
       <w:r>
         <w:rPr>
-          <w:rFonts w:hint="eastAsia"/>
+          <w:rFonts w:hint="eastAsia" w:eastAsia="黑体"/>
         </w:rPr>
         <w:t xml:space="preserve">匹配设计依赖器件</w:t>
       </w:r>
       <w:r>
+        <w:rPr>
+          <w:rFonts w:eastAsia="黑体"/>
+        </w:rPr>
         <w:t xml:space="preserve"> S </w:t>
       </w:r>
       <w:r>
         <w:rPr>
-          <w:rFonts w:hint="eastAsia"/>
+          <w:rFonts w:hint="eastAsia" w:eastAsia="黑体"/>
         </w:rPr>
         <w:t xml:space="preserve">参数，需在目标频点核算稳定性。</w:t>
       </w:r>
@@ -3325,7 +3623,7 @@
       </w:pPr>
       <w:r>
         <w:rPr>
-          <w:rFonts w:hint="eastAsia"/>
+          <w:rFonts w:hint="eastAsia" w:eastAsia="黑体"/>
         </w:rPr>
         <w:t xml:space="preserve">参考资料</w:t>
       </w:r>
@@ -3340,16 +3638,19 @@
       </w:pPr>
       <w:r>
         <w:rPr>
-          <w:rFonts w:hint="eastAsia"/>
+          <w:rFonts w:hint="eastAsia" w:eastAsia="黑体"/>
         </w:rPr>
         <w:t xml:space="preserve">《射频电路设计——理论与应用》（Reinhold</w:t>
       </w:r>
       <w:r>
+        <w:rPr>
+          <w:rFonts w:eastAsia="黑体"/>
+        </w:rPr>
         <w:t xml:space="preserve"> </w:t>
       </w:r>
       <w:r>
         <w:rPr>
-          <w:rFonts w:hint="eastAsia"/>
+          <w:rFonts w:hint="eastAsia" w:eastAsia="黑体"/>
         </w:rPr>
         <w:t xml:space="preserve">Ludwig）。</w:t>
       </w:r>
@@ -3363,6 +3664,9 @@
         </w:numPr>
       </w:pPr>
       <w:r>
+        <w:rPr>
+          <w:rFonts w:eastAsia="黑体"/>
+        </w:rPr>
         <w:t xml:space="preserve">Wikipedia: Small-signal model。</w:t>
       </w:r>
     </w:p>
@@ -3376,7 +3680,7 @@
       </w:pPr>
       <w:r>
         <w:rPr>
-          <w:rFonts w:hint="eastAsia"/>
+          <w:rFonts w:hint="eastAsia" w:eastAsia="黑体"/>
         </w:rPr>
         <w:t xml:space="preserve">《模拟电子技术基础》（童诗白、华成英）。</w:t>
       </w:r>
@@ -3390,11 +3694,11 @@
       </w:pPr>
       <w:r>
         <w:rPr>
-          <w:rFonts w:ascii="Times New Roman" w:hAnsi="Times New Roman"/>
+          <w:rFonts w:ascii="Times New Roman" w:hAnsi="Times New Roman" w:eastAsia="黑体"/>
           <w:color w:val="555555"/>
           <w:sz w:val="21"/>
         </w:rPr>
-        <w:t>材料收集者：杜文杰</w:t>
+        <w:t>材料收集者：杜文杰，WX手机：19519196569，QQ:3478827729</w:t>
       </w:r>
     </w:p>
     <w:sectPr>
@@ -3414,7 +3718,7 @@
 </file>
 
 <file path=word/footer1.xml><?xml version="1.0" encoding="utf-8"?>
-<w:ftr xmlns:m="http://schemas.openxmlformats.org/officeDocument/2006/math" xmlns:mc="http://schemas.openxmlformats.org/markup-compatibility/2006" xmlns:mo="http://schemas.microsoft.com/office/mac/office/2008/main" xmlns:mv="urn:schemas-microsoft-com:mac:vml" xmlns:o="urn:schemas-microsoft-com:office:office" xmlns:r="http://schemas.openxmlformats.org/officeDocument/2006/relationships" xmlns:v="urn:schemas-microsoft-com:vml" xmlns:w10="urn:schemas-microsoft-com:office:word" xmlns:w14="http://schemas.microsoft.com/office/word/2010/wordml" xmlns:w="http://schemas.openxmlformats.org/wordprocessingml/2006/main" xmlns:wne="http://schemas.microsoft.com/office/word/2006/wordml" xmlns:wp14="http://schemas.microsoft.com/office/word/2010/wordprocessingDrawing" xmlns:wp="http://schemas.openxmlformats.org/drawingml/2006/wordprocessingDrawing" xmlns:wpc="http://schemas.microsoft.com/office/word/2010/wordprocessingCanvas" xmlns:wpg="http://schemas.microsoft.com/office/word/2010/wordprocessingGroup" xmlns:wpi="http://schemas.microsoft.com/office/word/2010/wordprocessingInk" xmlns:wps="http://schemas.microsoft.com/office/word/2010/wordprocessingShape" mc:Ignorable="w14 wp14">
+<w:ftr xmlns:mc="http://schemas.openxmlformats.org/markup-compatibility/2006" xmlns:w="http://schemas.openxmlformats.org/wordprocessingml/2006/main" xmlns:m="http://schemas.openxmlformats.org/officeDocument/2006/math" xmlns:mo="http://schemas.microsoft.com/office/mac/office/2008/main" xmlns:mv="urn:schemas-microsoft-com:mac:vml" xmlns:o="urn:schemas-microsoft-com:office:office" xmlns:r="http://schemas.openxmlformats.org/officeDocument/2006/relationships" xmlns:v="urn:schemas-microsoft-com:vml" xmlns:w10="urn:schemas-microsoft-com:office:word" xmlns:w14="http://schemas.microsoft.com/office/word/2010/wordml" xmlns:wne="http://schemas.microsoft.com/office/word/2006/wordml" xmlns:wp14="http://schemas.microsoft.com/office/word/2010/wordprocessingDrawing" xmlns:wp="http://schemas.openxmlformats.org/drawingml/2006/wordprocessingDrawing" xmlns:wpc="http://schemas.microsoft.com/office/word/2010/wordprocessingCanvas" xmlns:wpg="http://schemas.microsoft.com/office/word/2010/wordprocessingGroup" xmlns:wpi="http://schemas.microsoft.com/office/word/2010/wordprocessingInk" xmlns:wps="http://schemas.microsoft.com/office/word/2010/wordprocessingShape" mc:Ignorable="w14 wp14">
   <w:p>
     <w:pPr>
       <w:pStyle w:val="Footer"/>
@@ -3422,12 +3726,14 @@
     </w:pPr>
     <w:r>
       <w:rPr>
+        <w:rFonts w:eastAsia="黑体"/>
         <w:sz w:val="18"/>
       </w:rPr>
       <w:t xml:space="preserve">第 </w:t>
     </w:r>
     <w:r>
       <w:rPr>
+        <w:rFonts w:eastAsia="黑体"/>
         <w:sz w:val="18"/>
       </w:rPr>
       <w:fldChar w:fldCharType="begin"/>
@@ -3436,6 +3742,7 @@
     </w:r>
     <w:r>
       <w:rPr>
+        <w:rFonts w:eastAsia="黑体"/>
         <w:sz w:val="18"/>
       </w:rPr>
       <w:t xml:space="preserve"> 页</w:t>
@@ -3449,6 +3756,9 @@
   <w:footnote w:type="continuationSeparator" w:id="0">
     <w:p>
       <w:r>
+        <w:rPr>
+          <w:rFonts w:eastAsia="黑体"/>
+        </w:rPr>
         <w:continuationSeparator/>
       </w:r>
     </w:p>
@@ -3456,6 +3766,9 @@
   <w:footnote w:type="separator" w:id="-1">
     <w:p>
       <w:r>
+        <w:rPr>
+          <w:rFonts w:eastAsia="黑体"/>
+        </w:rPr>
         <w:separator/>
       </w:r>
     </w:p>
@@ -3464,7 +3777,7 @@
 </file>
 
 <file path=word/header1.xml><?xml version="1.0" encoding="utf-8"?>
-<w:hdr xmlns:m="http://schemas.openxmlformats.org/officeDocument/2006/math" xmlns:mc="http://schemas.openxmlformats.org/markup-compatibility/2006" xmlns:mo="http://schemas.microsoft.com/office/mac/office/2008/main" xmlns:mv="urn:schemas-microsoft-com:mac:vml" xmlns:o="urn:schemas-microsoft-com:office:office" xmlns:r="http://schemas.openxmlformats.org/officeDocument/2006/relationships" xmlns:v="urn:schemas-microsoft-com:vml" xmlns:w10="urn:schemas-microsoft-com:office:word" xmlns:w14="http://schemas.microsoft.com/office/word/2010/wordml" xmlns:w="http://schemas.openxmlformats.org/wordprocessingml/2006/main" xmlns:wne="http://schemas.microsoft.com/office/word/2006/wordml" xmlns:wp14="http://schemas.microsoft.com/office/word/2010/wordprocessingDrawing" xmlns:wp="http://schemas.openxmlformats.org/drawingml/2006/wordprocessingDrawing" xmlns:wpc="http://schemas.microsoft.com/office/word/2010/wordprocessingCanvas" xmlns:wpg="http://schemas.microsoft.com/office/word/2010/wordprocessingGroup" xmlns:wpi="http://schemas.microsoft.com/office/word/2010/wordprocessingInk" xmlns:wps="http://schemas.microsoft.com/office/word/2010/wordprocessingShape" mc:Ignorable="w14 wp14">
+<w:hdr xmlns:mc="http://schemas.openxmlformats.org/markup-compatibility/2006" xmlns:w="http://schemas.openxmlformats.org/wordprocessingml/2006/main" xmlns:m="http://schemas.openxmlformats.org/officeDocument/2006/math" xmlns:mo="http://schemas.microsoft.com/office/mac/office/2008/main" xmlns:mv="urn:schemas-microsoft-com:mac:vml" xmlns:o="urn:schemas-microsoft-com:office:office" xmlns:r="http://schemas.openxmlformats.org/officeDocument/2006/relationships" xmlns:v="urn:schemas-microsoft-com:vml" xmlns:w10="urn:schemas-microsoft-com:office:word" xmlns:w14="http://schemas.microsoft.com/office/word/2010/wordml" xmlns:wne="http://schemas.microsoft.com/office/word/2006/wordml" xmlns:wp14="http://schemas.microsoft.com/office/word/2010/wordprocessingDrawing" xmlns:wp="http://schemas.openxmlformats.org/drawingml/2006/wordprocessingDrawing" xmlns:wpc="http://schemas.microsoft.com/office/word/2010/wordprocessingCanvas" xmlns:wpg="http://schemas.microsoft.com/office/word/2010/wordprocessingGroup" xmlns:wpi="http://schemas.microsoft.com/office/word/2010/wordprocessingInk" xmlns:wps="http://schemas.microsoft.com/office/word/2010/wordprocessingShape" mc:Ignorable="w14 wp14">
   <w:p>
     <w:pPr>
       <w:pStyle w:val="Header"/>
@@ -3472,7 +3785,7 @@
     </w:pPr>
     <w:r>
       <w:rPr>
-        <w:rFonts w:ascii="Times New Roman" w:hAnsi="Times New Roman"/>
+        <w:rFonts w:ascii="Times New Roman" w:hAnsi="Times New Roman" w:eastAsia="黑体"/>
         <w:sz w:val="18"/>
         <w:rFonts w:eastAsia="黑体"/>
         <w:rFonts w:eastAsia="黑体"/>
@@ -3484,7 +3797,7 @@
 </file>
 
 <file path=word/numbering.xml><?xml version="1.0" encoding="utf-8"?>
-<w:numbering xmlns:m="http://schemas.openxmlformats.org/officeDocument/2006/math" xmlns:mc="http://schemas.openxmlformats.org/markup-compatibility/2006" xmlns:mo="http://schemas.microsoft.com/office/mac/office/2008/main" xmlns:mv="urn:schemas-microsoft-com:mac:vml" xmlns:o="urn:schemas-microsoft-com:office:office" xmlns:r="http://schemas.openxmlformats.org/officeDocument/2006/relationships" xmlns:v="urn:schemas-microsoft-com:vml" xmlns:w="http://schemas.openxmlformats.org/wordprocessingml/2006/main" xmlns:w10="urn:schemas-microsoft-com:office:word" xmlns:w14="http://schemas.microsoft.com/office/word/2010/wordml" xmlns:wne="http://schemas.microsoft.com/office/word/2006/wordml" xmlns:wp="http://schemas.openxmlformats.org/drawingml/2006/wordprocessingDrawing" xmlns:wp14="http://schemas.microsoft.com/office/word/2010/wordprocessingDrawing" xmlns:wpc="http://schemas.microsoft.com/office/word/2010/wordprocessingCanvas" xmlns:wpg="http://schemas.microsoft.com/office/word/2010/wordprocessingGroup" xmlns:wpi="http://schemas.microsoft.com/office/word/2010/wordprocessingInk" xmlns:wps="http://schemas.microsoft.com/office/word/2010/wordprocessingShape" mc:Ignorable="w14 wp14">
+<w:numbering xmlns:mc="http://schemas.openxmlformats.org/markup-compatibility/2006" xmlns:w="http://schemas.openxmlformats.org/wordprocessingml/2006/main" xmlns:m="http://schemas.openxmlformats.org/officeDocument/2006/math" xmlns:mo="http://schemas.microsoft.com/office/mac/office/2008/main" xmlns:mv="urn:schemas-microsoft-com:mac:vml" xmlns:o="urn:schemas-microsoft-com:office:office" xmlns:r="http://schemas.openxmlformats.org/officeDocument/2006/relationships" xmlns:v="urn:schemas-microsoft-com:vml" xmlns:w10="urn:schemas-microsoft-com:office:word" xmlns:w14="http://schemas.microsoft.com/office/word/2010/wordml" xmlns:wne="http://schemas.microsoft.com/office/word/2006/wordml" xmlns:wp="http://schemas.openxmlformats.org/drawingml/2006/wordprocessingDrawing" xmlns:wp14="http://schemas.microsoft.com/office/word/2010/wordprocessingDrawing" xmlns:wpc="http://schemas.microsoft.com/office/word/2010/wordprocessingCanvas" xmlns:wpg="http://schemas.microsoft.com/office/word/2010/wordprocessingGroup" xmlns:wpi="http://schemas.microsoft.com/office/word/2010/wordprocessingInk" xmlns:wps="http://schemas.microsoft.com/office/word/2010/wordprocessingShape" mc:Ignorable="w14 wp14">
   <w:abstractNum w:abstractNumId="0">
     <w:nsid w:val="FFFFFF7C"/>
     <w:multiLevelType w:val="singleLevel"/>
@@ -3571,7 +3884,7 @@
         <w:ind w:hanging="360" w:left="1440"/>
       </w:pPr>
       <w:rPr>
-        <w:rFonts w:ascii="Symbol" w:hAnsi="Symbol" w:hint="default"/>
+        <w:rFonts w:ascii="Symbol" w:hAnsi="Symbol" w:hint="default" w:eastAsia="黑体"/>
       </w:rPr>
     </w:lvl>
   </w:abstractNum>
@@ -3592,7 +3905,7 @@
         <w:ind w:hanging="360" w:left="1080"/>
       </w:pPr>
       <w:rPr>
-        <w:rFonts w:ascii="Symbol" w:hAnsi="Symbol" w:hint="default"/>
+        <w:rFonts w:ascii="Symbol" w:hAnsi="Symbol" w:hint="default" w:eastAsia="黑体"/>
       </w:rPr>
     </w:lvl>
   </w:abstractNum>
@@ -3613,7 +3926,7 @@
         <w:ind w:hanging="360" w:left="720"/>
       </w:pPr>
       <w:rPr>
-        <w:rFonts w:ascii="Symbol" w:hAnsi="Symbol" w:hint="default"/>
+        <w:rFonts w:ascii="Symbol" w:hAnsi="Symbol" w:hint="default" w:eastAsia="黑体"/>
       </w:rPr>
     </w:lvl>
   </w:abstractNum>
@@ -3652,7 +3965,7 @@
         <w:ind w:hanging="360" w:left="360"/>
       </w:pPr>
       <w:rPr>
-        <w:rFonts w:ascii="Symbol" w:hAnsi="Symbol" w:hint="default"/>
+        <w:rFonts w:ascii="Symbol" w:hAnsi="Symbol" w:hint="default" w:eastAsia="黑体"/>
       </w:rPr>
     </w:lvl>
   </w:abstractNum>
@@ -3743,7 +4056,7 @@
         <w:ind w:left="720" w:hanging="360"/>
       </w:pPr>
       <w:rPr>
-        <w:rFonts w:ascii="Symbol" w:hAnsi="Symbol" w:cs="Symbol" w:hint="default"/>
+        <w:rFonts w:ascii="Symbol" w:hAnsi="Symbol" w:cs="Symbol" w:hint="default" w:eastAsia="黑体"/>
       </w:rPr>
     </w:lvl>
     <w:lvl w:ilvl="1">
@@ -3754,7 +4067,7 @@
         <w:ind w:left="1440" w:hanging="360"/>
       </w:pPr>
       <w:rPr>
-        <w:rFonts w:ascii="Courier New" w:hAnsi="Courier New" w:cs="Courier New" w:hint="default"/>
+        <w:rFonts w:ascii="Courier New" w:hAnsi="Courier New" w:cs="Courier New" w:hint="default" w:eastAsia="黑体"/>
       </w:rPr>
     </w:lvl>
     <w:lvl w:ilvl="2">
@@ -3765,7 +4078,7 @@
         <w:ind w:left="2160" w:hanging="360"/>
       </w:pPr>
       <w:rPr>
-        <w:rFonts w:ascii="Wingdings" w:hAnsi="Wingdings" w:cs="Wingdings" w:hint="default"/>
+        <w:rFonts w:ascii="Wingdings" w:hAnsi="Wingdings" w:cs="Wingdings" w:hint="default" w:eastAsia="黑体"/>
       </w:rPr>
     </w:lvl>
     <w:lvl w:ilvl="3">
@@ -3776,7 +4089,7 @@
         <w:ind w:left="2880" w:hanging="360"/>
       </w:pPr>
       <w:rPr>
-        <w:rFonts w:ascii="Symbol" w:hAnsi="Symbol" w:cs="Symbol" w:hint="default"/>
+        <w:rFonts w:ascii="Symbol" w:hAnsi="Symbol" w:cs="Symbol" w:hint="default" w:eastAsia="黑体"/>
       </w:rPr>
     </w:lvl>
     <w:lvl w:ilvl="4">
@@ -3787,7 +4100,7 @@
         <w:ind w:left="3600" w:hanging="360"/>
       </w:pPr>
       <w:rPr>
-        <w:rFonts w:ascii="Courier New" w:hAnsi="Courier New" w:cs="Courier New" w:hint="default"/>
+        <w:rFonts w:ascii="Courier New" w:hAnsi="Courier New" w:cs="Courier New" w:hint="default" w:eastAsia="黑体"/>
       </w:rPr>
     </w:lvl>
     <w:lvl w:ilvl="5">
@@ -3798,7 +4111,7 @@
         <w:ind w:left="4320" w:hanging="360"/>
       </w:pPr>
       <w:rPr>
-        <w:rFonts w:ascii="Wingdings" w:hAnsi="Wingdings" w:cs="Wingdings" w:hint="default"/>
+        <w:rFonts w:ascii="Wingdings" w:hAnsi="Wingdings" w:cs="Wingdings" w:hint="default" w:eastAsia="黑体"/>
       </w:rPr>
     </w:lvl>
     <w:lvl w:ilvl="6">
@@ -3809,7 +4122,7 @@
         <w:ind w:left="5040" w:hanging="360"/>
       </w:pPr>
       <w:rPr>
-        <w:rFonts w:ascii="Symbol" w:hAnsi="Symbol" w:cs="Symbol" w:hint="default"/>
+        <w:rFonts w:ascii="Symbol" w:hAnsi="Symbol" w:cs="Symbol" w:hint="default" w:eastAsia="黑体"/>
       </w:rPr>
     </w:lvl>
     <w:lvl w:ilvl="7">
@@ -3820,7 +4133,7 @@
         <w:ind w:left="5760" w:hanging="360"/>
       </w:pPr>
       <w:rPr>
-        <w:rFonts w:ascii="Courier New" w:hAnsi="Courier New" w:cs="Courier New" w:hint="default"/>
+        <w:rFonts w:ascii="Courier New" w:hAnsi="Courier New" w:cs="Courier New" w:hint="default" w:eastAsia="黑体"/>
       </w:rPr>
     </w:lvl>
     <w:lvl w:ilvl="8">
@@ -3831,7 +4144,7 @@
         <w:ind w:left="6480" w:hanging="360"/>
       </w:pPr>
       <w:rPr>
-        <w:rFonts w:ascii="Wingdings" w:hAnsi="Wingdings" w:cs="Wingdings" w:hint="default"/>
+        <w:rFonts w:ascii="Wingdings" w:hAnsi="Wingdings" w:cs="Wingdings" w:hint="default" w:eastAsia="黑体"/>
       </w:rPr>
     </w:lvl>
   </w:abstractNum>
@@ -3887,11 +4200,11 @@
 </file>
 
 <file path=word/styles.xml><?xml version="1.0" encoding="utf-8"?>
-<w:styles xmlns:mc="http://schemas.openxmlformats.org/markup-compatibility/2006" xmlns:r="http://schemas.openxmlformats.org/officeDocument/2006/relationships" xmlns:w="http://schemas.openxmlformats.org/wordprocessingml/2006/main" xmlns:w14="http://schemas.microsoft.com/office/word/2010/wordml" mc:Ignorable="w14">
+<w:styles xmlns:mc="http://schemas.openxmlformats.org/markup-compatibility/2006" xmlns:w="http://schemas.openxmlformats.org/wordprocessingml/2006/main" xmlns:r="http://schemas.openxmlformats.org/officeDocument/2006/relationships" xmlns:w14="http://schemas.microsoft.com/office/word/2010/wordml" mc:Ignorable="w14">
   <w:docDefaults>
     <w:rPrDefault>
       <w:rPr>
-        <w:rFonts w:asciiTheme="minorHAnsi" w:cstheme="minorBidi" w:eastAsiaTheme="minorEastAsia" w:hAnsiTheme="minorHAnsi"/>
+        <w:rFonts w:asciiTheme="minorHAnsi" w:cstheme="minorBidi" w:hAnsiTheme="minorHAnsi" w:eastAsia="黑体"/>
         <w:sz w:val="22"/>
         <w:szCs w:val="22"/>
         <w:lang w:bidi="ar-SA" w:eastAsia="en-US" w:val="en-US"/>
@@ -4113,7 +4426,7 @@
       <w:outlineLvl w:val="0"/>
     </w:pPr>
     <w:rPr>
-      <w:rFonts w:ascii="Times New Roman" w:asciiTheme="majorHAnsi" w:cstheme="majorBidi" w:eastAsia="黑体" w:eastAsiaTheme="majorEastAsia" w:hAnsi="Times New Roman" w:hAnsiTheme="majorHAnsi"/>
+      <w:rFonts w:ascii="Times New Roman" w:asciiTheme="majorHAnsi" w:cstheme="majorBidi" w:eastAsia="黑体" w:hAnsi="Times New Roman" w:hAnsiTheme="majorHAnsi"/>
       <w:b/>
       <w:bCs/>
       <w:color w:val="1F3864"/>
@@ -4137,7 +4450,7 @@
       <w:outlineLvl w:val="1"/>
     </w:pPr>
     <w:rPr>
-      <w:rFonts w:ascii="Times New Roman" w:asciiTheme="majorHAnsi" w:cstheme="majorBidi" w:eastAsia="黑体" w:eastAsiaTheme="majorEastAsia" w:hAnsi="Times New Roman" w:hAnsiTheme="majorHAnsi"/>
+      <w:rFonts w:ascii="Times New Roman" w:asciiTheme="majorHAnsi" w:cstheme="majorBidi" w:eastAsia="黑体" w:hAnsi="Times New Roman" w:hAnsiTheme="majorHAnsi"/>
       <w:b/>
       <w:bCs/>
       <w:color w:val="2E4E7E"/>
@@ -4161,7 +4474,7 @@
       <w:outlineLvl w:val="2"/>
     </w:pPr>
     <w:rPr>
-      <w:rFonts w:ascii="Times New Roman" w:asciiTheme="majorHAnsi" w:cstheme="majorBidi" w:eastAsia="黑体" w:eastAsiaTheme="majorEastAsia" w:hAnsi="Times New Roman" w:hAnsiTheme="majorHAnsi"/>
+      <w:rFonts w:ascii="Times New Roman" w:asciiTheme="majorHAnsi" w:cstheme="majorBidi" w:eastAsia="黑体" w:hAnsi="Times New Roman" w:hAnsiTheme="majorHAnsi"/>
       <w:b/>
       <w:bCs/>
       <w:color w:val="2E4E7E"/>
@@ -4185,7 +4498,7 @@
       <w:outlineLvl w:val="3"/>
     </w:pPr>
     <w:rPr>
-      <w:rFonts w:ascii="Times New Roman" w:asciiTheme="majorHAnsi" w:cstheme="majorBidi" w:eastAsia="黑体" w:eastAsiaTheme="majorEastAsia" w:hAnsi="Times New Roman" w:hAnsiTheme="majorHAnsi"/>
+      <w:rFonts w:ascii="Times New Roman" w:asciiTheme="majorHAnsi" w:cstheme="majorBidi" w:eastAsia="黑体" w:hAnsi="Times New Roman" w:hAnsiTheme="majorHAnsi"/>
       <w:b/>
       <w:bCs/>
       <w:i/>
@@ -4211,7 +4524,7 @@
       <w:outlineLvl w:val="4"/>
     </w:pPr>
     <w:rPr>
-      <w:rFonts w:ascii="Times New Roman" w:asciiTheme="majorHAnsi" w:cstheme="majorBidi" w:eastAsia="黑体" w:eastAsiaTheme="majorEastAsia" w:hAnsi="Times New Roman" w:hAnsiTheme="majorHAnsi"/>
+      <w:rFonts w:ascii="Times New Roman" w:asciiTheme="majorHAnsi" w:cstheme="majorBidi" w:eastAsia="黑体" w:hAnsi="Times New Roman" w:hAnsiTheme="majorHAnsi"/>
       <w:b/>
       <w:color w:val="333333"/>
       <w:sz w:val="22"/>
@@ -4234,7 +4547,7 @@
       <w:outlineLvl w:val="5"/>
     </w:pPr>
     <w:rPr>
-      <w:rFonts w:asciiTheme="majorHAnsi" w:cstheme="majorBidi" w:eastAsiaTheme="majorEastAsia" w:hAnsiTheme="majorHAnsi"/>
+      <w:rFonts w:asciiTheme="majorHAnsi" w:cstheme="majorBidi" w:hAnsiTheme="majorHAnsi" w:eastAsia="黑体"/>
       <w:i/>
       <w:iCs/>
       <w:color w:themeColor="accent1" w:themeShade="7F" w:val="243F60"/>
@@ -4257,7 +4570,7 @@
       <w:outlineLvl w:val="6"/>
     </w:pPr>
     <w:rPr>
-      <w:rFonts w:asciiTheme="majorHAnsi" w:cstheme="majorBidi" w:eastAsiaTheme="majorEastAsia" w:hAnsiTheme="majorHAnsi"/>
+      <w:rFonts w:asciiTheme="majorHAnsi" w:cstheme="majorBidi" w:hAnsiTheme="majorHAnsi" w:eastAsia="黑体"/>
       <w:i/>
       <w:iCs/>
       <w:color w:themeColor="text1" w:themeTint="BF" w:val="404040"/>
@@ -4280,7 +4593,7 @@
       <w:outlineLvl w:val="7"/>
     </w:pPr>
     <w:rPr>
-      <w:rFonts w:asciiTheme="majorHAnsi" w:cstheme="majorBidi" w:eastAsiaTheme="majorEastAsia" w:hAnsiTheme="majorHAnsi"/>
+      <w:rFonts w:asciiTheme="majorHAnsi" w:cstheme="majorBidi" w:hAnsiTheme="majorHAnsi" w:eastAsia="黑体"/>
       <w:color w:themeColor="accent1" w:val="4F81BD"/>
       <w:sz w:val="20"/>
       <w:szCs w:val="20"/>
@@ -4303,7 +4616,7 @@
       <w:outlineLvl w:val="8"/>
     </w:pPr>
     <w:rPr>
-      <w:rFonts w:asciiTheme="majorHAnsi" w:cstheme="majorBidi" w:eastAsiaTheme="majorEastAsia" w:hAnsiTheme="majorHAnsi"/>
+      <w:rFonts w:asciiTheme="majorHAnsi" w:cstheme="majorBidi" w:hAnsiTheme="majorHAnsi" w:eastAsia="黑体"/>
       <w:i/>
       <w:iCs/>
       <w:color w:themeColor="text1" w:themeTint="BF" w:val="404040"/>
@@ -4354,7 +4667,7 @@
     <w:uiPriority w:val="9"/>
     <w:rsid w:val="00FC693F"/>
     <w:rPr>
-      <w:rFonts w:asciiTheme="majorHAnsi" w:cstheme="majorBidi" w:eastAsiaTheme="majorEastAsia" w:hAnsiTheme="majorHAnsi"/>
+      <w:rFonts w:asciiTheme="majorHAnsi" w:cstheme="majorBidi" w:hAnsiTheme="majorHAnsi" w:eastAsia="黑体"/>
       <w:b/>
       <w:bCs/>
       <w:color w:themeColor="accent1" w:themeShade="BF" w:val="365F91"/>
@@ -4369,7 +4682,7 @@
     <w:uiPriority w:val="9"/>
     <w:rsid w:val="00FC693F"/>
     <w:rPr>
-      <w:rFonts w:asciiTheme="majorHAnsi" w:cstheme="majorBidi" w:eastAsiaTheme="majorEastAsia" w:hAnsiTheme="majorHAnsi"/>
+      <w:rFonts w:asciiTheme="majorHAnsi" w:cstheme="majorBidi" w:hAnsiTheme="majorHAnsi" w:eastAsia="黑体"/>
       <w:b/>
       <w:bCs/>
       <w:color w:themeColor="accent1" w:val="4F81BD"/>
@@ -4384,7 +4697,7 @@
     <w:uiPriority w:val="9"/>
     <w:rsid w:val="00FC693F"/>
     <w:rPr>
-      <w:rFonts w:asciiTheme="majorHAnsi" w:cstheme="majorBidi" w:eastAsiaTheme="majorEastAsia" w:hAnsiTheme="majorHAnsi"/>
+      <w:rFonts w:asciiTheme="majorHAnsi" w:cstheme="majorBidi" w:hAnsiTheme="majorHAnsi" w:eastAsia="黑体"/>
       <w:b/>
       <w:bCs/>
       <w:color w:themeColor="accent1" w:val="4F81BD"/>
@@ -4407,7 +4720,7 @@
       <w:contextualSpacing/>
     </w:pPr>
     <w:rPr>
-      <w:rFonts w:ascii="Times New Roman" w:asciiTheme="majorHAnsi" w:cstheme="majorBidi" w:eastAsia="黑体" w:eastAsiaTheme="majorEastAsia" w:hAnsi="Times New Roman" w:hAnsiTheme="majorHAnsi"/>
+      <w:rFonts w:ascii="Times New Roman" w:asciiTheme="majorHAnsi" w:cstheme="majorBidi" w:eastAsia="黑体" w:hAnsi="Times New Roman" w:hAnsiTheme="majorHAnsi"/>
       <w:b/>
       <w:color w:val="1F3864"/>
       <w:spacing w:val="5"/>
@@ -4423,7 +4736,7 @@
     <w:uiPriority w:val="10"/>
     <w:rsid w:val="00FC693F"/>
     <w:rPr>
-      <w:rFonts w:asciiTheme="majorHAnsi" w:cstheme="majorBidi" w:eastAsiaTheme="majorEastAsia" w:hAnsiTheme="majorHAnsi"/>
+      <w:rFonts w:asciiTheme="majorHAnsi" w:cstheme="majorBidi" w:hAnsiTheme="majorHAnsi" w:eastAsia="黑体"/>
       <w:color w:themeColor="text2" w:themeShade="BF" w:val="17365D"/>
       <w:spacing w:val="5"/>
       <w:kern w:val="28"/>
@@ -4445,7 +4758,7 @@
       </w:numPr>
     </w:pPr>
     <w:rPr>
-      <w:rFonts w:asciiTheme="majorHAnsi" w:cstheme="majorBidi" w:eastAsiaTheme="majorEastAsia" w:hAnsiTheme="majorHAnsi"/>
+      <w:rFonts w:asciiTheme="majorHAnsi" w:cstheme="majorBidi" w:hAnsiTheme="majorHAnsi" w:eastAsia="黑体"/>
       <w:i/>
       <w:iCs/>
       <w:color w:themeColor="accent1" w:val="4F81BD"/>
@@ -4461,7 +4774,7 @@
     <w:uiPriority w:val="11"/>
     <w:rsid w:val="00FC693F"/>
     <w:rPr>
-      <w:rFonts w:asciiTheme="majorHAnsi" w:cstheme="majorBidi" w:eastAsiaTheme="majorEastAsia" w:hAnsiTheme="majorHAnsi"/>
+      <w:rFonts w:asciiTheme="majorHAnsi" w:cstheme="majorBidi" w:hAnsiTheme="majorHAnsi" w:eastAsia="黑体"/>
       <w:i/>
       <w:iCs/>
       <w:color w:themeColor="accent1" w:val="4F81BD"/>
@@ -4528,6 +4841,7 @@
       <w:spacing w:after="120"/>
     </w:pPr>
     <w:rPr>
+      <w:rFonts w:eastAsia="黑体"/>
       <w:sz w:val="16"/>
       <w:szCs w:val="16"/>
     </w:rPr>
@@ -4539,6 +4853,7 @@
     <w:uiPriority w:val="99"/>
     <w:rsid w:val="00AA1D8D"/>
     <w:rPr>
+      <w:rFonts w:eastAsia="黑体"/>
       <w:sz w:val="16"/>
       <w:szCs w:val="16"/>
     </w:rPr>
@@ -4708,7 +5023,7 @@
       </w:tabs>
     </w:pPr>
     <w:rPr>
-      <w:rFonts w:ascii="Courier" w:hAnsi="Courier"/>
+      <w:rFonts w:ascii="Courier" w:hAnsi="Courier" w:eastAsia="黑体"/>
       <w:sz w:val="20"/>
       <w:szCs w:val="20"/>
     </w:rPr>
@@ -4720,7 +5035,7 @@
     <w:uiPriority w:val="99"/>
     <w:rsid w:val="0029639D"/>
     <w:rPr>
-      <w:rFonts w:ascii="Courier" w:hAnsi="Courier"/>
+      <w:rFonts w:ascii="Courier" w:hAnsi="Courier" w:eastAsia="黑体"/>
       <w:sz w:val="20"/>
       <w:szCs w:val="20"/>
     </w:rPr>
@@ -4756,6 +5071,7 @@
     <w:uiPriority w:val="29"/>
     <w:rsid w:val="00FC693F"/>
     <w:rPr>
+      <w:rFonts w:eastAsia="黑体"/>
       <w:i/>
       <w:iCs/>
       <w:color w:themeColor="text1" w:val="000000"/>
@@ -4769,7 +5085,7 @@
     <w:semiHidden/>
     <w:rsid w:val="00FC693F"/>
     <w:rPr>
-      <w:rFonts w:asciiTheme="majorHAnsi" w:cstheme="majorBidi" w:eastAsiaTheme="majorEastAsia" w:hAnsiTheme="majorHAnsi"/>
+      <w:rFonts w:asciiTheme="majorHAnsi" w:cstheme="majorBidi" w:hAnsiTheme="majorHAnsi" w:eastAsia="黑体"/>
       <w:b/>
       <w:bCs/>
       <w:i/>
@@ -4785,7 +5101,7 @@
     <w:semiHidden/>
     <w:rsid w:val="00FC693F"/>
     <w:rPr>
-      <w:rFonts w:asciiTheme="majorHAnsi" w:cstheme="majorBidi" w:eastAsiaTheme="majorEastAsia" w:hAnsiTheme="majorHAnsi"/>
+      <w:rFonts w:asciiTheme="majorHAnsi" w:cstheme="majorBidi" w:hAnsiTheme="majorHAnsi" w:eastAsia="黑体"/>
       <w:color w:themeColor="accent1" w:themeShade="7F" w:val="243F60"/>
     </w:rPr>
   </w:style>
@@ -4797,7 +5113,7 @@
     <w:semiHidden/>
     <w:rsid w:val="00FC693F"/>
     <w:rPr>
-      <w:rFonts w:asciiTheme="majorHAnsi" w:cstheme="majorBidi" w:eastAsiaTheme="majorEastAsia" w:hAnsiTheme="majorHAnsi"/>
+      <w:rFonts w:asciiTheme="majorHAnsi" w:cstheme="majorBidi" w:hAnsiTheme="majorHAnsi" w:eastAsia="黑体"/>
       <w:i/>
       <w:iCs/>
       <w:color w:themeColor="accent1" w:themeShade="7F" w:val="243F60"/>
@@ -4811,7 +5127,7 @@
     <w:semiHidden/>
     <w:rsid w:val="00FC693F"/>
     <w:rPr>
-      <w:rFonts w:asciiTheme="majorHAnsi" w:cstheme="majorBidi" w:eastAsiaTheme="majorEastAsia" w:hAnsiTheme="majorHAnsi"/>
+      <w:rFonts w:asciiTheme="majorHAnsi" w:cstheme="majorBidi" w:hAnsiTheme="majorHAnsi" w:eastAsia="黑体"/>
       <w:i/>
       <w:iCs/>
       <w:color w:themeColor="text1" w:themeTint="BF" w:val="404040"/>
@@ -4825,7 +5141,7 @@
     <w:semiHidden/>
     <w:rsid w:val="00FC693F"/>
     <w:rPr>
-      <w:rFonts w:asciiTheme="majorHAnsi" w:cstheme="majorBidi" w:eastAsiaTheme="majorEastAsia" w:hAnsiTheme="majorHAnsi"/>
+      <w:rFonts w:asciiTheme="majorHAnsi" w:cstheme="majorBidi" w:hAnsiTheme="majorHAnsi" w:eastAsia="黑体"/>
       <w:color w:themeColor="accent1" w:val="4F81BD"/>
       <w:sz w:val="20"/>
       <w:szCs w:val="20"/>
@@ -4839,7 +5155,7 @@
     <w:semiHidden/>
     <w:rsid w:val="00FC693F"/>
     <w:rPr>
-      <w:rFonts w:asciiTheme="majorHAnsi" w:cstheme="majorBidi" w:eastAsiaTheme="majorEastAsia" w:hAnsiTheme="majorHAnsi"/>
+      <w:rFonts w:asciiTheme="majorHAnsi" w:cstheme="majorBidi" w:hAnsiTheme="majorHAnsi" w:eastAsia="黑体"/>
       <w:i/>
       <w:iCs/>
       <w:color w:themeColor="text1" w:themeTint="BF" w:val="404040"/>
@@ -4860,6 +5176,7 @@
       <w:spacing w:line="240" w:lineRule="auto"/>
     </w:pPr>
     <w:rPr>
+      <w:rFonts w:eastAsia="黑体"/>
       <w:b/>
       <w:bCs/>
       <w:color w:themeColor="accent1" w:val="4F81BD"/>
@@ -4874,6 +5191,7 @@
     <w:qFormat/>
     <w:rsid w:val="00FC693F"/>
     <w:rPr>
+      <w:rFonts w:eastAsia="黑体"/>
       <w:b/>
       <w:bCs/>
     </w:rPr>
@@ -4885,6 +5203,7 @@
     <w:qFormat/>
     <w:rsid w:val="00FC693F"/>
     <w:rPr>
+      <w:rFonts w:eastAsia="黑体"/>
       <w:i/>
       <w:iCs/>
     </w:rPr>
@@ -4905,6 +5224,7 @@
       <w:ind w:left="936" w:right="936"/>
     </w:pPr>
     <w:rPr>
+      <w:rFonts w:eastAsia="黑体"/>
       <w:b/>
       <w:bCs/>
       <w:i/>
@@ -4919,6 +5239,7 @@
     <w:uiPriority w:val="30"/>
     <w:rsid w:val="00FC693F"/>
     <w:rPr>
+      <w:rFonts w:eastAsia="黑体"/>
       <w:b/>
       <w:bCs/>
       <w:i/>
@@ -4933,6 +5254,7 @@
     <w:qFormat/>
     <w:rsid w:val="00FC693F"/>
     <w:rPr>
+      <w:rFonts w:eastAsia="黑体"/>
       <w:i/>
       <w:iCs/>
       <w:color w:themeColor="text1" w:themeTint="7F" w:val="808080"/>
@@ -4945,6 +5267,7 @@
     <w:qFormat/>
     <w:rsid w:val="00FC693F"/>
     <w:rPr>
+      <w:rFonts w:eastAsia="黑体"/>
       <w:b/>
       <w:bCs/>
       <w:i/>
@@ -4959,6 +5282,7 @@
     <w:qFormat/>
     <w:rsid w:val="00FC693F"/>
     <w:rPr>
+      <w:rFonts w:eastAsia="黑体"/>
       <w:smallCaps/>
       <w:color w:themeColor="accent2" w:val="C0504D"/>
       <w:u w:val="single"/>
@@ -4971,6 +5295,7 @@
     <w:qFormat/>
     <w:rsid w:val="00FC693F"/>
     <w:rPr>
+      <w:rFonts w:eastAsia="黑体"/>
       <w:b/>
       <w:bCs/>
       <w:smallCaps/>
@@ -4986,6 +5311,7 @@
     <w:qFormat/>
     <w:rsid w:val="00FC693F"/>
     <w:rPr>
+      <w:rFonts w:eastAsia="黑体"/>
       <w:b/>
       <w:bCs/>
       <w:smallCaps/>
@@ -5040,6 +5366,7 @@
       <w:spacing w:after="0" w:line="240" w:lineRule="auto"/>
     </w:pPr>
     <w:rPr>
+      <w:rFonts w:eastAsia="黑体"/>
       <w:color w:themeColor="text1" w:themeShade="BF" w:val="000000"/>
     </w:rPr>
     <w:tblPr>
@@ -5062,6 +5389,7 @@
         <w:spacing w:after="0" w:before="0" w:line="240" w:lineRule="auto"/>
       </w:pPr>
       <w:rPr>
+        <w:rFonts w:eastAsia="黑体"/>
         <w:b/>
         <w:bCs/>
       </w:rPr>
@@ -5082,6 +5410,7 @@
         <w:spacing w:after="0" w:before="0" w:line="240" w:lineRule="auto"/>
       </w:pPr>
       <w:rPr>
+        <w:rFonts w:eastAsia="黑体"/>
         <w:b/>
         <w:bCs/>
       </w:rPr>
@@ -5099,12 +5428,14 @@
     </w:tblStylePr>
     <w:tblStylePr w:type="firstCol">
       <w:rPr>
+        <w:rFonts w:eastAsia="黑体"/>
         <w:b/>
         <w:bCs/>
       </w:rPr>
     </w:tblStylePr>
     <w:tblStylePr w:type="lastCol">
       <w:rPr>
+        <w:rFonts w:eastAsia="黑体"/>
         <w:b/>
         <w:bCs/>
       </w:rPr>
@@ -5143,6 +5474,7 @@
       <w:spacing w:after="0" w:line="240" w:lineRule="auto"/>
     </w:pPr>
     <w:rPr>
+      <w:rFonts w:eastAsia="黑体"/>
       <w:color w:themeColor="accent1" w:themeShade="BF" w:val="365F91"/>
     </w:rPr>
     <w:tblPr>
@@ -5165,6 +5497,7 @@
         <w:spacing w:after="0" w:before="0" w:line="240" w:lineRule="auto"/>
       </w:pPr>
       <w:rPr>
+        <w:rFonts w:eastAsia="黑体"/>
         <w:b/>
         <w:bCs/>
       </w:rPr>
@@ -5185,6 +5518,7 @@
         <w:spacing w:after="0" w:before="0" w:line="240" w:lineRule="auto"/>
       </w:pPr>
       <w:rPr>
+        <w:rFonts w:eastAsia="黑体"/>
         <w:b/>
         <w:bCs/>
       </w:rPr>
@@ -5202,12 +5536,14 @@
     </w:tblStylePr>
     <w:tblStylePr w:type="firstCol">
       <w:rPr>
+        <w:rFonts w:eastAsia="黑体"/>
         <w:b/>
         <w:bCs/>
       </w:rPr>
     </w:tblStylePr>
     <w:tblStylePr w:type="lastCol">
       <w:rPr>
+        <w:rFonts w:eastAsia="黑体"/>
         <w:b/>
         <w:bCs/>
       </w:rPr>
@@ -5246,6 +5582,7 @@
       <w:spacing w:after="0" w:line="240" w:lineRule="auto"/>
     </w:pPr>
     <w:rPr>
+      <w:rFonts w:eastAsia="黑体"/>
       <w:color w:themeColor="accent2" w:themeShade="BF" w:val="943634"/>
     </w:rPr>
     <w:tblPr>
@@ -5268,6 +5605,7 @@
         <w:spacing w:after="0" w:before="0" w:line="240" w:lineRule="auto"/>
       </w:pPr>
       <w:rPr>
+        <w:rFonts w:eastAsia="黑体"/>
         <w:b/>
         <w:bCs/>
       </w:rPr>
@@ -5288,6 +5626,7 @@
         <w:spacing w:after="0" w:before="0" w:line="240" w:lineRule="auto"/>
       </w:pPr>
       <w:rPr>
+        <w:rFonts w:eastAsia="黑体"/>
         <w:b/>
         <w:bCs/>
       </w:rPr>
@@ -5305,12 +5644,14 @@
     </w:tblStylePr>
     <w:tblStylePr w:type="firstCol">
       <w:rPr>
+        <w:rFonts w:eastAsia="黑体"/>
         <w:b/>
         <w:bCs/>
       </w:rPr>
     </w:tblStylePr>
     <w:tblStylePr w:type="lastCol">
       <w:rPr>
+        <w:rFonts w:eastAsia="黑体"/>
         <w:b/>
         <w:bCs/>
       </w:rPr>
@@ -5349,6 +5690,7 @@
       <w:spacing w:after="0" w:line="240" w:lineRule="auto"/>
     </w:pPr>
     <w:rPr>
+      <w:rFonts w:eastAsia="黑体"/>
       <w:color w:themeColor="accent3" w:themeShade="BF" w:val="76923C"/>
     </w:rPr>
     <w:tblPr>
@@ -5371,6 +5713,7 @@
         <w:spacing w:after="0" w:before="0" w:line="240" w:lineRule="auto"/>
       </w:pPr>
       <w:rPr>
+        <w:rFonts w:eastAsia="黑体"/>
         <w:b/>
         <w:bCs/>
       </w:rPr>
@@ -5391,6 +5734,7 @@
         <w:spacing w:after="0" w:before="0" w:line="240" w:lineRule="auto"/>
       </w:pPr>
       <w:rPr>
+        <w:rFonts w:eastAsia="黑体"/>
         <w:b/>
         <w:bCs/>
       </w:rPr>
@@ -5408,12 +5752,14 @@
     </w:tblStylePr>
     <w:tblStylePr w:type="firstCol">
       <w:rPr>
+        <w:rFonts w:eastAsia="黑体"/>
         <w:b/>
         <w:bCs/>
       </w:rPr>
     </w:tblStylePr>
     <w:tblStylePr w:type="lastCol">
       <w:rPr>
+        <w:rFonts w:eastAsia="黑体"/>
         <w:b/>
         <w:bCs/>
       </w:rPr>
@@ -5452,6 +5798,7 @@
       <w:spacing w:after="0" w:line="240" w:lineRule="auto"/>
     </w:pPr>
     <w:rPr>
+      <w:rFonts w:eastAsia="黑体"/>
       <w:color w:themeColor="accent4" w:themeShade="BF" w:val="5F497A"/>
     </w:rPr>
     <w:tblPr>
@@ -5474,6 +5821,7 @@
         <w:spacing w:after="0" w:before="0" w:line="240" w:lineRule="auto"/>
       </w:pPr>
       <w:rPr>
+        <w:rFonts w:eastAsia="黑体"/>
         <w:b/>
         <w:bCs/>
       </w:rPr>
@@ -5494,6 +5842,7 @@
         <w:spacing w:after="0" w:before="0" w:line="240" w:lineRule="auto"/>
       </w:pPr>
       <w:rPr>
+        <w:rFonts w:eastAsia="黑体"/>
         <w:b/>
         <w:bCs/>
       </w:rPr>
@@ -5511,12 +5860,14 @@
     </w:tblStylePr>
     <w:tblStylePr w:type="firstCol">
       <w:rPr>
+        <w:rFonts w:eastAsia="黑体"/>
         <w:b/>
         <w:bCs/>
       </w:rPr>
     </w:tblStylePr>
     <w:tblStylePr w:type="lastCol">
       <w:rPr>
+        <w:rFonts w:eastAsia="黑体"/>
         <w:b/>
         <w:bCs/>
       </w:rPr>
@@ -5555,6 +5906,7 @@
       <w:spacing w:after="0" w:line="240" w:lineRule="auto"/>
     </w:pPr>
     <w:rPr>
+      <w:rFonts w:eastAsia="黑体"/>
       <w:color w:themeColor="accent5" w:themeShade="BF" w:val="31849B"/>
     </w:rPr>
     <w:tblPr>
@@ -5577,6 +5929,7 @@
         <w:spacing w:after="0" w:before="0" w:line="240" w:lineRule="auto"/>
       </w:pPr>
       <w:rPr>
+        <w:rFonts w:eastAsia="黑体"/>
         <w:b/>
         <w:bCs/>
       </w:rPr>
@@ -5597,6 +5950,7 @@
         <w:spacing w:after="0" w:before="0" w:line="240" w:lineRule="auto"/>
       </w:pPr>
       <w:rPr>
+        <w:rFonts w:eastAsia="黑体"/>
         <w:b/>
         <w:bCs/>
       </w:rPr>
@@ -5614,12 +5968,14 @@
     </w:tblStylePr>
     <w:tblStylePr w:type="firstCol">
       <w:rPr>
+        <w:rFonts w:eastAsia="黑体"/>
         <w:b/>
         <w:bCs/>
       </w:rPr>
     </w:tblStylePr>
     <w:tblStylePr w:type="lastCol">
       <w:rPr>
+        <w:rFonts w:eastAsia="黑体"/>
         <w:b/>
         <w:bCs/>
       </w:rPr>
@@ -5658,6 +6014,7 @@
       <w:spacing w:after="0" w:line="240" w:lineRule="auto"/>
     </w:pPr>
     <w:rPr>
+      <w:rFonts w:eastAsia="黑体"/>
       <w:color w:themeColor="accent6" w:themeShade="BF" w:val="E36C0A"/>
     </w:rPr>
     <w:tblPr>
@@ -5680,6 +6037,7 @@
         <w:spacing w:after="0" w:before="0" w:line="240" w:lineRule="auto"/>
       </w:pPr>
       <w:rPr>
+        <w:rFonts w:eastAsia="黑体"/>
         <w:b/>
         <w:bCs/>
       </w:rPr>
@@ -5700,6 +6058,7 @@
         <w:spacing w:after="0" w:before="0" w:line="240" w:lineRule="auto"/>
       </w:pPr>
       <w:rPr>
+        <w:rFonts w:eastAsia="黑体"/>
         <w:b/>
         <w:bCs/>
       </w:rPr>
@@ -5717,12 +6076,14 @@
     </w:tblStylePr>
     <w:tblStylePr w:type="firstCol">
       <w:rPr>
+        <w:rFonts w:eastAsia="黑体"/>
         <w:b/>
         <w:bCs/>
       </w:rPr>
     </w:tblStylePr>
     <w:tblStylePr w:type="lastCol">
       <w:rPr>
+        <w:rFonts w:eastAsia="黑体"/>
         <w:b/>
         <w:bCs/>
       </w:rPr>
@@ -5782,6 +6143,7 @@
         <w:spacing w:after="0" w:before="0" w:line="240" w:lineRule="auto"/>
       </w:pPr>
       <w:rPr>
+        <w:rFonts w:eastAsia="黑体"/>
         <w:b/>
         <w:bCs/>
         <w:color w:themeColor="background1" w:val="FFFFFF"/>
@@ -5796,6 +6158,7 @@
         <w:spacing w:after="0" w:before="0" w:line="240" w:lineRule="auto"/>
       </w:pPr>
       <w:rPr>
+        <w:rFonts w:eastAsia="黑体"/>
         <w:b/>
         <w:bCs/>
       </w:rPr>
@@ -5811,12 +6174,14 @@
     </w:tblStylePr>
     <w:tblStylePr w:type="firstCol">
       <w:rPr>
+        <w:rFonts w:eastAsia="黑体"/>
         <w:b/>
         <w:bCs/>
       </w:rPr>
     </w:tblStylePr>
     <w:tblStylePr w:type="lastCol">
       <w:rPr>
+        <w:rFonts w:eastAsia="黑体"/>
         <w:b/>
         <w:bCs/>
       </w:rPr>
@@ -5874,6 +6239,7 @@
         <w:spacing w:after="0" w:before="0" w:line="240" w:lineRule="auto"/>
       </w:pPr>
       <w:rPr>
+        <w:rFonts w:eastAsia="黑体"/>
         <w:b/>
         <w:bCs/>
         <w:color w:themeColor="background1" w:val="FFFFFF"/>
@@ -5888,6 +6254,7 @@
         <w:spacing w:after="0" w:before="0" w:line="240" w:lineRule="auto"/>
       </w:pPr>
       <w:rPr>
+        <w:rFonts w:eastAsia="黑体"/>
         <w:b/>
         <w:bCs/>
       </w:rPr>
@@ -5903,12 +6270,14 @@
     </w:tblStylePr>
     <w:tblStylePr w:type="firstCol">
       <w:rPr>
+        <w:rFonts w:eastAsia="黑体"/>
         <w:b/>
         <w:bCs/>
       </w:rPr>
     </w:tblStylePr>
     <w:tblStylePr w:type="lastCol">
       <w:rPr>
+        <w:rFonts w:eastAsia="黑体"/>
         <w:b/>
         <w:bCs/>
       </w:rPr>
@@ -5966,6 +6335,7 @@
         <w:spacing w:after="0" w:before="0" w:line="240" w:lineRule="auto"/>
       </w:pPr>
       <w:rPr>
+        <w:rFonts w:eastAsia="黑体"/>
         <w:b/>
         <w:bCs/>
         <w:color w:themeColor="background1" w:val="FFFFFF"/>
@@ -5980,6 +6350,7 @@
         <w:spacing w:after="0" w:before="0" w:line="240" w:lineRule="auto"/>
       </w:pPr>
       <w:rPr>
+        <w:rFonts w:eastAsia="黑体"/>
         <w:b/>
         <w:bCs/>
       </w:rPr>
@@ -5995,12 +6366,14 @@
     </w:tblStylePr>
     <w:tblStylePr w:type="firstCol">
       <w:rPr>
+        <w:rFonts w:eastAsia="黑体"/>
         <w:b/>
         <w:bCs/>
       </w:rPr>
     </w:tblStylePr>
     <w:tblStylePr w:type="lastCol">
       <w:rPr>
+        <w:rFonts w:eastAsia="黑体"/>
         <w:b/>
         <w:bCs/>
       </w:rPr>
@@ -6058,6 +6431,7 @@
         <w:spacing w:after="0" w:before="0" w:line="240" w:lineRule="auto"/>
       </w:pPr>
       <w:rPr>
+        <w:rFonts w:eastAsia="黑体"/>
         <w:b/>
         <w:bCs/>
         <w:color w:themeColor="background1" w:val="FFFFFF"/>
@@ -6072,6 +6446,7 @@
         <w:spacing w:after="0" w:before="0" w:line="240" w:lineRule="auto"/>
       </w:pPr>
       <w:rPr>
+        <w:rFonts w:eastAsia="黑体"/>
         <w:b/>
         <w:bCs/>
       </w:rPr>
@@ -6087,12 +6462,14 @@
     </w:tblStylePr>
     <w:tblStylePr w:type="firstCol">
       <w:rPr>
+        <w:rFonts w:eastAsia="黑体"/>
         <w:b/>
         <w:bCs/>
       </w:rPr>
     </w:tblStylePr>
     <w:tblStylePr w:type="lastCol">
       <w:rPr>
+        <w:rFonts w:eastAsia="黑体"/>
         <w:b/>
         <w:bCs/>
       </w:rPr>
@@ -6150,6 +6527,7 @@
         <w:spacing w:after="0" w:before="0" w:line="240" w:lineRule="auto"/>
       </w:pPr>
       <w:rPr>
+        <w:rFonts w:eastAsia="黑体"/>
         <w:b/>
         <w:bCs/>
         <w:color w:themeColor="background1" w:val="FFFFFF"/>
@@ -6164,6 +6542,7 @@
         <w:spacing w:after="0" w:before="0" w:line="240" w:lineRule="auto"/>
       </w:pPr>
       <w:rPr>
+        <w:rFonts w:eastAsia="黑体"/>
         <w:b/>
         <w:bCs/>
       </w:rPr>
@@ -6179,12 +6558,14 @@
     </w:tblStylePr>
     <w:tblStylePr w:type="firstCol">
       <w:rPr>
+        <w:rFonts w:eastAsia="黑体"/>
         <w:b/>
         <w:bCs/>
       </w:rPr>
     </w:tblStylePr>
     <w:tblStylePr w:type="lastCol">
       <w:rPr>
+        <w:rFonts w:eastAsia="黑体"/>
         <w:b/>
         <w:bCs/>
       </w:rPr>
@@ -6242,6 +6623,7 @@
         <w:spacing w:after="0" w:before="0" w:line="240" w:lineRule="auto"/>
       </w:pPr>
       <w:rPr>
+        <w:rFonts w:eastAsia="黑体"/>
         <w:b/>
         <w:bCs/>
         <w:color w:themeColor="background1" w:val="FFFFFF"/>
@@ -6256,6 +6638,7 @@
         <w:spacing w:after="0" w:before="0" w:line="240" w:lineRule="auto"/>
       </w:pPr>
       <w:rPr>
+        <w:rFonts w:eastAsia="黑体"/>
         <w:b/>
         <w:bCs/>
       </w:rPr>
@@ -6271,12 +6654,14 @@
     </w:tblStylePr>
     <w:tblStylePr w:type="firstCol">
       <w:rPr>
+        <w:rFonts w:eastAsia="黑体"/>
         <w:b/>
         <w:bCs/>
       </w:rPr>
     </w:tblStylePr>
     <w:tblStylePr w:type="lastCol">
       <w:rPr>
+        <w:rFonts w:eastAsia="黑体"/>
         <w:b/>
         <w:bCs/>
       </w:rPr>
@@ -6334,6 +6719,7 @@
         <w:spacing w:after="0" w:before="0" w:line="240" w:lineRule="auto"/>
       </w:pPr>
       <w:rPr>
+        <w:rFonts w:eastAsia="黑体"/>
         <w:b/>
         <w:bCs/>
         <w:color w:themeColor="background1" w:val="FFFFFF"/>
@@ -6348,6 +6734,7 @@
         <w:spacing w:after="0" w:before="0" w:line="240" w:lineRule="auto"/>
       </w:pPr>
       <w:rPr>
+        <w:rFonts w:eastAsia="黑体"/>
         <w:b/>
         <w:bCs/>
       </w:rPr>
@@ -6363,12 +6750,14 @@
     </w:tblStylePr>
     <w:tblStylePr w:type="firstCol">
       <w:rPr>
+        <w:rFonts w:eastAsia="黑体"/>
         <w:b/>
         <w:bCs/>
       </w:rPr>
     </w:tblStylePr>
     <w:tblStylePr w:type="lastCol">
       <w:rPr>
+        <w:rFonts w:eastAsia="黑体"/>
         <w:b/>
         <w:bCs/>
       </w:rPr>
@@ -6428,7 +6817,7 @@
         <w:spacing w:after="0" w:before="0" w:line="240" w:lineRule="auto"/>
       </w:pPr>
       <w:rPr>
-        <w:rFonts w:asciiTheme="majorHAnsi" w:cstheme="majorBidi" w:eastAsiaTheme="majorEastAsia" w:hAnsiTheme="majorHAnsi"/>
+        <w:rFonts w:asciiTheme="majorHAnsi" w:cstheme="majorBidi" w:hAnsiTheme="majorHAnsi" w:eastAsia="黑体"/>
         <w:b/>
         <w:bCs/>
       </w:rPr>
@@ -6449,7 +6838,7 @@
         <w:spacing w:after="0" w:before="0" w:line="240" w:lineRule="auto"/>
       </w:pPr>
       <w:rPr>
-        <w:rFonts w:asciiTheme="majorHAnsi" w:cstheme="majorBidi" w:eastAsiaTheme="majorEastAsia" w:hAnsiTheme="majorHAnsi"/>
+        <w:rFonts w:asciiTheme="majorHAnsi" w:cstheme="majorBidi" w:hAnsiTheme="majorHAnsi" w:eastAsia="黑体"/>
         <w:b/>
         <w:bCs/>
       </w:rPr>
@@ -6467,14 +6856,14 @@
     </w:tblStylePr>
     <w:tblStylePr w:type="firstCol">
       <w:rPr>
-        <w:rFonts w:asciiTheme="majorHAnsi" w:cstheme="majorBidi" w:eastAsiaTheme="majorEastAsia" w:hAnsiTheme="majorHAnsi"/>
+        <w:rFonts w:asciiTheme="majorHAnsi" w:cstheme="majorBidi" w:hAnsiTheme="majorHAnsi" w:eastAsia="黑体"/>
         <w:b/>
         <w:bCs/>
       </w:rPr>
     </w:tblStylePr>
     <w:tblStylePr w:type="lastCol">
       <w:rPr>
-        <w:rFonts w:asciiTheme="majorHAnsi" w:cstheme="majorBidi" w:eastAsiaTheme="majorEastAsia" w:hAnsiTheme="majorHAnsi"/>
+        <w:rFonts w:asciiTheme="majorHAnsi" w:cstheme="majorBidi" w:hAnsiTheme="majorHAnsi" w:eastAsia="黑体"/>
         <w:b/>
         <w:bCs/>
       </w:rPr>
@@ -6558,7 +6947,7 @@
         <w:spacing w:after="0" w:before="0" w:line="240" w:lineRule="auto"/>
       </w:pPr>
       <w:rPr>
-        <w:rFonts w:asciiTheme="majorHAnsi" w:cstheme="majorBidi" w:eastAsiaTheme="majorEastAsia" w:hAnsiTheme="majorHAnsi"/>
+        <w:rFonts w:asciiTheme="majorHAnsi" w:cstheme="majorBidi" w:hAnsiTheme="majorHAnsi" w:eastAsia="黑体"/>
         <w:b/>
         <w:bCs/>
       </w:rPr>
@@ -6579,7 +6968,7 @@
         <w:spacing w:after="0" w:before="0" w:line="240" w:lineRule="auto"/>
       </w:pPr>
       <w:rPr>
-        <w:rFonts w:asciiTheme="majorHAnsi" w:cstheme="majorBidi" w:eastAsiaTheme="majorEastAsia" w:hAnsiTheme="majorHAnsi"/>
+        <w:rFonts w:asciiTheme="majorHAnsi" w:cstheme="majorBidi" w:hAnsiTheme="majorHAnsi" w:eastAsia="黑体"/>
         <w:b/>
         <w:bCs/>
       </w:rPr>
@@ -6597,14 +6986,14 @@
     </w:tblStylePr>
     <w:tblStylePr w:type="firstCol">
       <w:rPr>
-        <w:rFonts w:asciiTheme="majorHAnsi" w:cstheme="majorBidi" w:eastAsiaTheme="majorEastAsia" w:hAnsiTheme="majorHAnsi"/>
+        <w:rFonts w:asciiTheme="majorHAnsi" w:cstheme="majorBidi" w:hAnsiTheme="majorHAnsi" w:eastAsia="黑体"/>
         <w:b/>
         <w:bCs/>
       </w:rPr>
     </w:tblStylePr>
     <w:tblStylePr w:type="lastCol">
       <w:rPr>
-        <w:rFonts w:asciiTheme="majorHAnsi" w:cstheme="majorBidi" w:eastAsiaTheme="majorEastAsia" w:hAnsiTheme="majorHAnsi"/>
+        <w:rFonts w:asciiTheme="majorHAnsi" w:cstheme="majorBidi" w:hAnsiTheme="majorHAnsi" w:eastAsia="黑体"/>
         <w:b/>
         <w:bCs/>
       </w:rPr>
@@ -6688,7 +7077,7 @@
         <w:spacing w:after="0" w:before="0" w:line="240" w:lineRule="auto"/>
       </w:pPr>
       <w:rPr>
-        <w:rFonts w:asciiTheme="majorHAnsi" w:cstheme="majorBidi" w:eastAsiaTheme="majorEastAsia" w:hAnsiTheme="majorHAnsi"/>
+        <w:rFonts w:asciiTheme="majorHAnsi" w:cstheme="majorBidi" w:hAnsiTheme="majorHAnsi" w:eastAsia="黑体"/>
         <w:b/>
         <w:bCs/>
       </w:rPr>
@@ -6709,7 +7098,7 @@
         <w:spacing w:after="0" w:before="0" w:line="240" w:lineRule="auto"/>
       </w:pPr>
       <w:rPr>
-        <w:rFonts w:asciiTheme="majorHAnsi" w:cstheme="majorBidi" w:eastAsiaTheme="majorEastAsia" w:hAnsiTheme="majorHAnsi"/>
+        <w:rFonts w:asciiTheme="majorHAnsi" w:cstheme="majorBidi" w:hAnsiTheme="majorHAnsi" w:eastAsia="黑体"/>
         <w:b/>
         <w:bCs/>
       </w:rPr>
@@ -6727,14 +7116,14 @@
     </w:tblStylePr>
     <w:tblStylePr w:type="firstCol">
       <w:rPr>
-        <w:rFonts w:asciiTheme="majorHAnsi" w:cstheme="majorBidi" w:eastAsiaTheme="majorEastAsia" w:hAnsiTheme="majorHAnsi"/>
+        <w:rFonts w:asciiTheme="majorHAnsi" w:cstheme="majorBidi" w:hAnsiTheme="majorHAnsi" w:eastAsia="黑体"/>
         <w:b/>
         <w:bCs/>
       </w:rPr>
     </w:tblStylePr>
     <w:tblStylePr w:type="lastCol">
       <w:rPr>
-        <w:rFonts w:asciiTheme="majorHAnsi" w:cstheme="majorBidi" w:eastAsiaTheme="majorEastAsia" w:hAnsiTheme="majorHAnsi"/>
+        <w:rFonts w:asciiTheme="majorHAnsi" w:cstheme="majorBidi" w:hAnsiTheme="majorHAnsi" w:eastAsia="黑体"/>
         <w:b/>
         <w:bCs/>
       </w:rPr>
@@ -6818,7 +7207,7 @@
         <w:spacing w:after="0" w:before="0" w:line="240" w:lineRule="auto"/>
       </w:pPr>
       <w:rPr>
-        <w:rFonts w:asciiTheme="majorHAnsi" w:cstheme="majorBidi" w:eastAsiaTheme="majorEastAsia" w:hAnsiTheme="majorHAnsi"/>
+        <w:rFonts w:asciiTheme="majorHAnsi" w:cstheme="majorBidi" w:hAnsiTheme="majorHAnsi" w:eastAsia="黑体"/>
         <w:b/>
         <w:bCs/>
       </w:rPr>
@@ -6839,7 +7228,7 @@
         <w:spacing w:after="0" w:before="0" w:line="240" w:lineRule="auto"/>
       </w:pPr>
       <w:rPr>
-        <w:rFonts w:asciiTheme="majorHAnsi" w:cstheme="majorBidi" w:eastAsiaTheme="majorEastAsia" w:hAnsiTheme="majorHAnsi"/>
+        <w:rFonts w:asciiTheme="majorHAnsi" w:cstheme="majorBidi" w:hAnsiTheme="majorHAnsi" w:eastAsia="黑体"/>
         <w:b/>
         <w:bCs/>
       </w:rPr>
@@ -6857,14 +7246,14 @@
     </w:tblStylePr>
     <w:tblStylePr w:type="firstCol">
       <w:rPr>
-        <w:rFonts w:asciiTheme="majorHAnsi" w:cstheme="majorBidi" w:eastAsiaTheme="majorEastAsia" w:hAnsiTheme="majorHAnsi"/>
+        <w:rFonts w:asciiTheme="majorHAnsi" w:cstheme="majorBidi" w:hAnsiTheme="majorHAnsi" w:eastAsia="黑体"/>
         <w:b/>
         <w:bCs/>
       </w:rPr>
     </w:tblStylePr>
     <w:tblStylePr w:type="lastCol">
       <w:rPr>
-        <w:rFonts w:asciiTheme="majorHAnsi" w:cstheme="majorBidi" w:eastAsiaTheme="majorEastAsia" w:hAnsiTheme="majorHAnsi"/>
+        <w:rFonts w:asciiTheme="majorHAnsi" w:cstheme="majorBidi" w:hAnsiTheme="majorHAnsi" w:eastAsia="黑体"/>
         <w:b/>
         <w:bCs/>
       </w:rPr>
@@ -6948,7 +7337,7 @@
         <w:spacing w:after="0" w:before="0" w:line="240" w:lineRule="auto"/>
       </w:pPr>
       <w:rPr>
-        <w:rFonts w:asciiTheme="majorHAnsi" w:cstheme="majorBidi" w:eastAsiaTheme="majorEastAsia" w:hAnsiTheme="majorHAnsi"/>
+        <w:rFonts w:asciiTheme="majorHAnsi" w:cstheme="majorBidi" w:hAnsiTheme="majorHAnsi" w:eastAsia="黑体"/>
         <w:b/>
         <w:bCs/>
       </w:rPr>
@@ -6969,7 +7358,7 @@
         <w:spacing w:after="0" w:before="0" w:line="240" w:lineRule="auto"/>
       </w:pPr>
       <w:rPr>
-        <w:rFonts w:asciiTheme="majorHAnsi" w:cstheme="majorBidi" w:eastAsiaTheme="majorEastAsia" w:hAnsiTheme="majorHAnsi"/>
+        <w:rFonts w:asciiTheme="majorHAnsi" w:cstheme="majorBidi" w:hAnsiTheme="majorHAnsi" w:eastAsia="黑体"/>
         <w:b/>
         <w:bCs/>
       </w:rPr>
@@ -6987,14 +7376,14 @@
     </w:tblStylePr>
     <w:tblStylePr w:type="firstCol">
       <w:rPr>
-        <w:rFonts w:asciiTheme="majorHAnsi" w:cstheme="majorBidi" w:eastAsiaTheme="majorEastAsia" w:hAnsiTheme="majorHAnsi"/>
+        <w:rFonts w:asciiTheme="majorHAnsi" w:cstheme="majorBidi" w:hAnsiTheme="majorHAnsi" w:eastAsia="黑体"/>
         <w:b/>
         <w:bCs/>
       </w:rPr>
     </w:tblStylePr>
     <w:tblStylePr w:type="lastCol">
       <w:rPr>
-        <w:rFonts w:asciiTheme="majorHAnsi" w:cstheme="majorBidi" w:eastAsiaTheme="majorEastAsia" w:hAnsiTheme="majorHAnsi"/>
+        <w:rFonts w:asciiTheme="majorHAnsi" w:cstheme="majorBidi" w:hAnsiTheme="majorHAnsi" w:eastAsia="黑体"/>
         <w:b/>
         <w:bCs/>
       </w:rPr>
@@ -7078,7 +7467,7 @@
         <w:spacing w:after="0" w:before="0" w:line="240" w:lineRule="auto"/>
       </w:pPr>
       <w:rPr>
-        <w:rFonts w:asciiTheme="majorHAnsi" w:cstheme="majorBidi" w:eastAsiaTheme="majorEastAsia" w:hAnsiTheme="majorHAnsi"/>
+        <w:rFonts w:asciiTheme="majorHAnsi" w:cstheme="majorBidi" w:hAnsiTheme="majorHAnsi" w:eastAsia="黑体"/>
         <w:b/>
         <w:bCs/>
       </w:rPr>
@@ -7099,7 +7488,7 @@
         <w:spacing w:after="0" w:before="0" w:line="240" w:lineRule="auto"/>
       </w:pPr>
       <w:rPr>
-        <w:rFonts w:asciiTheme="majorHAnsi" w:cstheme="majorBidi" w:eastAsiaTheme="majorEastAsia" w:hAnsiTheme="majorHAnsi"/>
+        <w:rFonts w:asciiTheme="majorHAnsi" w:cstheme="majorBidi" w:hAnsiTheme="majorHAnsi" w:eastAsia="黑体"/>
         <w:b/>
         <w:bCs/>
       </w:rPr>
@@ -7117,14 +7506,14 @@
     </w:tblStylePr>
     <w:tblStylePr w:type="firstCol">
       <w:rPr>
-        <w:rFonts w:asciiTheme="majorHAnsi" w:cstheme="majorBidi" w:eastAsiaTheme="majorEastAsia" w:hAnsiTheme="majorHAnsi"/>
+        <w:rFonts w:asciiTheme="majorHAnsi" w:cstheme="majorBidi" w:hAnsiTheme="majorHAnsi" w:eastAsia="黑体"/>
         <w:b/>
         <w:bCs/>
       </w:rPr>
     </w:tblStylePr>
     <w:tblStylePr w:type="lastCol">
       <w:rPr>
-        <w:rFonts w:asciiTheme="majorHAnsi" w:cstheme="majorBidi" w:eastAsiaTheme="majorEastAsia" w:hAnsiTheme="majorHAnsi"/>
+        <w:rFonts w:asciiTheme="majorHAnsi" w:cstheme="majorBidi" w:hAnsiTheme="majorHAnsi" w:eastAsia="黑体"/>
         <w:b/>
         <w:bCs/>
       </w:rPr>
@@ -7208,7 +7597,7 @@
         <w:spacing w:after="0" w:before="0" w:line="240" w:lineRule="auto"/>
       </w:pPr>
       <w:rPr>
-        <w:rFonts w:asciiTheme="majorHAnsi" w:cstheme="majorBidi" w:eastAsiaTheme="majorEastAsia" w:hAnsiTheme="majorHAnsi"/>
+        <w:rFonts w:asciiTheme="majorHAnsi" w:cstheme="majorBidi" w:hAnsiTheme="majorHAnsi" w:eastAsia="黑体"/>
         <w:b/>
         <w:bCs/>
       </w:rPr>
@@ -7229,7 +7618,7 @@
         <w:spacing w:after="0" w:before="0" w:line="240" w:lineRule="auto"/>
       </w:pPr>
       <w:rPr>
-        <w:rFonts w:asciiTheme="majorHAnsi" w:cstheme="majorBidi" w:eastAsiaTheme="majorEastAsia" w:hAnsiTheme="majorHAnsi"/>
+        <w:rFonts w:asciiTheme="majorHAnsi" w:cstheme="majorBidi" w:hAnsiTheme="majorHAnsi" w:eastAsia="黑体"/>
         <w:b/>
         <w:bCs/>
       </w:rPr>
@@ -7247,14 +7636,14 @@
     </w:tblStylePr>
     <w:tblStylePr w:type="firstCol">
       <w:rPr>
-        <w:rFonts w:asciiTheme="majorHAnsi" w:cstheme="majorBidi" w:eastAsiaTheme="majorEastAsia" w:hAnsiTheme="majorHAnsi"/>
+        <w:rFonts w:asciiTheme="majorHAnsi" w:cstheme="majorBidi" w:hAnsiTheme="majorHAnsi" w:eastAsia="黑体"/>
         <w:b/>
         <w:bCs/>
       </w:rPr>
     </w:tblStylePr>
     <w:tblStylePr w:type="lastCol">
       <w:rPr>
-        <w:rFonts w:asciiTheme="majorHAnsi" w:cstheme="majorBidi" w:eastAsiaTheme="majorEastAsia" w:hAnsiTheme="majorHAnsi"/>
+        <w:rFonts w:asciiTheme="majorHAnsi" w:cstheme="majorBidi" w:hAnsiTheme="majorHAnsi" w:eastAsia="黑体"/>
         <w:b/>
         <w:bCs/>
       </w:rPr>
@@ -7337,6 +7726,7 @@
         <w:spacing w:after="0" w:before="0" w:line="240" w:lineRule="auto"/>
       </w:pPr>
       <w:rPr>
+        <w:rFonts w:eastAsia="黑体"/>
         <w:b/>
         <w:bCs/>
         <w:color w:themeColor="background1" w:val="FFFFFF"/>
@@ -7359,6 +7749,7 @@
         <w:spacing w:after="0" w:before="0" w:line="240" w:lineRule="auto"/>
       </w:pPr>
       <w:rPr>
+        <w:rFonts w:eastAsia="黑体"/>
         <w:b/>
         <w:bCs/>
       </w:rPr>
@@ -7376,12 +7767,14 @@
     </w:tblStylePr>
     <w:tblStylePr w:type="firstCol">
       <w:rPr>
+        <w:rFonts w:eastAsia="黑体"/>
         <w:b/>
         <w:bCs/>
       </w:rPr>
     </w:tblStylePr>
     <w:tblStylePr w:type="lastCol">
       <w:rPr>
+        <w:rFonts w:eastAsia="黑体"/>
         <w:b/>
         <w:bCs/>
       </w:rPr>
@@ -7443,6 +7836,7 @@
         <w:spacing w:after="0" w:before="0" w:line="240" w:lineRule="auto"/>
       </w:pPr>
       <w:rPr>
+        <w:rFonts w:eastAsia="黑体"/>
         <w:b/>
         <w:bCs/>
         <w:color w:themeColor="background1" w:val="FFFFFF"/>
@@ -7465,6 +7859,7 @@
         <w:spacing w:after="0" w:before="0" w:line="240" w:lineRule="auto"/>
       </w:pPr>
       <w:rPr>
+        <w:rFonts w:eastAsia="黑体"/>
         <w:b/>
         <w:bCs/>
       </w:rPr>
@@ -7482,12 +7877,14 @@
     </w:tblStylePr>
     <w:tblStylePr w:type="firstCol">
       <w:rPr>
+        <w:rFonts w:eastAsia="黑体"/>
         <w:b/>
         <w:bCs/>
       </w:rPr>
     </w:tblStylePr>
     <w:tblStylePr w:type="lastCol">
       <w:rPr>
+        <w:rFonts w:eastAsia="黑体"/>
         <w:b/>
         <w:bCs/>
       </w:rPr>
@@ -7549,6 +7946,7 @@
         <w:spacing w:after="0" w:before="0" w:line="240" w:lineRule="auto"/>
       </w:pPr>
       <w:rPr>
+        <w:rFonts w:eastAsia="黑体"/>
         <w:b/>
         <w:bCs/>
         <w:color w:themeColor="background1" w:val="FFFFFF"/>
@@ -7571,6 +7969,7 @@
         <w:spacing w:after="0" w:before="0" w:line="240" w:lineRule="auto"/>
       </w:pPr>
       <w:rPr>
+        <w:rFonts w:eastAsia="黑体"/>
         <w:b/>
         <w:bCs/>
       </w:rPr>
@@ -7588,12 +7987,14 @@
     </w:tblStylePr>
     <w:tblStylePr w:type="firstCol">
       <w:rPr>
+        <w:rFonts w:eastAsia="黑体"/>
         <w:b/>
         <w:bCs/>
       </w:rPr>
     </w:tblStylePr>
     <w:tblStylePr w:type="lastCol">
       <w:rPr>
+        <w:rFonts w:eastAsia="黑体"/>
         <w:b/>
         <w:bCs/>
       </w:rPr>
@@ -7655,6 +8056,7 @@
         <w:spacing w:after="0" w:before="0" w:line="240" w:lineRule="auto"/>
       </w:pPr>
       <w:rPr>
+        <w:rFonts w:eastAsia="黑体"/>
         <w:b/>
         <w:bCs/>
         <w:color w:themeColor="background1" w:val="FFFFFF"/>
@@ -7677,6 +8079,7 @@
         <w:spacing w:after="0" w:before="0" w:line="240" w:lineRule="auto"/>
       </w:pPr>
       <w:rPr>
+        <w:rFonts w:eastAsia="黑体"/>
         <w:b/>
         <w:bCs/>
       </w:rPr>
@@ -7694,12 +8097,14 @@
     </w:tblStylePr>
     <w:tblStylePr w:type="firstCol">
       <w:rPr>
+        <w:rFonts w:eastAsia="黑体"/>
         <w:b/>
         <w:bCs/>
       </w:rPr>
     </w:tblStylePr>
     <w:tblStylePr w:type="lastCol">
       <w:rPr>
+        <w:rFonts w:eastAsia="黑体"/>
         <w:b/>
         <w:bCs/>
       </w:rPr>
@@ -7761,6 +8166,7 @@
         <w:spacing w:after="0" w:before="0" w:line="240" w:lineRule="auto"/>
       </w:pPr>
       <w:rPr>
+        <w:rFonts w:eastAsia="黑体"/>
         <w:b/>
         <w:bCs/>
         <w:color w:themeColor="background1" w:val="FFFFFF"/>
@@ -7783,6 +8189,7 @@
         <w:spacing w:after="0" w:before="0" w:line="240" w:lineRule="auto"/>
       </w:pPr>
       <w:rPr>
+        <w:rFonts w:eastAsia="黑体"/>
         <w:b/>
         <w:bCs/>
       </w:rPr>
@@ -7800,12 +8207,14 @@
     </w:tblStylePr>
     <w:tblStylePr w:type="firstCol">
       <w:rPr>
+        <w:rFonts w:eastAsia="黑体"/>
         <w:b/>
         <w:bCs/>
       </w:rPr>
     </w:tblStylePr>
     <w:tblStylePr w:type="lastCol">
       <w:rPr>
+        <w:rFonts w:eastAsia="黑体"/>
         <w:b/>
         <w:bCs/>
       </w:rPr>
@@ -7867,6 +8276,7 @@
         <w:spacing w:after="0" w:before="0" w:line="240" w:lineRule="auto"/>
       </w:pPr>
       <w:rPr>
+        <w:rFonts w:eastAsia="黑体"/>
         <w:b/>
         <w:bCs/>
         <w:color w:themeColor="background1" w:val="FFFFFF"/>
@@ -7889,6 +8299,7 @@
         <w:spacing w:after="0" w:before="0" w:line="240" w:lineRule="auto"/>
       </w:pPr>
       <w:rPr>
+        <w:rFonts w:eastAsia="黑体"/>
         <w:b/>
         <w:bCs/>
       </w:rPr>
@@ -7906,12 +8317,14 @@
     </w:tblStylePr>
     <w:tblStylePr w:type="firstCol">
       <w:rPr>
+        <w:rFonts w:eastAsia="黑体"/>
         <w:b/>
         <w:bCs/>
       </w:rPr>
     </w:tblStylePr>
     <w:tblStylePr w:type="lastCol">
       <w:rPr>
+        <w:rFonts w:eastAsia="黑体"/>
         <w:b/>
         <w:bCs/>
       </w:rPr>
@@ -7973,6 +8386,7 @@
         <w:spacing w:after="0" w:before="0" w:line="240" w:lineRule="auto"/>
       </w:pPr>
       <w:rPr>
+        <w:rFonts w:eastAsia="黑体"/>
         <w:b/>
         <w:bCs/>
         <w:color w:themeColor="background1" w:val="FFFFFF"/>
@@ -7995,6 +8409,7 @@
         <w:spacing w:after="0" w:before="0" w:line="240" w:lineRule="auto"/>
       </w:pPr>
       <w:rPr>
+        <w:rFonts w:eastAsia="黑体"/>
         <w:b/>
         <w:bCs/>
       </w:rPr>
@@ -8012,12 +8427,14 @@
     </w:tblStylePr>
     <w:tblStylePr w:type="firstCol">
       <w:rPr>
+        <w:rFonts w:eastAsia="黑体"/>
         <w:b/>
         <w:bCs/>
       </w:rPr>
     </w:tblStylePr>
     <w:tblStylePr w:type="lastCol">
       <w:rPr>
+        <w:rFonts w:eastAsia="黑体"/>
         <w:b/>
         <w:bCs/>
       </w:rPr>
@@ -8076,6 +8493,7 @@
         <w:spacing w:after="0" w:before="0" w:line="240" w:lineRule="auto"/>
       </w:pPr>
       <w:rPr>
+        <w:rFonts w:eastAsia="黑体"/>
         <w:b/>
         <w:bCs/>
         <w:color w:themeColor="background1" w:val="FFFFFF"/>
@@ -8098,6 +8516,7 @@
         <w:spacing w:after="0" w:before="0" w:line="240" w:lineRule="auto"/>
       </w:pPr>
       <w:rPr>
+        <w:rFonts w:eastAsia="黑体"/>
         <w:color w:val="auto"/>
       </w:rPr>
       <w:tblPr/>
@@ -8115,6 +8534,7 @@
     </w:tblStylePr>
     <w:tblStylePr w:type="firstCol">
       <w:rPr>
+        <w:rFonts w:eastAsia="黑体"/>
         <w:b/>
         <w:bCs/>
         <w:color w:themeColor="background1" w:val="FFFFFF"/>
@@ -8134,6 +8554,7 @@
     </w:tblStylePr>
     <w:tblStylePr w:type="lastCol">
       <w:rPr>
+        <w:rFonts w:eastAsia="黑体"/>
         <w:b/>
         <w:bCs/>
         <w:color w:themeColor="background1" w:val="FFFFFF"/>
@@ -8182,6 +8603,7 @@
     </w:tblStylePr>
     <w:tblStylePr w:type="nwCell">
       <w:rPr>
+        <w:rFonts w:eastAsia="黑体"/>
         <w:color w:themeColor="background1" w:val="FFFFFF"/>
       </w:rPr>
       <w:tblPr/>
@@ -8225,6 +8647,7 @@
         <w:spacing w:after="0" w:before="0" w:line="240" w:lineRule="auto"/>
       </w:pPr>
       <w:rPr>
+        <w:rFonts w:eastAsia="黑体"/>
         <w:b/>
         <w:bCs/>
         <w:color w:themeColor="background1" w:val="FFFFFF"/>
@@ -8247,6 +8670,7 @@
         <w:spacing w:after="0" w:before="0" w:line="240" w:lineRule="auto"/>
       </w:pPr>
       <w:rPr>
+        <w:rFonts w:eastAsia="黑体"/>
         <w:color w:val="auto"/>
       </w:rPr>
       <w:tblPr/>
@@ -8264,6 +8688,7 @@
     </w:tblStylePr>
     <w:tblStylePr w:type="firstCol">
       <w:rPr>
+        <w:rFonts w:eastAsia="黑体"/>
         <w:b/>
         <w:bCs/>
         <w:color w:themeColor="background1" w:val="FFFFFF"/>
@@ -8283,6 +8708,7 @@
     </w:tblStylePr>
     <w:tblStylePr w:type="lastCol">
       <w:rPr>
+        <w:rFonts w:eastAsia="黑体"/>
         <w:b/>
         <w:bCs/>
         <w:color w:themeColor="background1" w:val="FFFFFF"/>
@@ -8331,6 +8757,7 @@
     </w:tblStylePr>
     <w:tblStylePr w:type="nwCell">
       <w:rPr>
+        <w:rFonts w:eastAsia="黑体"/>
         <w:color w:themeColor="background1" w:val="FFFFFF"/>
       </w:rPr>
       <w:tblPr/>
@@ -8374,6 +8801,7 @@
         <w:spacing w:after="0" w:before="0" w:line="240" w:lineRule="auto"/>
       </w:pPr>
       <w:rPr>
+        <w:rFonts w:eastAsia="黑体"/>
         <w:b/>
         <w:bCs/>
         <w:color w:themeColor="background1" w:val="FFFFFF"/>
@@ -8396,6 +8824,7 @@
         <w:spacing w:after="0" w:before="0" w:line="240" w:lineRule="auto"/>
       </w:pPr>
       <w:rPr>
+        <w:rFonts w:eastAsia="黑体"/>
         <w:color w:val="auto"/>
       </w:rPr>
       <w:tblPr/>
@@ -8413,6 +8842,7 @@
     </w:tblStylePr>
     <w:tblStylePr w:type="firstCol">
       <w:rPr>
+        <w:rFonts w:eastAsia="黑体"/>
         <w:b/>
         <w:bCs/>
         <w:color w:themeColor="background1" w:val="FFFFFF"/>
@@ -8432,6 +8862,7 @@
     </w:tblStylePr>
     <w:tblStylePr w:type="lastCol">
       <w:rPr>
+        <w:rFonts w:eastAsia="黑体"/>
         <w:b/>
         <w:bCs/>
         <w:color w:themeColor="background1" w:val="FFFFFF"/>
@@ -8480,6 +8911,7 @@
     </w:tblStylePr>
     <w:tblStylePr w:type="nwCell">
       <w:rPr>
+        <w:rFonts w:eastAsia="黑体"/>
         <w:color w:themeColor="background1" w:val="FFFFFF"/>
       </w:rPr>
       <w:tblPr/>
@@ -8523,6 +8955,7 @@
         <w:spacing w:after="0" w:before="0" w:line="240" w:lineRule="auto"/>
       </w:pPr>
       <w:rPr>
+        <w:rFonts w:eastAsia="黑体"/>
         <w:b/>
         <w:bCs/>
         <w:color w:themeColor="background1" w:val="FFFFFF"/>
@@ -8545,6 +8978,7 @@
         <w:spacing w:after="0" w:before="0" w:line="240" w:lineRule="auto"/>
       </w:pPr>
       <w:rPr>
+        <w:rFonts w:eastAsia="黑体"/>
         <w:color w:val="auto"/>
       </w:rPr>
       <w:tblPr/>
@@ -8562,6 +8996,7 @@
     </w:tblStylePr>
     <w:tblStylePr w:type="firstCol">
       <w:rPr>
+        <w:rFonts w:eastAsia="黑体"/>
         <w:b/>
         <w:bCs/>
         <w:color w:themeColor="background1" w:val="FFFFFF"/>
@@ -8581,6 +9016,7 @@
     </w:tblStylePr>
     <w:tblStylePr w:type="lastCol">
       <w:rPr>
+        <w:rFonts w:eastAsia="黑体"/>
         <w:b/>
         <w:bCs/>
         <w:color w:themeColor="background1" w:val="FFFFFF"/>
@@ -8629,6 +9065,7 @@
     </w:tblStylePr>
     <w:tblStylePr w:type="nwCell">
       <w:rPr>
+        <w:rFonts w:eastAsia="黑体"/>
         <w:color w:themeColor="background1" w:val="FFFFFF"/>
       </w:rPr>
       <w:tblPr/>
@@ -8672,6 +9109,7 @@
         <w:spacing w:after="0" w:before="0" w:line="240" w:lineRule="auto"/>
       </w:pPr>
       <w:rPr>
+        <w:rFonts w:eastAsia="黑体"/>
         <w:b/>
         <w:bCs/>
         <w:color w:themeColor="background1" w:val="FFFFFF"/>
@@ -8694,6 +9132,7 @@
         <w:spacing w:after="0" w:before="0" w:line="240" w:lineRule="auto"/>
       </w:pPr>
       <w:rPr>
+        <w:rFonts w:eastAsia="黑体"/>
         <w:color w:val="auto"/>
       </w:rPr>
       <w:tblPr/>
@@ -8711,6 +9150,7 @@
     </w:tblStylePr>
     <w:tblStylePr w:type="firstCol">
       <w:rPr>
+        <w:rFonts w:eastAsia="黑体"/>
         <w:b/>
         <w:bCs/>
         <w:color w:themeColor="background1" w:val="FFFFFF"/>
@@ -8730,6 +9170,7 @@
     </w:tblStylePr>
     <w:tblStylePr w:type="lastCol">
       <w:rPr>
+        <w:rFonts w:eastAsia="黑体"/>
         <w:b/>
         <w:bCs/>
         <w:color w:themeColor="background1" w:val="FFFFFF"/>
@@ -8778,6 +9219,7 @@
     </w:tblStylePr>
     <w:tblStylePr w:type="nwCell">
       <w:rPr>
+        <w:rFonts w:eastAsia="黑体"/>
         <w:color w:themeColor="background1" w:val="FFFFFF"/>
       </w:rPr>
       <w:tblPr/>
@@ -8821,6 +9263,7 @@
         <w:spacing w:after="0" w:before="0" w:line="240" w:lineRule="auto"/>
       </w:pPr>
       <w:rPr>
+        <w:rFonts w:eastAsia="黑体"/>
         <w:b/>
         <w:bCs/>
         <w:color w:themeColor="background1" w:val="FFFFFF"/>
@@ -8843,6 +9286,7 @@
         <w:spacing w:after="0" w:before="0" w:line="240" w:lineRule="auto"/>
       </w:pPr>
       <w:rPr>
+        <w:rFonts w:eastAsia="黑体"/>
         <w:color w:val="auto"/>
       </w:rPr>
       <w:tblPr/>
@@ -8860,6 +9304,7 @@
     </w:tblStylePr>
     <w:tblStylePr w:type="firstCol">
       <w:rPr>
+        <w:rFonts w:eastAsia="黑体"/>
         <w:b/>
         <w:bCs/>
         <w:color w:themeColor="background1" w:val="FFFFFF"/>
@@ -8879,6 +9324,7 @@
     </w:tblStylePr>
     <w:tblStylePr w:type="lastCol">
       <w:rPr>
+        <w:rFonts w:eastAsia="黑体"/>
         <w:b/>
         <w:bCs/>
         <w:color w:themeColor="background1" w:val="FFFFFF"/>
@@ -8927,6 +9373,7 @@
     </w:tblStylePr>
     <w:tblStylePr w:type="nwCell">
       <w:rPr>
+        <w:rFonts w:eastAsia="黑体"/>
         <w:color w:themeColor="background1" w:val="FFFFFF"/>
       </w:rPr>
       <w:tblPr/>
@@ -8970,6 +9417,7 @@
         <w:spacing w:after="0" w:before="0" w:line="240" w:lineRule="auto"/>
       </w:pPr>
       <w:rPr>
+        <w:rFonts w:eastAsia="黑体"/>
         <w:b/>
         <w:bCs/>
         <w:color w:themeColor="background1" w:val="FFFFFF"/>
@@ -8992,6 +9440,7 @@
         <w:spacing w:after="0" w:before="0" w:line="240" w:lineRule="auto"/>
       </w:pPr>
       <w:rPr>
+        <w:rFonts w:eastAsia="黑体"/>
         <w:color w:val="auto"/>
       </w:rPr>
       <w:tblPr/>
@@ -9009,6 +9458,7 @@
     </w:tblStylePr>
     <w:tblStylePr w:type="firstCol">
       <w:rPr>
+        <w:rFonts w:eastAsia="黑体"/>
         <w:b/>
         <w:bCs/>
         <w:color w:themeColor="background1" w:val="FFFFFF"/>
@@ -9028,6 +9478,7 @@
     </w:tblStylePr>
     <w:tblStylePr w:type="lastCol">
       <w:rPr>
+        <w:rFonts w:eastAsia="黑体"/>
         <w:b/>
         <w:bCs/>
         <w:color w:themeColor="background1" w:val="FFFFFF"/>
@@ -9076,6 +9527,7 @@
     </w:tblStylePr>
     <w:tblStylePr w:type="nwCell">
       <w:rPr>
+        <w:rFonts w:eastAsia="黑体"/>
         <w:color w:themeColor="background1" w:val="FFFFFF"/>
       </w:rPr>
       <w:tblPr/>
@@ -9100,6 +9552,7 @@
       <w:spacing w:after="0" w:line="240" w:lineRule="auto"/>
     </w:pPr>
     <w:rPr>
+      <w:rFonts w:eastAsia="黑体"/>
       <w:color w:themeColor="text1" w:val="000000"/>
     </w:rPr>
     <w:tblPr>
@@ -9119,7 +9572,7 @@
     </w:tblPr>
     <w:tblStylePr w:type="firstRow">
       <w:rPr>
-        <w:rFonts w:asciiTheme="majorHAnsi" w:cstheme="majorBidi" w:eastAsiaTheme="majorEastAsia" w:hAnsiTheme="majorHAnsi"/>
+        <w:rFonts w:asciiTheme="majorHAnsi" w:cstheme="majorBidi" w:hAnsiTheme="majorHAnsi" w:eastAsia="黑体"/>
       </w:rPr>
       <w:tblPr/>
       <w:tcPr>
@@ -9131,6 +9584,7 @@
     </w:tblStylePr>
     <w:tblStylePr w:type="lastRow">
       <w:rPr>
+        <w:rFonts w:eastAsia="黑体"/>
         <w:b/>
         <w:bCs/>
         <w:color w:themeColor="text2" w:val="1F497D"/>
@@ -9145,12 +9599,14 @@
     </w:tblStylePr>
     <w:tblStylePr w:type="firstCol">
       <w:rPr>
+        <w:rFonts w:eastAsia="黑体"/>
         <w:b/>
         <w:bCs/>
       </w:rPr>
     </w:tblStylePr>
     <w:tblStylePr w:type="lastCol">
       <w:rPr>
+        <w:rFonts w:eastAsia="黑体"/>
         <w:b/>
         <w:bCs/>
       </w:rPr>
@@ -9184,6 +9640,7 @@
       <w:spacing w:after="0" w:line="240" w:lineRule="auto"/>
     </w:pPr>
     <w:rPr>
+      <w:rFonts w:eastAsia="黑体"/>
       <w:color w:themeColor="text1" w:val="000000"/>
     </w:rPr>
     <w:tblPr>
@@ -9203,7 +9660,7 @@
     </w:tblPr>
     <w:tblStylePr w:type="firstRow">
       <w:rPr>
-        <w:rFonts w:asciiTheme="majorHAnsi" w:cstheme="majorBidi" w:eastAsiaTheme="majorEastAsia" w:hAnsiTheme="majorHAnsi"/>
+        <w:rFonts w:asciiTheme="majorHAnsi" w:cstheme="majorBidi" w:hAnsiTheme="majorHAnsi" w:eastAsia="黑体"/>
       </w:rPr>
       <w:tblPr/>
       <w:tcPr>
@@ -9215,6 +9672,7 @@
     </w:tblStylePr>
     <w:tblStylePr w:type="lastRow">
       <w:rPr>
+        <w:rFonts w:eastAsia="黑体"/>
         <w:b/>
         <w:bCs/>
         <w:color w:themeColor="text2" w:val="1F497D"/>
@@ -9229,12 +9687,14 @@
     </w:tblStylePr>
     <w:tblStylePr w:type="firstCol">
       <w:rPr>
+        <w:rFonts w:eastAsia="黑体"/>
         <w:b/>
         <w:bCs/>
       </w:rPr>
     </w:tblStylePr>
     <w:tblStylePr w:type="lastCol">
       <w:rPr>
+        <w:rFonts w:eastAsia="黑体"/>
         <w:b/>
         <w:bCs/>
       </w:rPr>
@@ -9268,6 +9728,7 @@
       <w:spacing w:after="0" w:line="240" w:lineRule="auto"/>
     </w:pPr>
     <w:rPr>
+      <w:rFonts w:eastAsia="黑体"/>
       <w:color w:themeColor="text1" w:val="000000"/>
     </w:rPr>
     <w:tblPr>
@@ -9287,7 +9748,7 @@
     </w:tblPr>
     <w:tblStylePr w:type="firstRow">
       <w:rPr>
-        <w:rFonts w:asciiTheme="majorHAnsi" w:cstheme="majorBidi" w:eastAsiaTheme="majorEastAsia" w:hAnsiTheme="majorHAnsi"/>
+        <w:rFonts w:asciiTheme="majorHAnsi" w:cstheme="majorBidi" w:hAnsiTheme="majorHAnsi" w:eastAsia="黑体"/>
       </w:rPr>
       <w:tblPr/>
       <w:tcPr>
@@ -9299,6 +9760,7 @@
     </w:tblStylePr>
     <w:tblStylePr w:type="lastRow">
       <w:rPr>
+        <w:rFonts w:eastAsia="黑体"/>
         <w:b/>
         <w:bCs/>
         <w:color w:themeColor="text2" w:val="1F497D"/>
@@ -9313,12 +9775,14 @@
     </w:tblStylePr>
     <w:tblStylePr w:type="firstCol">
       <w:rPr>
+        <w:rFonts w:eastAsia="黑体"/>
         <w:b/>
         <w:bCs/>
       </w:rPr>
     </w:tblStylePr>
     <w:tblStylePr w:type="lastCol">
       <w:rPr>
+        <w:rFonts w:eastAsia="黑体"/>
         <w:b/>
         <w:bCs/>
       </w:rPr>
@@ -9352,6 +9816,7 @@
       <w:spacing w:after="0" w:line="240" w:lineRule="auto"/>
     </w:pPr>
     <w:rPr>
+      <w:rFonts w:eastAsia="黑体"/>
       <w:color w:themeColor="text1" w:val="000000"/>
     </w:rPr>
     <w:tblPr>
@@ -9371,7 +9836,7 @@
     </w:tblPr>
     <w:tblStylePr w:type="firstRow">
       <w:rPr>
-        <w:rFonts w:asciiTheme="majorHAnsi" w:cstheme="majorBidi" w:eastAsiaTheme="majorEastAsia" w:hAnsiTheme="majorHAnsi"/>
+        <w:rFonts w:asciiTheme="majorHAnsi" w:cstheme="majorBidi" w:hAnsiTheme="majorHAnsi" w:eastAsia="黑体"/>
       </w:rPr>
       <w:tblPr/>
       <w:tcPr>
@@ -9383,6 +9848,7 @@
     </w:tblStylePr>
     <w:tblStylePr w:type="lastRow">
       <w:rPr>
+        <w:rFonts w:eastAsia="黑体"/>
         <w:b/>
         <w:bCs/>
         <w:color w:themeColor="text2" w:val="1F497D"/>
@@ -9397,12 +9863,14 @@
     </w:tblStylePr>
     <w:tblStylePr w:type="firstCol">
       <w:rPr>
+        <w:rFonts w:eastAsia="黑体"/>
         <w:b/>
         <w:bCs/>
       </w:rPr>
     </w:tblStylePr>
     <w:tblStylePr w:type="lastCol">
       <w:rPr>
+        <w:rFonts w:eastAsia="黑体"/>
         <w:b/>
         <w:bCs/>
       </w:rPr>
@@ -9436,6 +9904,7 @@
       <w:spacing w:after="0" w:line="240" w:lineRule="auto"/>
     </w:pPr>
     <w:rPr>
+      <w:rFonts w:eastAsia="黑体"/>
       <w:color w:themeColor="text1" w:val="000000"/>
     </w:rPr>
     <w:tblPr>
@@ -9455,7 +9924,7 @@
     </w:tblPr>
     <w:tblStylePr w:type="firstRow">
       <w:rPr>
-        <w:rFonts w:asciiTheme="majorHAnsi" w:cstheme="majorBidi" w:eastAsiaTheme="majorEastAsia" w:hAnsiTheme="majorHAnsi"/>
+        <w:rFonts w:asciiTheme="majorHAnsi" w:cstheme="majorBidi" w:hAnsiTheme="majorHAnsi" w:eastAsia="黑体"/>
       </w:rPr>
       <w:tblPr/>
       <w:tcPr>
@@ -9467,6 +9936,7 @@
     </w:tblStylePr>
     <w:tblStylePr w:type="lastRow">
       <w:rPr>
+        <w:rFonts w:eastAsia="黑体"/>
         <w:b/>
         <w:bCs/>
         <w:color w:themeColor="text2" w:val="1F497D"/>
@@ -9481,12 +9951,14 @@
     </w:tblStylePr>
     <w:tblStylePr w:type="firstCol">
       <w:rPr>
+        <w:rFonts w:eastAsia="黑体"/>
         <w:b/>
         <w:bCs/>
       </w:rPr>
     </w:tblStylePr>
     <w:tblStylePr w:type="lastCol">
       <w:rPr>
+        <w:rFonts w:eastAsia="黑体"/>
         <w:b/>
         <w:bCs/>
       </w:rPr>
@@ -9520,6 +9992,7 @@
       <w:spacing w:after="0" w:line="240" w:lineRule="auto"/>
     </w:pPr>
     <w:rPr>
+      <w:rFonts w:eastAsia="黑体"/>
       <w:color w:themeColor="text1" w:val="000000"/>
     </w:rPr>
     <w:tblPr>
@@ -9539,7 +10012,7 @@
     </w:tblPr>
     <w:tblStylePr w:type="firstRow">
       <w:rPr>
-        <w:rFonts w:asciiTheme="majorHAnsi" w:cstheme="majorBidi" w:eastAsiaTheme="majorEastAsia" w:hAnsiTheme="majorHAnsi"/>
+        <w:rFonts w:asciiTheme="majorHAnsi" w:cstheme="majorBidi" w:hAnsiTheme="majorHAnsi" w:eastAsia="黑体"/>
       </w:rPr>
       <w:tblPr/>
       <w:tcPr>
@@ -9551,6 +10024,7 @@
     </w:tblStylePr>
     <w:tblStylePr w:type="lastRow">
       <w:rPr>
+        <w:rFonts w:eastAsia="黑体"/>
         <w:b/>
         <w:bCs/>
         <w:color w:themeColor="text2" w:val="1F497D"/>
@@ -9565,12 +10039,14 @@
     </w:tblStylePr>
     <w:tblStylePr w:type="firstCol">
       <w:rPr>
+        <w:rFonts w:eastAsia="黑体"/>
         <w:b/>
         <w:bCs/>
       </w:rPr>
     </w:tblStylePr>
     <w:tblStylePr w:type="lastCol">
       <w:rPr>
+        <w:rFonts w:eastAsia="黑体"/>
         <w:b/>
         <w:bCs/>
       </w:rPr>
@@ -9604,6 +10080,7 @@
       <w:spacing w:after="0" w:line="240" w:lineRule="auto"/>
     </w:pPr>
     <w:rPr>
+      <w:rFonts w:eastAsia="黑体"/>
       <w:color w:themeColor="text1" w:val="000000"/>
     </w:rPr>
     <w:tblPr>
@@ -9623,7 +10100,7 @@
     </w:tblPr>
     <w:tblStylePr w:type="firstRow">
       <w:rPr>
-        <w:rFonts w:asciiTheme="majorHAnsi" w:cstheme="majorBidi" w:eastAsiaTheme="majorEastAsia" w:hAnsiTheme="majorHAnsi"/>
+        <w:rFonts w:asciiTheme="majorHAnsi" w:cstheme="majorBidi" w:hAnsiTheme="majorHAnsi" w:eastAsia="黑体"/>
       </w:rPr>
       <w:tblPr/>
       <w:tcPr>
@@ -9635,6 +10112,7 @@
     </w:tblStylePr>
     <w:tblStylePr w:type="lastRow">
       <w:rPr>
+        <w:rFonts w:eastAsia="黑体"/>
         <w:b/>
         <w:bCs/>
         <w:color w:themeColor="text2" w:val="1F497D"/>
@@ -9649,12 +10127,14 @@
     </w:tblStylePr>
     <w:tblStylePr w:type="firstCol">
       <w:rPr>
+        <w:rFonts w:eastAsia="黑体"/>
         <w:b/>
         <w:bCs/>
       </w:rPr>
     </w:tblStylePr>
     <w:tblStylePr w:type="lastCol">
       <w:rPr>
+        <w:rFonts w:eastAsia="黑体"/>
         <w:b/>
         <w:bCs/>
       </w:rPr>
@@ -9688,7 +10168,7 @@
       <w:spacing w:after="0" w:line="240" w:lineRule="auto"/>
     </w:pPr>
     <w:rPr>
-      <w:rFonts w:asciiTheme="majorHAnsi" w:cstheme="majorBidi" w:eastAsiaTheme="majorEastAsia" w:hAnsiTheme="majorHAnsi"/>
+      <w:rFonts w:asciiTheme="majorHAnsi" w:cstheme="majorBidi" w:hAnsiTheme="majorHAnsi" w:eastAsia="黑体"/>
       <w:color w:themeColor="text1" w:val="000000"/>
     </w:rPr>
     <w:tblPr>
@@ -9710,6 +10190,7 @@
     </w:tblPr>
     <w:tblStylePr w:type="firstRow">
       <w:rPr>
+        <w:rFonts w:eastAsia="黑体"/>
         <w:sz w:val="24"/>
         <w:szCs w:val="24"/>
       </w:rPr>
@@ -9816,7 +10297,7 @@
       <w:spacing w:after="0" w:line="240" w:lineRule="auto"/>
     </w:pPr>
     <w:rPr>
-      <w:rFonts w:asciiTheme="majorHAnsi" w:cstheme="majorBidi" w:eastAsiaTheme="majorEastAsia" w:hAnsiTheme="majorHAnsi"/>
+      <w:rFonts w:asciiTheme="majorHAnsi" w:cstheme="majorBidi" w:hAnsiTheme="majorHAnsi" w:eastAsia="黑体"/>
       <w:color w:themeColor="text1" w:val="000000"/>
     </w:rPr>
     <w:tblPr>
@@ -9838,6 +10319,7 @@
     </w:tblPr>
     <w:tblStylePr w:type="firstRow">
       <w:rPr>
+        <w:rFonts w:eastAsia="黑体"/>
         <w:sz w:val="24"/>
         <w:szCs w:val="24"/>
       </w:rPr>
@@ -9944,7 +10426,7 @@
       <w:spacing w:after="0" w:line="240" w:lineRule="auto"/>
     </w:pPr>
     <w:rPr>
-      <w:rFonts w:asciiTheme="majorHAnsi" w:cstheme="majorBidi" w:eastAsiaTheme="majorEastAsia" w:hAnsiTheme="majorHAnsi"/>
+      <w:rFonts w:asciiTheme="majorHAnsi" w:cstheme="majorBidi" w:hAnsiTheme="majorHAnsi" w:eastAsia="黑体"/>
       <w:color w:themeColor="text1" w:val="000000"/>
     </w:rPr>
     <w:tblPr>
@@ -9966,6 +10448,7 @@
     </w:tblPr>
     <w:tblStylePr w:type="firstRow">
       <w:rPr>
+        <w:rFonts w:eastAsia="黑体"/>
         <w:sz w:val="24"/>
         <w:szCs w:val="24"/>
       </w:rPr>
@@ -10072,7 +10555,7 @@
       <w:spacing w:after="0" w:line="240" w:lineRule="auto"/>
     </w:pPr>
     <w:rPr>
-      <w:rFonts w:asciiTheme="majorHAnsi" w:cstheme="majorBidi" w:eastAsiaTheme="majorEastAsia" w:hAnsiTheme="majorHAnsi"/>
+      <w:rFonts w:asciiTheme="majorHAnsi" w:cstheme="majorBidi" w:hAnsiTheme="majorHAnsi" w:eastAsia="黑体"/>
       <w:color w:themeColor="text1" w:val="000000"/>
     </w:rPr>
     <w:tblPr>
@@ -10094,6 +10577,7 @@
     </w:tblPr>
     <w:tblStylePr w:type="firstRow">
       <w:rPr>
+        <w:rFonts w:eastAsia="黑体"/>
         <w:sz w:val="24"/>
         <w:szCs w:val="24"/>
       </w:rPr>
@@ -10200,7 +10684,7 @@
       <w:spacing w:after="0" w:line="240" w:lineRule="auto"/>
     </w:pPr>
     <w:rPr>
-      <w:rFonts w:asciiTheme="majorHAnsi" w:cstheme="majorBidi" w:eastAsiaTheme="majorEastAsia" w:hAnsiTheme="majorHAnsi"/>
+      <w:rFonts w:asciiTheme="majorHAnsi" w:cstheme="majorBidi" w:hAnsiTheme="majorHAnsi" w:eastAsia="黑体"/>
       <w:color w:themeColor="text1" w:val="000000"/>
     </w:rPr>
     <w:tblPr>
@@ -10222,6 +10706,7 @@
     </w:tblPr>
     <w:tblStylePr w:type="firstRow">
       <w:rPr>
+        <w:rFonts w:eastAsia="黑体"/>
         <w:sz w:val="24"/>
         <w:szCs w:val="24"/>
       </w:rPr>
@@ -10328,7 +10813,7 @@
       <w:spacing w:after="0" w:line="240" w:lineRule="auto"/>
     </w:pPr>
     <w:rPr>
-      <w:rFonts w:asciiTheme="majorHAnsi" w:cstheme="majorBidi" w:eastAsiaTheme="majorEastAsia" w:hAnsiTheme="majorHAnsi"/>
+      <w:rFonts w:asciiTheme="majorHAnsi" w:cstheme="majorBidi" w:hAnsiTheme="majorHAnsi" w:eastAsia="黑体"/>
       <w:color w:themeColor="text1" w:val="000000"/>
     </w:rPr>
     <w:tblPr>
@@ -10350,6 +10835,7 @@
     </w:tblPr>
     <w:tblStylePr w:type="firstRow">
       <w:rPr>
+        <w:rFonts w:eastAsia="黑体"/>
         <w:sz w:val="24"/>
         <w:szCs w:val="24"/>
       </w:rPr>
@@ -10456,7 +10942,7 @@
       <w:spacing w:after="0" w:line="240" w:lineRule="auto"/>
     </w:pPr>
     <w:rPr>
-      <w:rFonts w:asciiTheme="majorHAnsi" w:cstheme="majorBidi" w:eastAsiaTheme="majorEastAsia" w:hAnsiTheme="majorHAnsi"/>
+      <w:rFonts w:asciiTheme="majorHAnsi" w:cstheme="majorBidi" w:hAnsiTheme="majorHAnsi" w:eastAsia="黑体"/>
       <w:color w:themeColor="text1" w:val="000000"/>
     </w:rPr>
     <w:tblPr>
@@ -10478,6 +10964,7 @@
     </w:tblPr>
     <w:tblStylePr w:type="firstRow">
       <w:rPr>
+        <w:rFonts w:eastAsia="黑体"/>
         <w:sz w:val="24"/>
         <w:szCs w:val="24"/>
       </w:rPr>
@@ -10607,12 +11094,14 @@
     </w:tcPr>
     <w:tblStylePr w:type="firstRow">
       <w:rPr>
+        <w:rFonts w:eastAsia="黑体"/>
         <w:b/>
         <w:bCs/>
       </w:rPr>
     </w:tblStylePr>
     <w:tblStylePr w:type="lastRow">
       <w:rPr>
+        <w:rFonts w:eastAsia="黑体"/>
         <w:b/>
         <w:bCs/>
       </w:rPr>
@@ -10625,12 +11114,14 @@
     </w:tblStylePr>
     <w:tblStylePr w:type="firstCol">
       <w:rPr>
+        <w:rFonts w:eastAsia="黑体"/>
         <w:b/>
         <w:bCs/>
       </w:rPr>
     </w:tblStylePr>
     <w:tblStylePr w:type="lastCol">
       <w:rPr>
+        <w:rFonts w:eastAsia="黑体"/>
         <w:b/>
         <w:bCs/>
       </w:rPr>
@@ -10680,12 +11171,14 @@
     </w:tcPr>
     <w:tblStylePr w:type="firstRow">
       <w:rPr>
+        <w:rFonts w:eastAsia="黑体"/>
         <w:b/>
         <w:bCs/>
       </w:rPr>
     </w:tblStylePr>
     <w:tblStylePr w:type="lastRow">
       <w:rPr>
+        <w:rFonts w:eastAsia="黑体"/>
         <w:b/>
         <w:bCs/>
       </w:rPr>
@@ -10698,12 +11191,14 @@
     </w:tblStylePr>
     <w:tblStylePr w:type="firstCol">
       <w:rPr>
+        <w:rFonts w:eastAsia="黑体"/>
         <w:b/>
         <w:bCs/>
       </w:rPr>
     </w:tblStylePr>
     <w:tblStylePr w:type="lastCol">
       <w:rPr>
+        <w:rFonts w:eastAsia="黑体"/>
         <w:b/>
         <w:bCs/>
       </w:rPr>
@@ -10753,12 +11248,14 @@
     </w:tcPr>
     <w:tblStylePr w:type="firstRow">
       <w:rPr>
+        <w:rFonts w:eastAsia="黑体"/>
         <w:b/>
         <w:bCs/>
       </w:rPr>
     </w:tblStylePr>
     <w:tblStylePr w:type="lastRow">
       <w:rPr>
+        <w:rFonts w:eastAsia="黑体"/>
         <w:b/>
         <w:bCs/>
       </w:rPr>
@@ -10771,12 +11268,14 @@
     </w:tblStylePr>
     <w:tblStylePr w:type="firstCol">
       <w:rPr>
+        <w:rFonts w:eastAsia="黑体"/>
         <w:b/>
         <w:bCs/>
       </w:rPr>
     </w:tblStylePr>
     <w:tblStylePr w:type="lastCol">
       <w:rPr>
+        <w:rFonts w:eastAsia="黑体"/>
         <w:b/>
         <w:bCs/>
       </w:rPr>
@@ -10826,12 +11325,14 @@
     </w:tcPr>
     <w:tblStylePr w:type="firstRow">
       <w:rPr>
+        <w:rFonts w:eastAsia="黑体"/>
         <w:b/>
         <w:bCs/>
       </w:rPr>
     </w:tblStylePr>
     <w:tblStylePr w:type="lastRow">
       <w:rPr>
+        <w:rFonts w:eastAsia="黑体"/>
         <w:b/>
         <w:bCs/>
       </w:rPr>
@@ -10844,12 +11345,14 @@
     </w:tblStylePr>
     <w:tblStylePr w:type="firstCol">
       <w:rPr>
+        <w:rFonts w:eastAsia="黑体"/>
         <w:b/>
         <w:bCs/>
       </w:rPr>
     </w:tblStylePr>
     <w:tblStylePr w:type="lastCol">
       <w:rPr>
+        <w:rFonts w:eastAsia="黑体"/>
         <w:b/>
         <w:bCs/>
       </w:rPr>
@@ -10899,12 +11402,14 @@
     </w:tcPr>
     <w:tblStylePr w:type="firstRow">
       <w:rPr>
+        <w:rFonts w:eastAsia="黑体"/>
         <w:b/>
         <w:bCs/>
       </w:rPr>
     </w:tblStylePr>
     <w:tblStylePr w:type="lastRow">
       <w:rPr>
+        <w:rFonts w:eastAsia="黑体"/>
         <w:b/>
         <w:bCs/>
       </w:rPr>
@@ -10917,12 +11422,14 @@
     </w:tblStylePr>
     <w:tblStylePr w:type="firstCol">
       <w:rPr>
+        <w:rFonts w:eastAsia="黑体"/>
         <w:b/>
         <w:bCs/>
       </w:rPr>
     </w:tblStylePr>
     <w:tblStylePr w:type="lastCol">
       <w:rPr>
+        <w:rFonts w:eastAsia="黑体"/>
         <w:b/>
         <w:bCs/>
       </w:rPr>
@@ -10972,12 +11479,14 @@
     </w:tcPr>
     <w:tblStylePr w:type="firstRow">
       <w:rPr>
+        <w:rFonts w:eastAsia="黑体"/>
         <w:b/>
         <w:bCs/>
       </w:rPr>
     </w:tblStylePr>
     <w:tblStylePr w:type="lastRow">
       <w:rPr>
+        <w:rFonts w:eastAsia="黑体"/>
         <w:b/>
         <w:bCs/>
       </w:rPr>
@@ -10990,12 +11499,14 @@
     </w:tblStylePr>
     <w:tblStylePr w:type="firstCol">
       <w:rPr>
+        <w:rFonts w:eastAsia="黑体"/>
         <w:b/>
         <w:bCs/>
       </w:rPr>
     </w:tblStylePr>
     <w:tblStylePr w:type="lastCol">
       <w:rPr>
+        <w:rFonts w:eastAsia="黑体"/>
         <w:b/>
         <w:bCs/>
       </w:rPr>
@@ -11045,12 +11556,14 @@
     </w:tcPr>
     <w:tblStylePr w:type="firstRow">
       <w:rPr>
+        <w:rFonts w:eastAsia="黑体"/>
         <w:b/>
         <w:bCs/>
       </w:rPr>
     </w:tblStylePr>
     <w:tblStylePr w:type="lastRow">
       <w:rPr>
+        <w:rFonts w:eastAsia="黑体"/>
         <w:b/>
         <w:bCs/>
       </w:rPr>
@@ -11063,12 +11576,14 @@
     </w:tblStylePr>
     <w:tblStylePr w:type="firstCol">
       <w:rPr>
+        <w:rFonts w:eastAsia="黑体"/>
         <w:b/>
         <w:bCs/>
       </w:rPr>
     </w:tblStylePr>
     <w:tblStylePr w:type="lastCol">
       <w:rPr>
+        <w:rFonts w:eastAsia="黑体"/>
         <w:b/>
         <w:bCs/>
       </w:rPr>
@@ -11095,7 +11610,7 @@
       <w:spacing w:after="0" w:line="240" w:lineRule="auto"/>
     </w:pPr>
     <w:rPr>
-      <w:rFonts w:asciiTheme="majorHAnsi" w:cstheme="majorBidi" w:eastAsiaTheme="majorEastAsia" w:hAnsiTheme="majorHAnsi"/>
+      <w:rFonts w:asciiTheme="majorHAnsi" w:cstheme="majorBidi" w:hAnsiTheme="majorHAnsi" w:eastAsia="黑体"/>
       <w:color w:themeColor="text1" w:val="000000"/>
     </w:rPr>
     <w:tblPr>
@@ -11122,6 +11637,7 @@
     </w:tcPr>
     <w:tblStylePr w:type="firstRow">
       <w:rPr>
+        <w:rFonts w:eastAsia="黑体"/>
         <w:b/>
         <w:bCs/>
         <w:color w:themeColor="text1" w:val="000000"/>
@@ -11133,6 +11649,7 @@
     </w:tblStylePr>
     <w:tblStylePr w:type="lastRow">
       <w:rPr>
+        <w:rFonts w:eastAsia="黑体"/>
         <w:b/>
         <w:bCs/>
         <w:color w:themeColor="text1" w:val="000000"/>
@@ -11152,6 +11669,7 @@
     </w:tblStylePr>
     <w:tblStylePr w:type="firstCol">
       <w:rPr>
+        <w:rFonts w:eastAsia="黑体"/>
         <w:b/>
         <w:bCs/>
         <w:color w:themeColor="text1" w:val="000000"/>
@@ -11171,6 +11689,7 @@
     </w:tblStylePr>
     <w:tblStylePr w:type="lastCol">
       <w:rPr>
+        <w:rFonts w:eastAsia="黑体"/>
         <w:b w:val="0"/>
         <w:bCs w:val="0"/>
         <w:color w:themeColor="text1" w:val="000000"/>
@@ -11220,7 +11739,7 @@
       <w:spacing w:after="0" w:line="240" w:lineRule="auto"/>
     </w:pPr>
     <w:rPr>
-      <w:rFonts w:asciiTheme="majorHAnsi" w:cstheme="majorBidi" w:eastAsiaTheme="majorEastAsia" w:hAnsiTheme="majorHAnsi"/>
+      <w:rFonts w:asciiTheme="majorHAnsi" w:cstheme="majorBidi" w:hAnsiTheme="majorHAnsi" w:eastAsia="黑体"/>
       <w:color w:themeColor="text1" w:val="000000"/>
     </w:rPr>
     <w:tblPr>
@@ -11247,6 +11766,7 @@
     </w:tcPr>
     <w:tblStylePr w:type="firstRow">
       <w:rPr>
+        <w:rFonts w:eastAsia="黑体"/>
         <w:b/>
         <w:bCs/>
         <w:color w:themeColor="text1" w:val="000000"/>
@@ -11258,6 +11778,7 @@
     </w:tblStylePr>
     <w:tblStylePr w:type="lastRow">
       <w:rPr>
+        <w:rFonts w:eastAsia="黑体"/>
         <w:b/>
         <w:bCs/>
         <w:color w:themeColor="text1" w:val="000000"/>
@@ -11277,6 +11798,7 @@
     </w:tblStylePr>
     <w:tblStylePr w:type="firstCol">
       <w:rPr>
+        <w:rFonts w:eastAsia="黑体"/>
         <w:b/>
         <w:bCs/>
         <w:color w:themeColor="text1" w:val="000000"/>
@@ -11296,6 +11818,7 @@
     </w:tblStylePr>
     <w:tblStylePr w:type="lastCol">
       <w:rPr>
+        <w:rFonts w:eastAsia="黑体"/>
         <w:b w:val="0"/>
         <w:bCs w:val="0"/>
         <w:color w:themeColor="text1" w:val="000000"/>
@@ -11345,7 +11868,7 @@
       <w:spacing w:after="0" w:line="240" w:lineRule="auto"/>
     </w:pPr>
     <w:rPr>
-      <w:rFonts w:asciiTheme="majorHAnsi" w:cstheme="majorBidi" w:eastAsiaTheme="majorEastAsia" w:hAnsiTheme="majorHAnsi"/>
+      <w:rFonts w:asciiTheme="majorHAnsi" w:cstheme="majorBidi" w:hAnsiTheme="majorHAnsi" w:eastAsia="黑体"/>
       <w:color w:themeColor="text1" w:val="000000"/>
     </w:rPr>
     <w:tblPr>
@@ -11372,6 +11895,7 @@
     </w:tcPr>
     <w:tblStylePr w:type="firstRow">
       <w:rPr>
+        <w:rFonts w:eastAsia="黑体"/>
         <w:b/>
         <w:bCs/>
         <w:color w:themeColor="text1" w:val="000000"/>
@@ -11383,6 +11907,7 @@
     </w:tblStylePr>
     <w:tblStylePr w:type="lastRow">
       <w:rPr>
+        <w:rFonts w:eastAsia="黑体"/>
         <w:b/>
         <w:bCs/>
         <w:color w:themeColor="text1" w:val="000000"/>
@@ -11402,6 +11927,7 @@
     </w:tblStylePr>
     <w:tblStylePr w:type="firstCol">
       <w:rPr>
+        <w:rFonts w:eastAsia="黑体"/>
         <w:b/>
         <w:bCs/>
         <w:color w:themeColor="text1" w:val="000000"/>
@@ -11421,6 +11947,7 @@
     </w:tblStylePr>
     <w:tblStylePr w:type="lastCol">
       <w:rPr>
+        <w:rFonts w:eastAsia="黑体"/>
         <w:b w:val="0"/>
         <w:bCs w:val="0"/>
         <w:color w:themeColor="text1" w:val="000000"/>
@@ -11470,7 +11997,7 @@
       <w:spacing w:after="0" w:line="240" w:lineRule="auto"/>
     </w:pPr>
     <w:rPr>
-      <w:rFonts w:asciiTheme="majorHAnsi" w:cstheme="majorBidi" w:eastAsiaTheme="majorEastAsia" w:hAnsiTheme="majorHAnsi"/>
+      <w:rFonts w:asciiTheme="majorHAnsi" w:cstheme="majorBidi" w:hAnsiTheme="majorHAnsi" w:eastAsia="黑体"/>
       <w:color w:themeColor="text1" w:val="000000"/>
     </w:rPr>
     <w:tblPr>
@@ -11497,6 +12024,7 @@
     </w:tcPr>
     <w:tblStylePr w:type="firstRow">
       <w:rPr>
+        <w:rFonts w:eastAsia="黑体"/>
         <w:b/>
         <w:bCs/>
         <w:color w:themeColor="text1" w:val="000000"/>
@@ -11508,6 +12036,7 @@
     </w:tblStylePr>
     <w:tblStylePr w:type="lastRow">
       <w:rPr>
+        <w:rFonts w:eastAsia="黑体"/>
         <w:b/>
         <w:bCs/>
         <w:color w:themeColor="text1" w:val="000000"/>
@@ -11527,6 +12056,7 @@
     </w:tblStylePr>
     <w:tblStylePr w:type="firstCol">
       <w:rPr>
+        <w:rFonts w:eastAsia="黑体"/>
         <w:b/>
         <w:bCs/>
         <w:color w:themeColor="text1" w:val="000000"/>
@@ -11546,6 +12076,7 @@
     </w:tblStylePr>
     <w:tblStylePr w:type="lastCol">
       <w:rPr>
+        <w:rFonts w:eastAsia="黑体"/>
         <w:b w:val="0"/>
         <w:bCs w:val="0"/>
         <w:color w:themeColor="text1" w:val="000000"/>
@@ -11595,7 +12126,7 @@
       <w:spacing w:after="0" w:line="240" w:lineRule="auto"/>
     </w:pPr>
     <w:rPr>
-      <w:rFonts w:asciiTheme="majorHAnsi" w:cstheme="majorBidi" w:eastAsiaTheme="majorEastAsia" w:hAnsiTheme="majorHAnsi"/>
+      <w:rFonts w:asciiTheme="majorHAnsi" w:cstheme="majorBidi" w:hAnsiTheme="majorHAnsi" w:eastAsia="黑体"/>
       <w:color w:themeColor="text1" w:val="000000"/>
     </w:rPr>
     <w:tblPr>
@@ -11622,6 +12153,7 @@
     </w:tcPr>
     <w:tblStylePr w:type="firstRow">
       <w:rPr>
+        <w:rFonts w:eastAsia="黑体"/>
         <w:b/>
         <w:bCs/>
         <w:color w:themeColor="text1" w:val="000000"/>
@@ -11633,6 +12165,7 @@
     </w:tblStylePr>
     <w:tblStylePr w:type="lastRow">
       <w:rPr>
+        <w:rFonts w:eastAsia="黑体"/>
         <w:b/>
         <w:bCs/>
         <w:color w:themeColor="text1" w:val="000000"/>
@@ -11652,6 +12185,7 @@
     </w:tblStylePr>
     <w:tblStylePr w:type="firstCol">
       <w:rPr>
+        <w:rFonts w:eastAsia="黑体"/>
         <w:b/>
         <w:bCs/>
         <w:color w:themeColor="text1" w:val="000000"/>
@@ -11671,6 +12205,7 @@
     </w:tblStylePr>
     <w:tblStylePr w:type="lastCol">
       <w:rPr>
+        <w:rFonts w:eastAsia="黑体"/>
         <w:b w:val="0"/>
         <w:bCs w:val="0"/>
         <w:color w:themeColor="text1" w:val="000000"/>
@@ -11720,7 +12255,7 @@
       <w:spacing w:after="0" w:line="240" w:lineRule="auto"/>
     </w:pPr>
     <w:rPr>
-      <w:rFonts w:asciiTheme="majorHAnsi" w:cstheme="majorBidi" w:eastAsiaTheme="majorEastAsia" w:hAnsiTheme="majorHAnsi"/>
+      <w:rFonts w:asciiTheme="majorHAnsi" w:cstheme="majorBidi" w:hAnsiTheme="majorHAnsi" w:eastAsia="黑体"/>
       <w:color w:themeColor="text1" w:val="000000"/>
     </w:rPr>
     <w:tblPr>
@@ -11747,6 +12282,7 @@
     </w:tcPr>
     <w:tblStylePr w:type="firstRow">
       <w:rPr>
+        <w:rFonts w:eastAsia="黑体"/>
         <w:b/>
         <w:bCs/>
         <w:color w:themeColor="text1" w:val="000000"/>
@@ -11758,6 +12294,7 @@
     </w:tblStylePr>
     <w:tblStylePr w:type="lastRow">
       <w:rPr>
+        <w:rFonts w:eastAsia="黑体"/>
         <w:b/>
         <w:bCs/>
         <w:color w:themeColor="text1" w:val="000000"/>
@@ -11777,6 +12314,7 @@
     </w:tblStylePr>
     <w:tblStylePr w:type="firstCol">
       <w:rPr>
+        <w:rFonts w:eastAsia="黑体"/>
         <w:b/>
         <w:bCs/>
         <w:color w:themeColor="text1" w:val="000000"/>
@@ -11796,6 +12334,7 @@
     </w:tblStylePr>
     <w:tblStylePr w:type="lastCol">
       <w:rPr>
+        <w:rFonts w:eastAsia="黑体"/>
         <w:b w:val="0"/>
         <w:bCs w:val="0"/>
         <w:color w:themeColor="text1" w:val="000000"/>
@@ -11845,7 +12384,7 @@
       <w:spacing w:after="0" w:line="240" w:lineRule="auto"/>
     </w:pPr>
     <w:rPr>
-      <w:rFonts w:asciiTheme="majorHAnsi" w:cstheme="majorBidi" w:eastAsiaTheme="majorEastAsia" w:hAnsiTheme="majorHAnsi"/>
+      <w:rFonts w:asciiTheme="majorHAnsi" w:cstheme="majorBidi" w:hAnsiTheme="majorHAnsi" w:eastAsia="黑体"/>
       <w:color w:themeColor="text1" w:val="000000"/>
     </w:rPr>
     <w:tblPr>
@@ -11872,6 +12411,7 @@
     </w:tcPr>
     <w:tblStylePr w:type="firstRow">
       <w:rPr>
+        <w:rFonts w:eastAsia="黑体"/>
         <w:b/>
         <w:bCs/>
         <w:color w:themeColor="text1" w:val="000000"/>
@@ -11883,6 +12423,7 @@
     </w:tblStylePr>
     <w:tblStylePr w:type="lastRow">
       <w:rPr>
+        <w:rFonts w:eastAsia="黑体"/>
         <w:b/>
         <w:bCs/>
         <w:color w:themeColor="text1" w:val="000000"/>
@@ -11902,6 +12443,7 @@
     </w:tblStylePr>
     <w:tblStylePr w:type="firstCol">
       <w:rPr>
+        <w:rFonts w:eastAsia="黑体"/>
         <w:b/>
         <w:bCs/>
         <w:color w:themeColor="text1" w:val="000000"/>
@@ -11921,6 +12463,7 @@
     </w:tblStylePr>
     <w:tblStylePr w:type="lastCol">
       <w:rPr>
+        <w:rFonts w:eastAsia="黑体"/>
         <w:b w:val="0"/>
         <w:bCs w:val="0"/>
         <w:color w:themeColor="text1" w:val="000000"/>
@@ -11993,6 +12536,7 @@
     </w:tcPr>
     <w:tblStylePr w:type="firstRow">
       <w:rPr>
+        <w:rFonts w:eastAsia="黑体"/>
         <w:b/>
         <w:bCs/>
         <w:i w:val="0"/>
@@ -12014,6 +12558,7 @@
     </w:tblStylePr>
     <w:tblStylePr w:type="lastRow">
       <w:rPr>
+        <w:rFonts w:eastAsia="黑体"/>
         <w:b/>
         <w:bCs/>
         <w:i w:val="0"/>
@@ -12035,6 +12580,7 @@
     </w:tblStylePr>
     <w:tblStylePr w:type="firstCol">
       <w:rPr>
+        <w:rFonts w:eastAsia="黑体"/>
         <w:b/>
         <w:bCs/>
         <w:i w:val="0"/>
@@ -12054,6 +12600,7 @@
     </w:tblStylePr>
     <w:tblStylePr w:type="lastCol">
       <w:rPr>
+        <w:rFonts w:eastAsia="黑体"/>
         <w:b/>
         <w:bCs/>
         <w:i w:val="0"/>
@@ -12134,6 +12681,7 @@
     </w:tcPr>
     <w:tblStylePr w:type="firstRow">
       <w:rPr>
+        <w:rFonts w:eastAsia="黑体"/>
         <w:b/>
         <w:bCs/>
         <w:i w:val="0"/>
@@ -12155,6 +12703,7 @@
     </w:tblStylePr>
     <w:tblStylePr w:type="lastRow">
       <w:rPr>
+        <w:rFonts w:eastAsia="黑体"/>
         <w:b/>
         <w:bCs/>
         <w:i w:val="0"/>
@@ -12176,6 +12725,7 @@
     </w:tblStylePr>
     <w:tblStylePr w:type="firstCol">
       <w:rPr>
+        <w:rFonts w:eastAsia="黑体"/>
         <w:b/>
         <w:bCs/>
         <w:i w:val="0"/>
@@ -12195,6 +12745,7 @@
     </w:tblStylePr>
     <w:tblStylePr w:type="lastCol">
       <w:rPr>
+        <w:rFonts w:eastAsia="黑体"/>
         <w:b/>
         <w:bCs/>
         <w:i w:val="0"/>
@@ -12275,6 +12826,7 @@
     </w:tcPr>
     <w:tblStylePr w:type="firstRow">
       <w:rPr>
+        <w:rFonts w:eastAsia="黑体"/>
         <w:b/>
         <w:bCs/>
         <w:i w:val="0"/>
@@ -12296,6 +12848,7 @@
     </w:tblStylePr>
     <w:tblStylePr w:type="lastRow">
       <w:rPr>
+        <w:rFonts w:eastAsia="黑体"/>
         <w:b/>
         <w:bCs/>
         <w:i w:val="0"/>
@@ -12317,6 +12870,7 @@
     </w:tblStylePr>
     <w:tblStylePr w:type="firstCol">
       <w:rPr>
+        <w:rFonts w:eastAsia="黑体"/>
         <w:b/>
         <w:bCs/>
         <w:i w:val="0"/>
@@ -12336,6 +12890,7 @@
     </w:tblStylePr>
     <w:tblStylePr w:type="lastCol">
       <w:rPr>
+        <w:rFonts w:eastAsia="黑体"/>
         <w:b/>
         <w:bCs/>
         <w:i w:val="0"/>
@@ -12416,6 +12971,7 @@
     </w:tcPr>
     <w:tblStylePr w:type="firstRow">
       <w:rPr>
+        <w:rFonts w:eastAsia="黑体"/>
         <w:b/>
         <w:bCs/>
         <w:i w:val="0"/>
@@ -12437,6 +12993,7 @@
     </w:tblStylePr>
     <w:tblStylePr w:type="lastRow">
       <w:rPr>
+        <w:rFonts w:eastAsia="黑体"/>
         <w:b/>
         <w:bCs/>
         <w:i w:val="0"/>
@@ -12458,6 +13015,7 @@
     </w:tblStylePr>
     <w:tblStylePr w:type="firstCol">
       <w:rPr>
+        <w:rFonts w:eastAsia="黑体"/>
         <w:b/>
         <w:bCs/>
         <w:i w:val="0"/>
@@ -12477,6 +13035,7 @@
     </w:tblStylePr>
     <w:tblStylePr w:type="lastCol">
       <w:rPr>
+        <w:rFonts w:eastAsia="黑体"/>
         <w:b/>
         <w:bCs/>
         <w:i w:val="0"/>
@@ -12557,6 +13116,7 @@
     </w:tcPr>
     <w:tblStylePr w:type="firstRow">
       <w:rPr>
+        <w:rFonts w:eastAsia="黑体"/>
         <w:b/>
         <w:bCs/>
         <w:i w:val="0"/>
@@ -12578,6 +13138,7 @@
     </w:tblStylePr>
     <w:tblStylePr w:type="lastRow">
       <w:rPr>
+        <w:rFonts w:eastAsia="黑体"/>
         <w:b/>
         <w:bCs/>
         <w:i w:val="0"/>
@@ -12599,6 +13160,7 @@
     </w:tblStylePr>
     <w:tblStylePr w:type="firstCol">
       <w:rPr>
+        <w:rFonts w:eastAsia="黑体"/>
         <w:b/>
         <w:bCs/>
         <w:i w:val="0"/>
@@ -12618,6 +13180,7 @@
     </w:tblStylePr>
     <w:tblStylePr w:type="lastCol">
       <w:rPr>
+        <w:rFonts w:eastAsia="黑体"/>
         <w:b/>
         <w:bCs/>
         <w:i w:val="0"/>
@@ -12698,6 +13261,7 @@
     </w:tcPr>
     <w:tblStylePr w:type="firstRow">
       <w:rPr>
+        <w:rFonts w:eastAsia="黑体"/>
         <w:b/>
         <w:bCs/>
         <w:i w:val="0"/>
@@ -12719,6 +13283,7 @@
     </w:tblStylePr>
     <w:tblStylePr w:type="lastRow">
       <w:rPr>
+        <w:rFonts w:eastAsia="黑体"/>
         <w:b/>
         <w:bCs/>
         <w:i w:val="0"/>
@@ -12740,6 +13305,7 @@
     </w:tblStylePr>
     <w:tblStylePr w:type="firstCol">
       <w:rPr>
+        <w:rFonts w:eastAsia="黑体"/>
         <w:b/>
         <w:bCs/>
         <w:i w:val="0"/>
@@ -12759,6 +13325,7 @@
     </w:tblStylePr>
     <w:tblStylePr w:type="lastCol">
       <w:rPr>
+        <w:rFonts w:eastAsia="黑体"/>
         <w:b/>
         <w:bCs/>
         <w:i w:val="0"/>
@@ -12839,6 +13406,7 @@
     </w:tcPr>
     <w:tblStylePr w:type="firstRow">
       <w:rPr>
+        <w:rFonts w:eastAsia="黑体"/>
         <w:b/>
         <w:bCs/>
         <w:i w:val="0"/>
@@ -12860,6 +13428,7 @@
     </w:tblStylePr>
     <w:tblStylePr w:type="lastRow">
       <w:rPr>
+        <w:rFonts w:eastAsia="黑体"/>
         <w:b/>
         <w:bCs/>
         <w:i w:val="0"/>
@@ -12881,6 +13450,7 @@
     </w:tblStylePr>
     <w:tblStylePr w:type="firstCol">
       <w:rPr>
+        <w:rFonts w:eastAsia="黑体"/>
         <w:b/>
         <w:bCs/>
         <w:i w:val="0"/>
@@ -12900,6 +13470,7 @@
     </w:tblStylePr>
     <w:tblStylePr w:type="lastCol">
       <w:rPr>
+        <w:rFonts w:eastAsia="黑体"/>
         <w:b/>
         <w:bCs/>
         <w:i w:val="0"/>
@@ -12957,6 +13528,7 @@
       <w:spacing w:after="0" w:line="240" w:lineRule="auto"/>
     </w:pPr>
     <w:rPr>
+      <w:rFonts w:eastAsia="黑体"/>
       <w:color w:themeColor="background1" w:val="FFFFFF"/>
     </w:rPr>
     <w:tblPr>
@@ -12975,6 +13547,7 @@
     </w:tcPr>
     <w:tblStylePr w:type="firstRow">
       <w:rPr>
+        <w:rFonts w:eastAsia="黑体"/>
         <w:b/>
         <w:bCs/>
       </w:rPr>
@@ -13071,6 +13644,7 @@
       <w:spacing w:after="0" w:line="240" w:lineRule="auto"/>
     </w:pPr>
     <w:rPr>
+      <w:rFonts w:eastAsia="黑体"/>
       <w:color w:themeColor="background1" w:val="FFFFFF"/>
     </w:rPr>
     <w:tblPr>
@@ -13089,6 +13663,7 @@
     </w:tcPr>
     <w:tblStylePr w:type="firstRow">
       <w:rPr>
+        <w:rFonts w:eastAsia="黑体"/>
         <w:b/>
         <w:bCs/>
       </w:rPr>
@@ -13185,6 +13760,7 @@
       <w:spacing w:after="0" w:line="240" w:lineRule="auto"/>
     </w:pPr>
     <w:rPr>
+      <w:rFonts w:eastAsia="黑体"/>
       <w:color w:themeColor="background1" w:val="FFFFFF"/>
     </w:rPr>
     <w:tblPr>
@@ -13203,6 +13779,7 @@
     </w:tcPr>
     <w:tblStylePr w:type="firstRow">
       <w:rPr>
+        <w:rFonts w:eastAsia="黑体"/>
         <w:b/>
         <w:bCs/>
       </w:rPr>
@@ -13299,6 +13876,7 @@
       <w:spacing w:after="0" w:line="240" w:lineRule="auto"/>
     </w:pPr>
     <w:rPr>
+      <w:rFonts w:eastAsia="黑体"/>
       <w:color w:themeColor="background1" w:val="FFFFFF"/>
     </w:rPr>
     <w:tblPr>
@@ -13317,6 +13895,7 @@
     </w:tcPr>
     <w:tblStylePr w:type="firstRow">
       <w:rPr>
+        <w:rFonts w:eastAsia="黑体"/>
         <w:b/>
         <w:bCs/>
       </w:rPr>
@@ -13413,6 +13992,7 @@
       <w:spacing w:after="0" w:line="240" w:lineRule="auto"/>
     </w:pPr>
     <w:rPr>
+      <w:rFonts w:eastAsia="黑体"/>
       <w:color w:themeColor="background1" w:val="FFFFFF"/>
     </w:rPr>
     <w:tblPr>
@@ -13431,6 +14011,7 @@
     </w:tcPr>
     <w:tblStylePr w:type="firstRow">
       <w:rPr>
+        <w:rFonts w:eastAsia="黑体"/>
         <w:b/>
         <w:bCs/>
       </w:rPr>
@@ -13527,6 +14108,7 @@
       <w:spacing w:after="0" w:line="240" w:lineRule="auto"/>
     </w:pPr>
     <w:rPr>
+      <w:rFonts w:eastAsia="黑体"/>
       <w:color w:themeColor="background1" w:val="FFFFFF"/>
     </w:rPr>
     <w:tblPr>
@@ -13545,6 +14127,7 @@
     </w:tcPr>
     <w:tblStylePr w:type="firstRow">
       <w:rPr>
+        <w:rFonts w:eastAsia="黑体"/>
         <w:b/>
         <w:bCs/>
       </w:rPr>
@@ -13641,6 +14224,7 @@
       <w:spacing w:after="0" w:line="240" w:lineRule="auto"/>
     </w:pPr>
     <w:rPr>
+      <w:rFonts w:eastAsia="黑体"/>
       <w:color w:themeColor="background1" w:val="FFFFFF"/>
     </w:rPr>
     <w:tblPr>
@@ -13659,6 +14243,7 @@
     </w:tcPr>
     <w:tblStylePr w:type="firstRow">
       <w:rPr>
+        <w:rFonts w:eastAsia="黑体"/>
         <w:b/>
         <w:bCs/>
       </w:rPr>
@@ -13755,6 +14340,7 @@
       <w:spacing w:after="0" w:line="240" w:lineRule="auto"/>
     </w:pPr>
     <w:rPr>
+      <w:rFonts w:eastAsia="黑体"/>
       <w:color w:themeColor="text1" w:val="000000"/>
     </w:rPr>
     <w:tblPr>
@@ -13781,6 +14367,7 @@
     </w:tcPr>
     <w:tblStylePr w:type="firstRow">
       <w:rPr>
+        <w:rFonts w:eastAsia="黑体"/>
         <w:b/>
         <w:bCs/>
       </w:rPr>
@@ -13799,6 +14386,7 @@
     </w:tblStylePr>
     <w:tblStylePr w:type="lastRow">
       <w:rPr>
+        <w:rFonts w:eastAsia="黑体"/>
         <w:b/>
         <w:bCs/>
         <w:color w:themeColor="background1" w:val="FFFFFF"/>
@@ -13813,6 +14401,7 @@
     </w:tblStylePr>
     <w:tblStylePr w:type="firstCol">
       <w:rPr>
+        <w:rFonts w:eastAsia="黑体"/>
         <w:color w:themeColor="background1" w:val="FFFFFF"/>
       </w:rPr>
       <w:tblPr/>
@@ -13830,6 +14419,7 @@
     </w:tblStylePr>
     <w:tblStylePr w:type="lastCol">
       <w:rPr>
+        <w:rFonts w:eastAsia="黑体"/>
         <w:color w:themeColor="background1" w:val="FFFFFF"/>
       </w:rPr>
       <w:tblPr/>
@@ -13859,11 +14449,13 @@
     </w:tblStylePr>
     <w:tblStylePr w:type="neCell">
       <w:rPr>
+        <w:rFonts w:eastAsia="黑体"/>
         <w:color w:themeColor="text1" w:val="000000"/>
       </w:rPr>
     </w:tblStylePr>
     <w:tblStylePr w:type="nwCell">
       <w:rPr>
+        <w:rFonts w:eastAsia="黑体"/>
         <w:color w:themeColor="text1" w:val="000000"/>
       </w:rPr>
     </w:tblStylePr>
@@ -13877,6 +14469,7 @@
       <w:spacing w:after="0" w:line="240" w:lineRule="auto"/>
     </w:pPr>
     <w:rPr>
+      <w:rFonts w:eastAsia="黑体"/>
       <w:color w:themeColor="text1" w:val="000000"/>
     </w:rPr>
     <w:tblPr>
@@ -13903,6 +14496,7 @@
     </w:tcPr>
     <w:tblStylePr w:type="firstRow">
       <w:rPr>
+        <w:rFonts w:eastAsia="黑体"/>
         <w:b/>
         <w:bCs/>
       </w:rPr>
@@ -13921,6 +14515,7 @@
     </w:tblStylePr>
     <w:tblStylePr w:type="lastRow">
       <w:rPr>
+        <w:rFonts w:eastAsia="黑体"/>
         <w:b/>
         <w:bCs/>
         <w:color w:themeColor="background1" w:val="FFFFFF"/>
@@ -13935,6 +14530,7 @@
     </w:tblStylePr>
     <w:tblStylePr w:type="firstCol">
       <w:rPr>
+        <w:rFonts w:eastAsia="黑体"/>
         <w:color w:themeColor="background1" w:val="FFFFFF"/>
       </w:rPr>
       <w:tblPr/>
@@ -13952,6 +14548,7 @@
     </w:tblStylePr>
     <w:tblStylePr w:type="lastCol">
       <w:rPr>
+        <w:rFonts w:eastAsia="黑体"/>
         <w:color w:themeColor="background1" w:val="FFFFFF"/>
       </w:rPr>
       <w:tblPr/>
@@ -13981,11 +14578,13 @@
     </w:tblStylePr>
     <w:tblStylePr w:type="neCell">
       <w:rPr>
+        <w:rFonts w:eastAsia="黑体"/>
         <w:color w:themeColor="text1" w:val="000000"/>
       </w:rPr>
     </w:tblStylePr>
     <w:tblStylePr w:type="nwCell">
       <w:rPr>
+        <w:rFonts w:eastAsia="黑体"/>
         <w:color w:themeColor="text1" w:val="000000"/>
       </w:rPr>
     </w:tblStylePr>
@@ -13999,6 +14598,7 @@
       <w:spacing w:after="0" w:line="240" w:lineRule="auto"/>
     </w:pPr>
     <w:rPr>
+      <w:rFonts w:eastAsia="黑体"/>
       <w:color w:themeColor="text1" w:val="000000"/>
     </w:rPr>
     <w:tblPr>
@@ -14025,6 +14625,7 @@
     </w:tcPr>
     <w:tblStylePr w:type="firstRow">
       <w:rPr>
+        <w:rFonts w:eastAsia="黑体"/>
         <w:b/>
         <w:bCs/>
       </w:rPr>
@@ -14043,6 +14644,7 @@
     </w:tblStylePr>
     <w:tblStylePr w:type="lastRow">
       <w:rPr>
+        <w:rFonts w:eastAsia="黑体"/>
         <w:b/>
         <w:bCs/>
         <w:color w:themeColor="background1" w:val="FFFFFF"/>
@@ -14057,6 +14659,7 @@
     </w:tblStylePr>
     <w:tblStylePr w:type="firstCol">
       <w:rPr>
+        <w:rFonts w:eastAsia="黑体"/>
         <w:color w:themeColor="background1" w:val="FFFFFF"/>
       </w:rPr>
       <w:tblPr/>
@@ -14074,6 +14677,7 @@
     </w:tblStylePr>
     <w:tblStylePr w:type="lastCol">
       <w:rPr>
+        <w:rFonts w:eastAsia="黑体"/>
         <w:color w:themeColor="background1" w:val="FFFFFF"/>
       </w:rPr>
       <w:tblPr/>
@@ -14103,11 +14707,13 @@
     </w:tblStylePr>
     <w:tblStylePr w:type="neCell">
       <w:rPr>
+        <w:rFonts w:eastAsia="黑体"/>
         <w:color w:themeColor="text1" w:val="000000"/>
       </w:rPr>
     </w:tblStylePr>
     <w:tblStylePr w:type="nwCell">
       <w:rPr>
+        <w:rFonts w:eastAsia="黑体"/>
         <w:color w:themeColor="text1" w:val="000000"/>
       </w:rPr>
     </w:tblStylePr>
@@ -14121,6 +14727,7 @@
       <w:spacing w:after="0" w:line="240" w:lineRule="auto"/>
     </w:pPr>
     <w:rPr>
+      <w:rFonts w:eastAsia="黑体"/>
       <w:color w:themeColor="text1" w:val="000000"/>
     </w:rPr>
     <w:tblPr>
@@ -14147,6 +14754,7 @@
     </w:tcPr>
     <w:tblStylePr w:type="firstRow">
       <w:rPr>
+        <w:rFonts w:eastAsia="黑体"/>
         <w:b/>
         <w:bCs/>
       </w:rPr>
@@ -14165,6 +14773,7 @@
     </w:tblStylePr>
     <w:tblStylePr w:type="lastRow">
       <w:rPr>
+        <w:rFonts w:eastAsia="黑体"/>
         <w:b/>
         <w:bCs/>
         <w:color w:themeColor="background1" w:val="FFFFFF"/>
@@ -14179,6 +14788,7 @@
     </w:tblStylePr>
     <w:tblStylePr w:type="firstCol">
       <w:rPr>
+        <w:rFonts w:eastAsia="黑体"/>
         <w:color w:themeColor="background1" w:val="FFFFFF"/>
       </w:rPr>
       <w:tblPr/>
@@ -14196,6 +14806,7 @@
     </w:tblStylePr>
     <w:tblStylePr w:type="lastCol">
       <w:rPr>
+        <w:rFonts w:eastAsia="黑体"/>
         <w:color w:themeColor="background1" w:val="FFFFFF"/>
       </w:rPr>
       <w:tblPr/>
@@ -14233,6 +14844,7 @@
       <w:spacing w:after="0" w:line="240" w:lineRule="auto"/>
     </w:pPr>
     <w:rPr>
+      <w:rFonts w:eastAsia="黑体"/>
       <w:color w:themeColor="text1" w:val="000000"/>
     </w:rPr>
     <w:tblPr>
@@ -14259,6 +14871,7 @@
     </w:tcPr>
     <w:tblStylePr w:type="firstRow">
       <w:rPr>
+        <w:rFonts w:eastAsia="黑体"/>
         <w:b/>
         <w:bCs/>
       </w:rPr>
@@ -14277,6 +14890,7 @@
     </w:tblStylePr>
     <w:tblStylePr w:type="lastRow">
       <w:rPr>
+        <w:rFonts w:eastAsia="黑体"/>
         <w:b/>
         <w:bCs/>
         <w:color w:themeColor="background1" w:val="FFFFFF"/>
@@ -14291,6 +14905,7 @@
     </w:tblStylePr>
     <w:tblStylePr w:type="firstCol">
       <w:rPr>
+        <w:rFonts w:eastAsia="黑体"/>
         <w:color w:themeColor="background1" w:val="FFFFFF"/>
       </w:rPr>
       <w:tblPr/>
@@ -14308,6 +14923,7 @@
     </w:tblStylePr>
     <w:tblStylePr w:type="lastCol">
       <w:rPr>
+        <w:rFonts w:eastAsia="黑体"/>
         <w:color w:themeColor="background1" w:val="FFFFFF"/>
       </w:rPr>
       <w:tblPr/>
@@ -14337,11 +14953,13 @@
     </w:tblStylePr>
     <w:tblStylePr w:type="neCell">
       <w:rPr>
+        <w:rFonts w:eastAsia="黑体"/>
         <w:color w:themeColor="text1" w:val="000000"/>
       </w:rPr>
     </w:tblStylePr>
     <w:tblStylePr w:type="nwCell">
       <w:rPr>
+        <w:rFonts w:eastAsia="黑体"/>
         <w:color w:themeColor="text1" w:val="000000"/>
       </w:rPr>
     </w:tblStylePr>
@@ -14355,6 +14973,7 @@
       <w:spacing w:after="0" w:line="240" w:lineRule="auto"/>
     </w:pPr>
     <w:rPr>
+      <w:rFonts w:eastAsia="黑体"/>
       <w:color w:themeColor="text1" w:val="000000"/>
     </w:rPr>
     <w:tblPr>
@@ -14381,6 +15000,7 @@
     </w:tcPr>
     <w:tblStylePr w:type="firstRow">
       <w:rPr>
+        <w:rFonts w:eastAsia="黑体"/>
         <w:b/>
         <w:bCs/>
       </w:rPr>
@@ -14399,6 +15019,7 @@
     </w:tblStylePr>
     <w:tblStylePr w:type="lastRow">
       <w:rPr>
+        <w:rFonts w:eastAsia="黑体"/>
         <w:b/>
         <w:bCs/>
         <w:color w:themeColor="background1" w:val="FFFFFF"/>
@@ -14413,6 +15034,7 @@
     </w:tblStylePr>
     <w:tblStylePr w:type="firstCol">
       <w:rPr>
+        <w:rFonts w:eastAsia="黑体"/>
         <w:color w:themeColor="background1" w:val="FFFFFF"/>
       </w:rPr>
       <w:tblPr/>
@@ -14430,6 +15052,7 @@
     </w:tblStylePr>
     <w:tblStylePr w:type="lastCol">
       <w:rPr>
+        <w:rFonts w:eastAsia="黑体"/>
         <w:color w:themeColor="background1" w:val="FFFFFF"/>
       </w:rPr>
       <w:tblPr/>
@@ -14459,11 +15082,13 @@
     </w:tblStylePr>
     <w:tblStylePr w:type="neCell">
       <w:rPr>
+        <w:rFonts w:eastAsia="黑体"/>
         <w:color w:themeColor="text1" w:val="000000"/>
       </w:rPr>
     </w:tblStylePr>
     <w:tblStylePr w:type="nwCell">
       <w:rPr>
+        <w:rFonts w:eastAsia="黑体"/>
         <w:color w:themeColor="text1" w:val="000000"/>
       </w:rPr>
     </w:tblStylePr>
@@ -14477,6 +15102,7 @@
       <w:spacing w:after="0" w:line="240" w:lineRule="auto"/>
     </w:pPr>
     <w:rPr>
+      <w:rFonts w:eastAsia="黑体"/>
       <w:color w:themeColor="text1" w:val="000000"/>
     </w:rPr>
     <w:tblPr>
@@ -14503,6 +15129,7 @@
     </w:tcPr>
     <w:tblStylePr w:type="firstRow">
       <w:rPr>
+        <w:rFonts w:eastAsia="黑体"/>
         <w:b/>
         <w:bCs/>
       </w:rPr>
@@ -14521,6 +15148,7 @@
     </w:tblStylePr>
     <w:tblStylePr w:type="lastRow">
       <w:rPr>
+        <w:rFonts w:eastAsia="黑体"/>
         <w:b/>
         <w:bCs/>
         <w:color w:themeColor="background1" w:val="FFFFFF"/>
@@ -14535,6 +15163,7 @@
     </w:tblStylePr>
     <w:tblStylePr w:type="firstCol">
       <w:rPr>
+        <w:rFonts w:eastAsia="黑体"/>
         <w:color w:themeColor="background1" w:val="FFFFFF"/>
       </w:rPr>
       <w:tblPr/>
@@ -14552,6 +15181,7 @@
     </w:tblStylePr>
     <w:tblStylePr w:type="lastCol">
       <w:rPr>
+        <w:rFonts w:eastAsia="黑体"/>
         <w:color w:themeColor="background1" w:val="FFFFFF"/>
       </w:rPr>
       <w:tblPr/>
@@ -14581,11 +15211,13 @@
     </w:tblStylePr>
     <w:tblStylePr w:type="neCell">
       <w:rPr>
+        <w:rFonts w:eastAsia="黑体"/>
         <w:color w:themeColor="text1" w:val="000000"/>
       </w:rPr>
     </w:tblStylePr>
     <w:tblStylePr w:type="nwCell">
       <w:rPr>
+        <w:rFonts w:eastAsia="黑体"/>
         <w:color w:themeColor="text1" w:val="000000"/>
       </w:rPr>
     </w:tblStylePr>
@@ -14599,6 +15231,7 @@
       <w:spacing w:after="0" w:line="240" w:lineRule="auto"/>
     </w:pPr>
     <w:rPr>
+      <w:rFonts w:eastAsia="黑体"/>
       <w:color w:themeColor="text1" w:val="000000"/>
     </w:rPr>
     <w:tblPr>
@@ -14617,6 +15250,7 @@
     </w:tcPr>
     <w:tblStylePr w:type="firstRow">
       <w:rPr>
+        <w:rFonts w:eastAsia="黑体"/>
         <w:b/>
         <w:bCs/>
         <w:color w:themeColor="background1" w:val="FFFFFF"/>
@@ -14631,6 +15265,7 @@
     </w:tblStylePr>
     <w:tblStylePr w:type="lastRow">
       <w:rPr>
+        <w:rFonts w:eastAsia="黑体"/>
         <w:b/>
         <w:bCs/>
         <w:color w:themeColor="accent2" w:themeShade="CC" w:val="9E3A38"/>
@@ -14645,12 +15280,14 @@
     </w:tblStylePr>
     <w:tblStylePr w:type="firstCol">
       <w:rPr>
+        <w:rFonts w:eastAsia="黑体"/>
         <w:b/>
         <w:bCs/>
       </w:rPr>
     </w:tblStylePr>
     <w:tblStylePr w:type="lastCol">
       <w:rPr>
+        <w:rFonts w:eastAsia="黑体"/>
         <w:b/>
         <w:bCs/>
       </w:rPr>
@@ -14685,6 +15322,7 @@
       <w:spacing w:after="0" w:line="240" w:lineRule="auto"/>
     </w:pPr>
     <w:rPr>
+      <w:rFonts w:eastAsia="黑体"/>
       <w:color w:themeColor="text1" w:val="000000"/>
     </w:rPr>
     <w:tblPr>
@@ -14703,6 +15341,7 @@
     </w:tcPr>
     <w:tblStylePr w:type="firstRow">
       <w:rPr>
+        <w:rFonts w:eastAsia="黑体"/>
         <w:b/>
         <w:bCs/>
         <w:color w:themeColor="background1" w:val="FFFFFF"/>
@@ -14717,6 +15356,7 @@
     </w:tblStylePr>
     <w:tblStylePr w:type="lastRow">
       <w:rPr>
+        <w:rFonts w:eastAsia="黑体"/>
         <w:b/>
         <w:bCs/>
         <w:color w:themeColor="accent2" w:themeShade="CC" w:val="9E3A38"/>
@@ -14731,12 +15371,14 @@
     </w:tblStylePr>
     <w:tblStylePr w:type="firstCol">
       <w:rPr>
+        <w:rFonts w:eastAsia="黑体"/>
         <w:b/>
         <w:bCs/>
       </w:rPr>
     </w:tblStylePr>
     <w:tblStylePr w:type="lastCol">
       <w:rPr>
+        <w:rFonts w:eastAsia="黑体"/>
         <w:b/>
         <w:bCs/>
       </w:rPr>
@@ -14771,6 +15413,7 @@
       <w:spacing w:after="0" w:line="240" w:lineRule="auto"/>
     </w:pPr>
     <w:rPr>
+      <w:rFonts w:eastAsia="黑体"/>
       <w:color w:themeColor="text1" w:val="000000"/>
     </w:rPr>
     <w:tblPr>
@@ -14789,6 +15432,7 @@
     </w:tcPr>
     <w:tblStylePr w:type="firstRow">
       <w:rPr>
+        <w:rFonts w:eastAsia="黑体"/>
         <w:b/>
         <w:bCs/>
         <w:color w:themeColor="background1" w:val="FFFFFF"/>
@@ -14803,6 +15447,7 @@
     </w:tblStylePr>
     <w:tblStylePr w:type="lastRow">
       <w:rPr>
+        <w:rFonts w:eastAsia="黑体"/>
         <w:b/>
         <w:bCs/>
         <w:color w:themeColor="accent2" w:themeShade="CC" w:val="9E3A38"/>
@@ -14817,12 +15462,14 @@
     </w:tblStylePr>
     <w:tblStylePr w:type="firstCol">
       <w:rPr>
+        <w:rFonts w:eastAsia="黑体"/>
         <w:b/>
         <w:bCs/>
       </w:rPr>
     </w:tblStylePr>
     <w:tblStylePr w:type="lastCol">
       <w:rPr>
+        <w:rFonts w:eastAsia="黑体"/>
         <w:b/>
         <w:bCs/>
       </w:rPr>
@@ -14857,6 +15504,7 @@
       <w:spacing w:after="0" w:line="240" w:lineRule="auto"/>
     </w:pPr>
     <w:rPr>
+      <w:rFonts w:eastAsia="黑体"/>
       <w:color w:themeColor="text1" w:val="000000"/>
     </w:rPr>
     <w:tblPr>
@@ -14875,6 +15523,7 @@
     </w:tcPr>
     <w:tblStylePr w:type="firstRow">
       <w:rPr>
+        <w:rFonts w:eastAsia="黑体"/>
         <w:b/>
         <w:bCs/>
         <w:color w:themeColor="background1" w:val="FFFFFF"/>
@@ -14889,6 +15538,7 @@
     </w:tblStylePr>
     <w:tblStylePr w:type="lastRow">
       <w:rPr>
+        <w:rFonts w:eastAsia="黑体"/>
         <w:b/>
         <w:bCs/>
         <w:color w:themeColor="accent4" w:themeShade="CC" w:val="664E82"/>
@@ -14903,12 +15553,14 @@
     </w:tblStylePr>
     <w:tblStylePr w:type="firstCol">
       <w:rPr>
+        <w:rFonts w:eastAsia="黑体"/>
         <w:b/>
         <w:bCs/>
       </w:rPr>
     </w:tblStylePr>
     <w:tblStylePr w:type="lastCol">
       <w:rPr>
+        <w:rFonts w:eastAsia="黑体"/>
         <w:b/>
         <w:bCs/>
       </w:rPr>
@@ -14943,6 +15595,7 @@
       <w:spacing w:after="0" w:line="240" w:lineRule="auto"/>
     </w:pPr>
     <w:rPr>
+      <w:rFonts w:eastAsia="黑体"/>
       <w:color w:themeColor="text1" w:val="000000"/>
     </w:rPr>
     <w:tblPr>
@@ -14961,6 +15614,7 @@
     </w:tcPr>
     <w:tblStylePr w:type="firstRow">
       <w:rPr>
+        <w:rFonts w:eastAsia="黑体"/>
         <w:b/>
         <w:bCs/>
         <w:color w:themeColor="background1" w:val="FFFFFF"/>
@@ -14975,6 +15629,7 @@
     </w:tblStylePr>
     <w:tblStylePr w:type="lastRow">
       <w:rPr>
+        <w:rFonts w:eastAsia="黑体"/>
         <w:b/>
         <w:bCs/>
         <w:color w:themeColor="accent3" w:themeShade="CC" w:val="7E9C40"/>
@@ -14989,12 +15644,14 @@
     </w:tblStylePr>
     <w:tblStylePr w:type="firstCol">
       <w:rPr>
+        <w:rFonts w:eastAsia="黑体"/>
         <w:b/>
         <w:bCs/>
       </w:rPr>
     </w:tblStylePr>
     <w:tblStylePr w:type="lastCol">
       <w:rPr>
+        <w:rFonts w:eastAsia="黑体"/>
         <w:b/>
         <w:bCs/>
       </w:rPr>
@@ -15029,6 +15686,7 @@
       <w:spacing w:after="0" w:line="240" w:lineRule="auto"/>
     </w:pPr>
     <w:rPr>
+      <w:rFonts w:eastAsia="黑体"/>
       <w:color w:themeColor="text1" w:val="000000"/>
     </w:rPr>
     <w:tblPr>
@@ -15047,6 +15705,7 @@
     </w:tcPr>
     <w:tblStylePr w:type="firstRow">
       <w:rPr>
+        <w:rFonts w:eastAsia="黑体"/>
         <w:b/>
         <w:bCs/>
         <w:color w:themeColor="background1" w:val="FFFFFF"/>
@@ -15061,6 +15720,7 @@
     </w:tblStylePr>
     <w:tblStylePr w:type="lastRow">
       <w:rPr>
+        <w:rFonts w:eastAsia="黑体"/>
         <w:b/>
         <w:bCs/>
         <w:color w:themeColor="accent6" w:themeShade="CC" w:val="F2730A"/>
@@ -15075,12 +15735,14 @@
     </w:tblStylePr>
     <w:tblStylePr w:type="firstCol">
       <w:rPr>
+        <w:rFonts w:eastAsia="黑体"/>
         <w:b/>
         <w:bCs/>
       </w:rPr>
     </w:tblStylePr>
     <w:tblStylePr w:type="lastCol">
       <w:rPr>
+        <w:rFonts w:eastAsia="黑体"/>
         <w:b/>
         <w:bCs/>
       </w:rPr>
@@ -15115,6 +15777,7 @@
       <w:spacing w:after="0" w:line="240" w:lineRule="auto"/>
     </w:pPr>
     <w:rPr>
+      <w:rFonts w:eastAsia="黑体"/>
       <w:color w:themeColor="text1" w:val="000000"/>
     </w:rPr>
     <w:tblPr>
@@ -15133,6 +15796,7 @@
     </w:tcPr>
     <w:tblStylePr w:type="firstRow">
       <w:rPr>
+        <w:rFonts w:eastAsia="黑体"/>
         <w:b/>
         <w:bCs/>
         <w:color w:themeColor="background1" w:val="FFFFFF"/>
@@ -15147,6 +15811,7 @@
     </w:tblStylePr>
     <w:tblStylePr w:type="lastRow">
       <w:rPr>
+        <w:rFonts w:eastAsia="黑体"/>
         <w:b/>
         <w:bCs/>
         <w:color w:themeColor="accent5" w:themeShade="CC" w:val="348DA5"/>
@@ -15161,12 +15826,14 @@
     </w:tblStylePr>
     <w:tblStylePr w:type="firstCol">
       <w:rPr>
+        <w:rFonts w:eastAsia="黑体"/>
         <w:b/>
         <w:bCs/>
       </w:rPr>
     </w:tblStylePr>
     <w:tblStylePr w:type="lastCol">
       <w:rPr>
+        <w:rFonts w:eastAsia="黑体"/>
         <w:b/>
         <w:bCs/>
       </w:rPr>
@@ -15201,6 +15868,7 @@
       <w:spacing w:after="0" w:line="240" w:lineRule="auto"/>
     </w:pPr>
     <w:rPr>
+      <w:rFonts w:eastAsia="黑体"/>
       <w:color w:themeColor="text1" w:val="000000"/>
     </w:rPr>
     <w:tblPr>
@@ -15222,6 +15890,7 @@
     </w:tcPr>
     <w:tblStylePr w:type="firstRow">
       <w:rPr>
+        <w:rFonts w:eastAsia="黑体"/>
         <w:b/>
         <w:bCs/>
       </w:rPr>
@@ -15232,6 +15901,7 @@
     </w:tblStylePr>
     <w:tblStylePr w:type="lastRow">
       <w:rPr>
+        <w:rFonts w:eastAsia="黑体"/>
         <w:b/>
         <w:bCs/>
         <w:color w:themeColor="text1" w:val="000000"/>
@@ -15243,6 +15913,7 @@
     </w:tblStylePr>
     <w:tblStylePr w:type="firstCol">
       <w:rPr>
+        <w:rFonts w:eastAsia="黑体"/>
         <w:color w:themeColor="background1" w:val="FFFFFF"/>
       </w:rPr>
       <w:tblPr/>
@@ -15252,6 +15923,7 @@
     </w:tblStylePr>
     <w:tblStylePr w:type="lastCol">
       <w:rPr>
+        <w:rFonts w:eastAsia="黑体"/>
         <w:color w:themeColor="background1" w:val="FFFFFF"/>
       </w:rPr>
       <w:tblPr/>
@@ -15281,6 +15953,7 @@
       <w:spacing w:after="0" w:line="240" w:lineRule="auto"/>
     </w:pPr>
     <w:rPr>
+      <w:rFonts w:eastAsia="黑体"/>
       <w:color w:themeColor="text1" w:val="000000"/>
     </w:rPr>
     <w:tblPr>
@@ -15302,6 +15975,7 @@
     </w:tcPr>
     <w:tblStylePr w:type="firstRow">
       <w:rPr>
+        <w:rFonts w:eastAsia="黑体"/>
         <w:b/>
         <w:bCs/>
       </w:rPr>
@@ -15312,6 +15986,7 @@
     </w:tblStylePr>
     <w:tblStylePr w:type="lastRow">
       <w:rPr>
+        <w:rFonts w:eastAsia="黑体"/>
         <w:b/>
         <w:bCs/>
         <w:color w:themeColor="text1" w:val="000000"/>
@@ -15323,6 +15998,7 @@
     </w:tblStylePr>
     <w:tblStylePr w:type="firstCol">
       <w:rPr>
+        <w:rFonts w:eastAsia="黑体"/>
         <w:color w:themeColor="background1" w:val="FFFFFF"/>
       </w:rPr>
       <w:tblPr/>
@@ -15332,6 +16008,7 @@
     </w:tblStylePr>
     <w:tblStylePr w:type="lastCol">
       <w:rPr>
+        <w:rFonts w:eastAsia="黑体"/>
         <w:color w:themeColor="background1" w:val="FFFFFF"/>
       </w:rPr>
       <w:tblPr/>
@@ -15361,6 +16038,7 @@
       <w:spacing w:after="0" w:line="240" w:lineRule="auto"/>
     </w:pPr>
     <w:rPr>
+      <w:rFonts w:eastAsia="黑体"/>
       <w:color w:themeColor="text1" w:val="000000"/>
     </w:rPr>
     <w:tblPr>
@@ -15382,6 +16060,7 @@
     </w:tcPr>
     <w:tblStylePr w:type="firstRow">
       <w:rPr>
+        <w:rFonts w:eastAsia="黑体"/>
         <w:b/>
         <w:bCs/>
       </w:rPr>
@@ -15392,6 +16071,7 @@
     </w:tblStylePr>
     <w:tblStylePr w:type="lastRow">
       <w:rPr>
+        <w:rFonts w:eastAsia="黑体"/>
         <w:b/>
         <w:bCs/>
         <w:color w:themeColor="text1" w:val="000000"/>
@@ -15403,6 +16083,7 @@
     </w:tblStylePr>
     <w:tblStylePr w:type="firstCol">
       <w:rPr>
+        <w:rFonts w:eastAsia="黑体"/>
         <w:color w:themeColor="background1" w:val="FFFFFF"/>
       </w:rPr>
       <w:tblPr/>
@@ -15412,6 +16093,7 @@
     </w:tblStylePr>
     <w:tblStylePr w:type="lastCol">
       <w:rPr>
+        <w:rFonts w:eastAsia="黑体"/>
         <w:color w:themeColor="background1" w:val="FFFFFF"/>
       </w:rPr>
       <w:tblPr/>
@@ -15441,6 +16123,7 @@
       <w:spacing w:after="0" w:line="240" w:lineRule="auto"/>
     </w:pPr>
     <w:rPr>
+      <w:rFonts w:eastAsia="黑体"/>
       <w:color w:themeColor="text1" w:val="000000"/>
     </w:rPr>
     <w:tblPr>
@@ -15462,6 +16145,7 @@
     </w:tcPr>
     <w:tblStylePr w:type="firstRow">
       <w:rPr>
+        <w:rFonts w:eastAsia="黑体"/>
         <w:b/>
         <w:bCs/>
       </w:rPr>
@@ -15472,6 +16156,7 @@
     </w:tblStylePr>
     <w:tblStylePr w:type="lastRow">
       <w:rPr>
+        <w:rFonts w:eastAsia="黑体"/>
         <w:b/>
         <w:bCs/>
         <w:color w:themeColor="text1" w:val="000000"/>
@@ -15483,6 +16168,7 @@
     </w:tblStylePr>
     <w:tblStylePr w:type="firstCol">
       <w:rPr>
+        <w:rFonts w:eastAsia="黑体"/>
         <w:color w:themeColor="background1" w:val="FFFFFF"/>
       </w:rPr>
       <w:tblPr/>
@@ -15492,6 +16178,7 @@
     </w:tblStylePr>
     <w:tblStylePr w:type="lastCol">
       <w:rPr>
+        <w:rFonts w:eastAsia="黑体"/>
         <w:color w:themeColor="background1" w:val="FFFFFF"/>
       </w:rPr>
       <w:tblPr/>
@@ -15521,6 +16208,7 @@
       <w:spacing w:after="0" w:line="240" w:lineRule="auto"/>
     </w:pPr>
     <w:rPr>
+      <w:rFonts w:eastAsia="黑体"/>
       <w:color w:themeColor="text1" w:val="000000"/>
     </w:rPr>
     <w:tblPr>
@@ -15542,6 +16230,7 @@
     </w:tcPr>
     <w:tblStylePr w:type="firstRow">
       <w:rPr>
+        <w:rFonts w:eastAsia="黑体"/>
         <w:b/>
         <w:bCs/>
       </w:rPr>
@@ -15552,6 +16241,7 @@
     </w:tblStylePr>
     <w:tblStylePr w:type="lastRow">
       <w:rPr>
+        <w:rFonts w:eastAsia="黑体"/>
         <w:b/>
         <w:bCs/>
         <w:color w:themeColor="text1" w:val="000000"/>
@@ -15563,6 +16253,7 @@
     </w:tblStylePr>
     <w:tblStylePr w:type="firstCol">
       <w:rPr>
+        <w:rFonts w:eastAsia="黑体"/>
         <w:color w:themeColor="background1" w:val="FFFFFF"/>
       </w:rPr>
       <w:tblPr/>
@@ -15572,6 +16263,7 @@
     </w:tblStylePr>
     <w:tblStylePr w:type="lastCol">
       <w:rPr>
+        <w:rFonts w:eastAsia="黑体"/>
         <w:color w:themeColor="background1" w:val="FFFFFF"/>
       </w:rPr>
       <w:tblPr/>
@@ -15601,6 +16293,7 @@
       <w:spacing w:after="0" w:line="240" w:lineRule="auto"/>
     </w:pPr>
     <w:rPr>
+      <w:rFonts w:eastAsia="黑体"/>
       <w:color w:themeColor="text1" w:val="000000"/>
     </w:rPr>
     <w:tblPr>
@@ -15622,6 +16315,7 @@
     </w:tcPr>
     <w:tblStylePr w:type="firstRow">
       <w:rPr>
+        <w:rFonts w:eastAsia="黑体"/>
         <w:b/>
         <w:bCs/>
       </w:rPr>
@@ -15632,6 +16326,7 @@
     </w:tblStylePr>
     <w:tblStylePr w:type="lastRow">
       <w:rPr>
+        <w:rFonts w:eastAsia="黑体"/>
         <w:b/>
         <w:bCs/>
         <w:color w:themeColor="text1" w:val="000000"/>
@@ -15643,6 +16338,7 @@
     </w:tblStylePr>
     <w:tblStylePr w:type="firstCol">
       <w:rPr>
+        <w:rFonts w:eastAsia="黑体"/>
         <w:color w:themeColor="background1" w:val="FFFFFF"/>
       </w:rPr>
       <w:tblPr/>
@@ -15652,6 +16348,7 @@
     </w:tblStylePr>
     <w:tblStylePr w:type="lastCol">
       <w:rPr>
+        <w:rFonts w:eastAsia="黑体"/>
         <w:color w:themeColor="background1" w:val="FFFFFF"/>
       </w:rPr>
       <w:tblPr/>
@@ -15681,6 +16378,7 @@
       <w:spacing w:after="0" w:line="240" w:lineRule="auto"/>
     </w:pPr>
     <w:rPr>
+      <w:rFonts w:eastAsia="黑体"/>
       <w:color w:themeColor="text1" w:val="000000"/>
     </w:rPr>
     <w:tblPr>
@@ -15702,6 +16400,7 @@
     </w:tcPr>
     <w:tblStylePr w:type="firstRow">
       <w:rPr>
+        <w:rFonts w:eastAsia="黑体"/>
         <w:b/>
         <w:bCs/>
       </w:rPr>
@@ -15712,6 +16411,7 @@
     </w:tblStylePr>
     <w:tblStylePr w:type="lastRow">
       <w:rPr>
+        <w:rFonts w:eastAsia="黑体"/>
         <w:b/>
         <w:bCs/>
         <w:color w:themeColor="text1" w:val="000000"/>
@@ -15723,6 +16423,7 @@
     </w:tblStylePr>
     <w:tblStylePr w:type="firstCol">
       <w:rPr>
+        <w:rFonts w:eastAsia="黑体"/>
         <w:color w:themeColor="background1" w:val="FFFFFF"/>
       </w:rPr>
       <w:tblPr/>
@@ -15732,6 +16433,7 @@
     </w:tblStylePr>
     <w:tblStylePr w:type="lastCol">
       <w:rPr>
+        <w:rFonts w:eastAsia="黑体"/>
         <w:color w:themeColor="background1" w:val="FFFFFF"/>
       </w:rPr>
       <w:tblPr/>
@@ -15764,6 +16466,7 @@
     <w:name w:val="KeywordTok"/>
     <w:basedOn w:val="VerbatimChar"/>
     <w:rPr>
+      <w:rFonts w:eastAsia="黑体"/>
       <w:b/>
       <w:color w:val="007020"/>
     </w:rPr>
@@ -15772,6 +16475,7 @@
     <w:name w:val="DataTypeTok"/>
     <w:basedOn w:val="VerbatimChar"/>
     <w:rPr>
+      <w:rFonts w:eastAsia="黑体"/>
       <w:color w:val="902000"/>
     </w:rPr>
   </w:style>
@@ -15779,6 +16483,7 @@
     <w:name w:val="DecValTok"/>
     <w:basedOn w:val="VerbatimChar"/>
     <w:rPr>
+      <w:rFonts w:eastAsia="黑体"/>
       <w:color w:val="40a070"/>
     </w:rPr>
   </w:style>
@@ -15786,6 +16491,7 @@
     <w:name w:val="BaseNTok"/>
     <w:basedOn w:val="VerbatimChar"/>
     <w:rPr>
+      <w:rFonts w:eastAsia="黑体"/>
       <w:color w:val="40a070"/>
     </w:rPr>
   </w:style>
@@ -15793,6 +16499,7 @@
     <w:name w:val="FloatTok"/>
     <w:basedOn w:val="VerbatimChar"/>
     <w:rPr>
+      <w:rFonts w:eastAsia="黑体"/>
       <w:color w:val="40a070"/>
     </w:rPr>
   </w:style>
@@ -15800,6 +16507,7 @@
     <w:name w:val="ConstantTok"/>
     <w:basedOn w:val="VerbatimChar"/>
     <w:rPr>
+      <w:rFonts w:eastAsia="黑体"/>
       <w:color w:val="880000"/>
     </w:rPr>
   </w:style>
@@ -15807,6 +16515,7 @@
     <w:name w:val="CharTok"/>
     <w:basedOn w:val="VerbatimChar"/>
     <w:rPr>
+      <w:rFonts w:eastAsia="黑体"/>
       <w:color w:val="4070a0"/>
     </w:rPr>
   </w:style>
@@ -15814,6 +16523,7 @@
     <w:name w:val="SpecialCharTok"/>
     <w:basedOn w:val="VerbatimChar"/>
     <w:rPr>
+      <w:rFonts w:eastAsia="黑体"/>
       <w:color w:val="4070a0"/>
     </w:rPr>
   </w:style>
@@ -15821,6 +16531,7 @@
     <w:name w:val="StringTok"/>
     <w:basedOn w:val="VerbatimChar"/>
     <w:rPr>
+      <w:rFonts w:eastAsia="黑体"/>
       <w:color w:val="4070a0"/>
     </w:rPr>
   </w:style>
@@ -15828,6 +16539,7 @@
     <w:name w:val="VerbatimStringTok"/>
     <w:basedOn w:val="VerbatimChar"/>
     <w:rPr>
+      <w:rFonts w:eastAsia="黑体"/>
       <w:color w:val="4070a0"/>
     </w:rPr>
   </w:style>
@@ -15835,6 +16547,7 @@
     <w:name w:val="SpecialStringTok"/>
     <w:basedOn w:val="VerbatimChar"/>
     <w:rPr>
+      <w:rFonts w:eastAsia="黑体"/>
       <w:color w:val="bb6688"/>
     </w:rPr>
   </w:style>
@@ -15842,6 +16555,7 @@
     <w:name w:val="ImportTok"/>
     <w:basedOn w:val="VerbatimChar"/>
     <w:rPr>
+      <w:rFonts w:eastAsia="黑体"/>
       <w:b/>
       <w:color w:val="008000"/>
     </w:rPr>
@@ -15850,6 +16564,7 @@
     <w:name w:val="CommentTok"/>
     <w:basedOn w:val="VerbatimChar"/>
     <w:rPr>
+      <w:rFonts w:eastAsia="黑体"/>
       <w:i/>
       <w:color w:val="60a0b0"/>
     </w:rPr>
@@ -15858,6 +16573,7 @@
     <w:name w:val="DocumentationTok"/>
     <w:basedOn w:val="VerbatimChar"/>
     <w:rPr>
+      <w:rFonts w:eastAsia="黑体"/>
       <w:i/>
       <w:color w:val="ba2121"/>
     </w:rPr>
@@ -15866,6 +16582,7 @@
     <w:name w:val="AnnotationTok"/>
     <w:basedOn w:val="VerbatimChar"/>
     <w:rPr>
+      <w:rFonts w:eastAsia="黑体"/>
       <w:b/>
       <w:i/>
       <w:color w:val="60a0b0"/>
@@ -15875,6 +16592,7 @@
     <w:name w:val="CommentVarTok"/>
     <w:basedOn w:val="VerbatimChar"/>
     <w:rPr>
+      <w:rFonts w:eastAsia="黑体"/>
       <w:b/>
       <w:i/>
       <w:color w:val="60a0b0"/>
@@ -15884,6 +16602,7 @@
     <w:name w:val="OtherTok"/>
     <w:basedOn w:val="VerbatimChar"/>
     <w:rPr>
+      <w:rFonts w:eastAsia="黑体"/>
       <w:color w:val="007020"/>
     </w:rPr>
   </w:style>
@@ -15891,6 +16610,7 @@
     <w:name w:val="FunctionTok"/>
     <w:basedOn w:val="VerbatimChar"/>
     <w:rPr>
+      <w:rFonts w:eastAsia="黑体"/>
       <w:color w:val="06287e"/>
     </w:rPr>
   </w:style>
@@ -15898,6 +16618,7 @@
     <w:name w:val="VariableTok"/>
     <w:basedOn w:val="VerbatimChar"/>
     <w:rPr>
+      <w:rFonts w:eastAsia="黑体"/>
       <w:color w:val="19177c"/>
     </w:rPr>
   </w:style>
@@ -15905,6 +16626,7 @@
     <w:name w:val="ControlFlowTok"/>
     <w:basedOn w:val="VerbatimChar"/>
     <w:rPr>
+      <w:rFonts w:eastAsia="黑体"/>
       <w:b/>
       <w:color w:val="007020"/>
     </w:rPr>
@@ -15913,6 +16635,7 @@
     <w:name w:val="OperatorTok"/>
     <w:basedOn w:val="VerbatimChar"/>
     <w:rPr>
+      <w:rFonts w:eastAsia="黑体"/>
       <w:color w:val="666666"/>
     </w:rPr>
   </w:style>
@@ -15920,18 +16643,22 @@
     <w:name w:val="BuiltInTok"/>
     <w:basedOn w:val="VerbatimChar"/>
     <w:rPr>
+      <w:rFonts w:eastAsia="黑体"/>
       <w:color w:val="008000"/>
     </w:rPr>
   </w:style>
   <w:style w:type="character" w:customStyle="1" w:styleId="ExtensionTok">
     <w:name w:val="ExtensionTok"/>
     <w:basedOn w:val="VerbatimChar"/>
-    <w:rPr/>
+    <w:rPr>
+      <w:rFonts w:eastAsia="黑体"/>
+    </w:rPr>
   </w:style>
   <w:style w:type="character" w:customStyle="1" w:styleId="PreprocessorTok">
     <w:name w:val="PreprocessorTok"/>
     <w:basedOn w:val="VerbatimChar"/>
     <w:rPr>
+      <w:rFonts w:eastAsia="黑体"/>
       <w:color w:val="bc7a00"/>
     </w:rPr>
   </w:style>
@@ -15939,18 +16666,22 @@
     <w:name w:val="AttributeTok"/>
     <w:basedOn w:val="VerbatimChar"/>
     <w:rPr>
+      <w:rFonts w:eastAsia="黑体"/>
       <w:color w:val="7d9029"/>
     </w:rPr>
   </w:style>
   <w:style w:type="character" w:customStyle="1" w:styleId="RegionMarkerTok">
     <w:name w:val="RegionMarkerTok"/>
     <w:basedOn w:val="VerbatimChar"/>
-    <w:rPr/>
+    <w:rPr>
+      <w:rFonts w:eastAsia="黑体"/>
+    </w:rPr>
   </w:style>
   <w:style w:type="character" w:customStyle="1" w:styleId="InformationTok">
     <w:name w:val="InformationTok"/>
     <w:basedOn w:val="VerbatimChar"/>
     <w:rPr>
+      <w:rFonts w:eastAsia="黑体"/>
       <w:b/>
       <w:i/>
       <w:color w:val="60a0b0"/>
@@ -15960,6 +16691,7 @@
     <w:name w:val="WarningTok"/>
     <w:basedOn w:val="VerbatimChar"/>
     <w:rPr>
+      <w:rFonts w:eastAsia="黑体"/>
       <w:b/>
       <w:i/>
       <w:color w:val="60a0b0"/>
@@ -15969,6 +16701,7 @@
     <w:name w:val="AlertTok"/>
     <w:basedOn w:val="VerbatimChar"/>
     <w:rPr>
+      <w:rFonts w:eastAsia="黑体"/>
       <w:b/>
       <w:color w:val="ff0000"/>
     </w:rPr>
@@ -15977,6 +16710,7 @@
     <w:name w:val="ErrorTok"/>
     <w:basedOn w:val="VerbatimChar"/>
     <w:rPr>
+      <w:rFonts w:eastAsia="黑体"/>
       <w:b/>
       <w:color w:val="ff0000"/>
     </w:rPr>
@@ -15984,7 +16718,9 @@
   <w:style w:type="character" w:customStyle="1" w:styleId="NormalTok">
     <w:name w:val="NormalTok"/>
     <w:basedOn w:val="VerbatimChar"/>
-    <w:rPr/>
+    <w:rPr>
+      <w:rFonts w:eastAsia="黑体"/>
+    </w:rPr>
   </w:style>
 </w:styles>
 </file>
@@ -16033,12 +16769,12 @@
     <a:fontScheme name="Office">
       <a:majorFont>
         <a:latin typeface="Calibri"/>
-        <a:ea typeface=""/>
+        <a:ea typeface="黑体"/>
         <a:cs typeface=""/>
         <a:font script="Jpan" typeface="ＭＳ ゴシック"/>
         <a:font script="Hang" typeface="맑은 고딕"/>
-        <a:font script="Hans" typeface="宋体"/>
-        <a:font script="Hant" typeface="新細明體"/>
+        <a:font script="Hans" typeface="黑体"/>
+        <a:font script="Hant" typeface="黑体"/>
         <a:font script="Arab" typeface="Times New Roman"/>
         <a:font script="Hebr" typeface="Times New Roman"/>
         <a:font script="Thai" typeface="Angsana New"/>
@@ -16068,12 +16804,12 @@
       </a:majorFont>
       <a:minorFont>
         <a:latin typeface="Cambria"/>
-        <a:ea typeface=""/>
+        <a:ea typeface="黑体"/>
         <a:cs typeface=""/>
         <a:font script="Jpan" typeface="ＭＳ 明朝"/>
         <a:font script="Hang" typeface="맑은 고딕"/>
-        <a:font script="Hans" typeface="宋体"/>
-        <a:font script="Hant" typeface="新細明體"/>
+        <a:font script="Hans" typeface="黑体"/>
+        <a:font script="Hant" typeface="黑体"/>
         <a:font script="Arab" typeface="Arial"/>
         <a:font script="Hebr" typeface="Arial"/>
         <a:font script="Thai" typeface="Cordia New"/>

--- a/02-放大电路/04-射频放大电路/射频小信号放大电路/射频小信号放大电路.docx
+++ b/02-放大电路/04-射频放大电路/射频小信号放大电路/射频小信号放大电路.docx
@@ -3698,7 +3698,7 @@
           <w:color w:val="555555"/>
           <w:sz w:val="21"/>
         </w:rPr>
-        <w:t>材料收集者：杜文杰，WX手机：19519196569，QQ:3478827729</w:t>
+        <w:t>材料收集者：杜文杰，微信/手机：19519196569，QQ:3478827729</w:t>
       </w:r>
     </w:p>
     <w:sectPr>
